--- a/docs/deliverable/AS-BUILT.docx
+++ b/docs/deliverable/AS-BUILT.docx
@@ -7,7 +7,7 @@
         <w:pStyle w:val="Title"/>
       </w:pPr>
       <w:r>
-        <w:t xml:space="preserve">MedWatch - As-Built Documentation</w:t>
+        <w:t xml:space="preserve">MedWatch As-Built (As-Implemented) System Documentation</w:t>
       </w:r>
     </w:p>
     <w:p>
@@ -44,7 +44,7 @@
         </w:p>
       </w:sdtContent>
     </w:sdt>
-    <w:bookmarkStart w:id="95" w:name="X5dce3e0fa2069a32c4be8dc5165ab49c55a7a69"/>
+    <w:bookmarkStart w:id="97" w:name="X5dce3e0fa2069a32c4be8dc5165ab49c55a7a69"/>
     <w:p>
       <w:pPr>
         <w:pStyle w:val="Heading1"/>
@@ -18264,7 +18264,7 @@
     </w:p>
     <w:bookmarkEnd w:id="66"/>
     <w:bookmarkEnd w:id="67"/>
-    <w:bookmarkStart w:id="71" w:name="Xfd9b0d0de2a7b957f439dce24a003933787bd10"/>
+    <w:bookmarkStart w:id="72" w:name="Xfd9b0d0de2a7b957f439dce24a003933787bd10"/>
     <w:p>
       <w:pPr>
         <w:pStyle w:val="Heading2"/>
@@ -18373,13 +18373,36 @@
       </w:r>
     </w:p>
     <w:bookmarkEnd w:id="68"/>
-    <w:bookmarkStart w:id="69" w:name="hutang-teknis-lain"/>
+    <w:bookmarkStart w:id="69" w:name="X3b137a285ee487aea4409a24835dc8a432cf1b0"/>
     <w:p>
       <w:pPr>
         <w:pStyle w:val="Heading3"/>
       </w:pPr>
       <w:r>
-        <w:t xml:space="preserve">15.2 Hutang Teknis Lain</w:t>
+        <w:t xml:space="preserve">15.2 Item Inconclusive dari W4-HUNT (deferred ke Wave-5-followup)</w:t>
+      </w:r>
+    </w:p>
+    <w:p>
+      <w:pPr>
+        <w:pStyle w:val="FirstParagraph"/>
+      </w:pPr>
+      <w:r>
+        <w:t xml:space="preserve">Wave 4 bug-hunt menghasilkan empat item dengan status Inconclusive yang sepenuhnya bergantung pada penyelesaian B-WAVE1-BUILD-1 (Node 22 LTS swap) untuk dapat diverifikasi secara live. Tanpa Playwright MCP yang fungsional dan tanpa</w:t>
+      </w:r>
+      <w:r>
+        <w:t xml:space="preserve"> </w:t>
+      </w:r>
+      <w:r>
+        <w:rPr>
+          <w:rStyle w:val="VerbatimChar"/>
+        </w:rPr>
+        <w:t xml:space="preserve">npm run build</w:t>
+      </w:r>
+      <w:r>
+        <w:t xml:space="preserve"> </w:t>
+      </w:r>
+      <w:r>
+        <w:t xml:space="preserve">yang sukses, sweep berikut tidak dapat dieksekusi pada Wave 4:</w:t>
       </w:r>
     </w:p>
     <w:p>
@@ -18395,82 +18418,82 @@
           <w:b/>
           <w:bCs/>
         </w:rPr>
-        <w:t xml:space="preserve">Audit log admin hardcoded sample.</w:t>
-      </w:r>
-      <w:r>
-        <w:t xml:space="preserve"> </w:t>
-      </w:r>
-      <w:r>
-        <w:rPr>
-          <w:rStyle w:val="VerbatimChar"/>
-        </w:rPr>
-        <w:t xml:space="preserve">src/app/admin/dashboard/page.tsx:83-89</w:t>
-      </w:r>
-      <w:r>
-        <w:t xml:space="preserve"> </w:t>
-      </w:r>
-      <w:r>
-        <w:t xml:space="preserve">masih memuat 5 baris sample</w:t>
-      </w:r>
-      <w:r>
-        <w:t xml:space="preserve"> </w:t>
-      </w:r>
-      <w:r>
-        <w:rPr>
-          <w:rStyle w:val="VerbatimChar"/>
-        </w:rPr>
-        <w:t xml:space="preserve">auditLog</w:t>
-      </w:r>
-      <w:r>
-        <w:t xml:space="preserve"> </w:t>
-      </w:r>
-      <w:r>
-        <w:t xml:space="preserve">(string literal</w:t>
-      </w:r>
-      <w:r>
-        <w:t xml:space="preserve"> </w:t>
-      </w:r>
-      <w:r>
-        <w:rPr>
-          <w:rStyle w:val="VerbatimChar"/>
-        </w:rPr>
-        <w:t xml:space="preserve">"14:32 bidan_siti Login dari IP 103.8.xx.xx"</w:t>
-      </w:r>
-      <w:r>
-        <w:t xml:space="preserve"> </w:t>
-      </w:r>
-      <w:r>
-        <w:t xml:space="preserve">dst). Auditor menandai sebagai minor karena T1-ADMIN sudah menambahkan rute real</w:t>
-      </w:r>
-      <w:r>
-        <w:t xml:space="preserve"> </w:t>
-      </w:r>
-      <w:r>
-        <w:rPr>
-          <w:rStyle w:val="VerbatimChar"/>
-        </w:rPr>
-        <w:t xml:space="preserve">dashboard/aktivitas/page.tsx</w:t>
-      </w:r>
-      <w:r>
-        <w:t xml:space="preserve"> </w:t>
-      </w:r>
-      <w:r>
-        <w:t xml:space="preserve">dengan feed terstruktur per role. Followup Wave 5: ganti sample admin dengan fetch dari endpoint backend yang ditambahkan kemudian (kandidat:</w:t>
-      </w:r>
-      <w:r>
-        <w:t xml:space="preserve"> </w:t>
-      </w:r>
-      <w:r>
-        <w:rPr>
-          <w:rStyle w:val="VerbatimChar"/>
-        </w:rPr>
-        <w:t xml:space="preserve">GET /api/admin/audit-log</w:t>
-      </w:r>
-      <w:r>
-        <w:t xml:space="preserve"> </w:t>
-      </w:r>
-      <w:r>
-        <w:t xml:space="preserve">dengan paging cursor).</w:t>
+        <w:t xml:space="preserve">Browser/Responsive sweep deferred (Kategori 11 W4-HUNT).</w:t>
+      </w:r>
+      <w:r>
+        <w:t xml:space="preserve"> </w:t>
+      </w:r>
+      <w:r>
+        <w:t xml:space="preserve">Verifikasi visual viewports 360x800, 768x1024, 1280x800, 1920x1080 untuk halaman patient-create dan safety-checker membutuhkan Playwright keyboard-tab + screenshot. Static-review observation (W4-HUNT Bagian 11) sudah dilakukan:</w:t>
+      </w:r>
+      <w:r>
+        <w:t xml:space="preserve"> </w:t>
+      </w:r>
+      <w:r>
+        <w:rPr>
+          <w:rStyle w:val="VerbatimChar"/>
+        </w:rPr>
+        <w:t xml:space="preserve">src/app/dashboard/page.tsx:616-622</w:t>
+      </w:r>
+      <w:r>
+        <w:t xml:space="preserve"> </w:t>
+      </w:r>
+      <w:r>
+        <w:t xml:space="preserve">memuat breakpoint kpi grid 4 -&gt; 2 -&gt; 1 kolom,</w:t>
+      </w:r>
+      <w:r>
+        <w:t xml:space="preserve"> </w:t>
+      </w:r>
+      <w:r>
+        <w:rPr>
+          <w:rStyle w:val="VerbatimChar"/>
+        </w:rPr>
+        <w:t xml:space="preserve">src/components/shell/NavBar.tsx:206-213</w:t>
+      </w:r>
+      <w:r>
+        <w:t xml:space="preserve"> </w:t>
+      </w:r>
+      <w:r>
+        <w:t xml:space="preserve">melakukan swap TopNav-to-BottomNav di</w:t>
+      </w:r>
+      <w:r>
+        <w:t xml:space="preserve"> </w:t>
+      </w:r>
+      <w:r>
+        <w:rPr>
+          <w:rStyle w:val="VerbatimChar"/>
+        </w:rPr>
+        <w:t xml:space="preserve">&lt;820px</w:t>
+      </w:r>
+      <w:r>
+        <w:t xml:space="preserve">,</w:t>
+      </w:r>
+      <w:r>
+        <w:t xml:space="preserve"> </w:t>
+      </w:r>
+      <w:r>
+        <w:rPr>
+          <w:rStyle w:val="VerbatimChar"/>
+        </w:rPr>
+        <w:t xml:space="preserve">src/app/safety-checker/page.tsx:1016-1018</w:t>
+      </w:r>
+      <w:r>
+        <w:t xml:space="preserve"> </w:t>
+      </w:r>
+      <w:r>
+        <w:t xml:space="preserve">collapse two-column ke single-column di</w:t>
+      </w:r>
+      <w:r>
+        <w:t xml:space="preserve"> </w:t>
+      </w:r>
+      <w:r>
+        <w:rPr>
+          <w:rStyle w:val="VerbatimChar"/>
+        </w:rPr>
+        <w:t xml:space="preserve">&lt;=1080px</w:t>
+      </w:r>
+      <w:r>
+        <w:t xml:space="preserve">. Wave-5-followup karena B-WAVE1-BUILD-1 belum tertangani.</w:t>
       </w:r>
     </w:p>
     <w:p>
@@ -18486,94 +18509,115 @@
           <w:b/>
           <w:bCs/>
         </w:rPr>
-        <w:t xml:space="preserve">Heatmap menggunakan severity weighting, bukan raw FAERS counts.</w:t>
-      </w:r>
-      <w:r>
-        <w:t xml:space="preserve"> </w:t>
-      </w:r>
-      <w:r>
-        <w:t xml:space="preserve">Per</w:t>
-      </w:r>
-      <w:r>
-        <w:t xml:space="preserve"> </w:t>
-      </w:r>
-      <w:r>
-        <w:rPr>
-          <w:rStyle w:val="VerbatimChar"/>
-        </w:rPr>
-        <w:t xml:space="preserve">src/lib/heatmap-colors.ts</w:t>
-      </w:r>
-      <w:r>
-        <w:t xml:space="preserve"> </w:t>
-      </w:r>
-      <w:r>
-        <w:t xml:space="preserve">dan</w:t>
-      </w:r>
-      <w:r>
-        <w:t xml:space="preserve"> </w:t>
-      </w:r>
-      <w:r>
-        <w:rPr>
-          <w:rStyle w:val="VerbatimChar"/>
-        </w:rPr>
-        <w:t xml:space="preserve">src/app/heatmap/page.tsx</w:t>
-      </w:r>
-      <w:r>
-        <w:t xml:space="preserve">, nilai sel dihitung sebagai</w:t>
-      </w:r>
-      <w:r>
-        <w:t xml:space="preserve"> </w:t>
-      </w:r>
-      <w:r>
-        <w:rPr>
-          <w:rStyle w:val="VerbatimChar"/>
-        </w:rPr>
-        <w:t xml:space="preserve">presence * severity_weight(effect)</w:t>
-      </w:r>
-      <w:r>
-        <w:t xml:space="preserve"> </w:t>
-      </w:r>
-      <w:r>
-        <w:t xml:space="preserve">dengan bobot ringan=1, sedang=2, serius=4 (T1-HEATMAP Bagian 3). Backend hanya mengembalikan presence biner 0/1 (</w:t>
-      </w:r>
-      <w:r>
-        <w:rPr>
-          <w:rStyle w:val="VerbatimChar"/>
-        </w:rPr>
-        <w:t xml:space="preserve">api/routes/visualization_routes.py:113-138</w:t>
-      </w:r>
-      <w:r>
-        <w:t xml:space="preserve">). Followup T1-HEATMAP: ganti dengan raw FAERS counts dari</w:t>
-      </w:r>
-      <w:r>
-        <w:t xml:space="preserve"> </w:t>
-      </w:r>
-      <w:r>
-        <w:rPr>
-          <w:rStyle w:val="VerbatimChar"/>
-        </w:rPr>
-        <w:t xml:space="preserve">anggota1/data/drug_safety_data.json</w:t>
-      </w:r>
-      <w:r>
-        <w:t xml:space="preserve"> </w:t>
-      </w:r>
-      <w:r>
-        <w:t xml:space="preserve">(sudah punya</w:t>
-      </w:r>
-      <w:r>
-        <w:t xml:space="preserve"> </w:t>
-      </w:r>
-      <w:r>
-        <w:rPr>
-          <w:rStyle w:val="VerbatimChar"/>
-        </w:rPr>
-        <w:t xml:space="preserve">side_effects[]</w:t>
-      </w:r>
-      <w:r>
-        <w:t xml:space="preserve"> </w:t>
-      </w:r>
-      <w:r>
-        <w:t xml:space="preserve">real dari 74 rekord) saat Wave 5 jika waktu mengizinkan. Tidak blocking untuk submission.</w:t>
+        <w:t xml:space="preserve">Focus rings audit deferred (H12-1 W4-HUNT).</w:t>
+      </w:r>
+      <w:r>
+        <w:t xml:space="preserve"> </w:t>
+      </w:r>
+      <w:r>
+        <w:t xml:space="preserve">Static grep di src/ menemukan sedikit literal</w:t>
+      </w:r>
+      <w:r>
+        <w:t xml:space="preserve"> </w:t>
+      </w:r>
+      <w:r>
+        <w:rPr>
+          <w:rStyle w:val="VerbatimChar"/>
+        </w:rPr>
+        <w:t xml:space="preserve">focus:</w:t>
+      </w:r>
+      <w:r>
+        <w:t xml:space="preserve"> </w:t>
+      </w:r>
+      <w:r>
+        <w:t xml:space="preserve">/</w:t>
+      </w:r>
+      <w:r>
+        <w:t xml:space="preserve"> </w:t>
+      </w:r>
+      <w:r>
+        <w:rPr>
+          <w:rStyle w:val="VerbatimChar"/>
+        </w:rPr>
+        <w:t xml:space="preserve">outline</w:t>
+      </w:r>
+      <w:r>
+        <w:t xml:space="preserve">; verifikasi WCAG 2.4.7 (kontras 3:1 pada elemen</w:t>
+      </w:r>
+      <w:r>
+        <w:t xml:space="preserve"> </w:t>
+      </w:r>
+      <w:r>
+        <w:rPr>
+          <w:rStyle w:val="VerbatimChar"/>
+        </w:rPr>
+        <w:t xml:space="preserve">:focus-visible</w:t>
+      </w:r>
+      <w:r>
+        <w:t xml:space="preserve">) memerlukan Playwright keyboard tab-through pada setiap halaman aktif. Kandidat file:</w:t>
+      </w:r>
+      <w:r>
+        <w:t xml:space="preserve"> </w:t>
+      </w:r>
+      <w:r>
+        <w:rPr>
+          <w:rStyle w:val="VerbatimChar"/>
+        </w:rPr>
+        <w:t xml:space="preserve">src/app/globals.css</w:t>
+      </w:r>
+      <w:r>
+        <w:t xml:space="preserve"> </w:t>
+      </w:r>
+      <w:r>
+        <w:t xml:space="preserve">plus class</w:t>
+      </w:r>
+      <w:r>
+        <w:t xml:space="preserve"> </w:t>
+      </w:r>
+      <w:r>
+        <w:rPr>
+          <w:rStyle w:val="VerbatimChar"/>
+        </w:rPr>
+        <w:t xml:space="preserve">.btn</w:t>
+      </w:r>
+      <w:r>
+        <w:t xml:space="preserve">,</w:t>
+      </w:r>
+      <w:r>
+        <w:t xml:space="preserve"> </w:t>
+      </w:r>
+      <w:r>
+        <w:rPr>
+          <w:rStyle w:val="VerbatimChar"/>
+        </w:rPr>
+        <w:t xml:space="preserve">.input</w:t>
+      </w:r>
+      <w:r>
+        <w:t xml:space="preserve">,</w:t>
+      </w:r>
+      <w:r>
+        <w:t xml:space="preserve"> </w:t>
+      </w:r>
+      <w:r>
+        <w:rPr>
+          <w:rStyle w:val="VerbatimChar"/>
+        </w:rPr>
+        <w:t xml:space="preserve">.chip</w:t>
+      </w:r>
+      <w:r>
+        <w:t xml:space="preserve">,</w:t>
+      </w:r>
+      <w:r>
+        <w:t xml:space="preserve"> </w:t>
+      </w:r>
+      <w:r>
+        <w:rPr>
+          <w:rStyle w:val="VerbatimChar"/>
+        </w:rPr>
+        <w:t xml:space="preserve">.nav-pill</w:t>
+      </w:r>
+      <w:r>
+        <w:t xml:space="preserve">. Wave-5-followup.</w:t>
       </w:r>
     </w:p>
     <w:p>
@@ -18589,55 +18633,67 @@
           <w:b/>
           <w:bCs/>
         </w:rPr>
-        <w:t xml:space="preserve">Atomic JSON write race.</w:t>
-      </w:r>
-      <w:r>
-        <w:t xml:space="preserve"> </w:t>
-      </w:r>
-      <w:r>
-        <w:rPr>
-          <w:rStyle w:val="VerbatimChar"/>
-        </w:rPr>
-        <w:t xml:space="preserve">api/storage.py:38-43</w:t>
-      </w:r>
-      <w:r>
-        <w:t xml:space="preserve"> </w:t>
-      </w:r>
-      <w:r>
-        <w:t xml:space="preserve">(</w:t>
-      </w:r>
-      <w:r>
-        <w:rPr>
-          <w:rStyle w:val="VerbatimChar"/>
-        </w:rPr>
-        <w:t xml:space="preserve">_save_local</w:t>
-      </w:r>
-      <w:r>
-        <w:t xml:space="preserve">) menulis langsung ke file tanpa pola</w:t>
-      </w:r>
-      <w:r>
-        <w:t xml:space="preserve"> </w:t>
-      </w:r>
-      <w:r>
-        <w:rPr>
-          <w:rStyle w:val="VerbatimChar"/>
-        </w:rPr>
-        <w:t xml:space="preserve">write-to-temp + os.replace</w:t>
-      </w:r>
-      <w:r>
-        <w:t xml:space="preserve">. Crash di tengah write berpotensi men-korup file (</w:t>
-      </w:r>
-      <w:r>
-        <w:rPr>
-          <w:rStyle w:val="VerbatimChar"/>
-        </w:rPr>
-        <w:t xml:space="preserve">docs/SECURITY.md</w:t>
-      </w:r>
-      <w:r>
-        <w:t xml:space="preserve"> </w:t>
-      </w:r>
-      <w:r>
-        <w:t xml:space="preserve">Residual Risk R6). Mitigasi sementara: GCS object versioning di production memungkinkan rollback. Followup: implementasi pola atomic rename.</w:t>
+        <w:t xml:space="preserve">Bundle size sweep deferred (Kategori 14 W4-HUNT).</w:t>
+      </w:r>
+      <w:r>
+        <w:t xml:space="preserve"> </w:t>
+      </w:r>
+      <w:r>
+        <w:rPr>
+          <w:rStyle w:val="VerbatimChar"/>
+        </w:rPr>
+        <w:t xml:space="preserve">.next/static/</w:t>
+      </w:r>
+      <w:r>
+        <w:t xml:space="preserve"> </w:t>
+      </w:r>
+      <w:r>
+        <w:t xml:space="preserve">tidak ada karena</w:t>
+      </w:r>
+      <w:r>
+        <w:t xml:space="preserve"> </w:t>
+      </w:r>
+      <w:r>
+        <w:rPr>
+          <w:rStyle w:val="VerbatimChar"/>
+        </w:rPr>
+        <w:t xml:space="preserve">npm run build</w:t>
+      </w:r>
+      <w:r>
+        <w:t xml:space="preserve"> </w:t>
+      </w:r>
+      <w:r>
+        <w:t xml:space="preserve">gagal di Node 25.6 (lihat 15.1). Pengukuran</w:t>
+      </w:r>
+      <w:r>
+        <w:t xml:space="preserve"> </w:t>
+      </w:r>
+      <w:r>
+        <w:rPr>
+          <w:rStyle w:val="VerbatimChar"/>
+        </w:rPr>
+        <w:t xml:space="preserve">du -sh .next/static/</w:t>
+      </w:r>
+      <w:r>
+        <w:t xml:space="preserve"> </w:t>
+      </w:r>
+      <w:r>
+        <w:t xml:space="preserve">per chunk, identifikasi route-level bundle penyumbang besar, dan verifikasi target</w:t>
+      </w:r>
+      <w:r>
+        <w:t xml:space="preserve"> </w:t>
+      </w:r>
+      <w:r>
+        <w:rPr>
+          <w:rStyle w:val="VerbatimChar"/>
+        </w:rPr>
+        <w:t xml:space="preserve">&lt;400 KB initial JS</w:t>
+      </w:r>
+      <w:r>
+        <w:t xml:space="preserve"> </w:t>
+      </w:r>
+      <w:r>
+        <w:t xml:space="preserve">per route belum dapat dilakukan. Wave-5-followup setelah swap Node 22 LTS.</w:t>
       </w:r>
     </w:p>
     <w:p>
@@ -18653,397 +18709,91 @@
           <w:b/>
           <w:bCs/>
         </w:rPr>
-        <w:t xml:space="preserve">Tidak ada rate-limit / account lockout</w:t>
-      </w:r>
-      <w:r>
-        <w:rPr>
-          <w:b/>
-          <w:bCs/>
-        </w:rPr>
-        <w:t xml:space="preserve"> </w:t>
-      </w:r>
-      <w:r>
-        <w:rPr>
-          <w:rStyle w:val="VerbatimChar"/>
-          <w:b/>
-          <w:bCs/>
-        </w:rPr>
-        <w:t xml:space="preserve">/api/auth/login</w:t>
-      </w:r>
-      <w:r>
-        <w:t xml:space="preserve"> </w:t>
-      </w:r>
-      <w:r>
-        <w:t xml:space="preserve">(</w:t>
-      </w:r>
-      <w:r>
-        <w:rPr>
-          <w:rStyle w:val="VerbatimChar"/>
-        </w:rPr>
-        <w:t xml:space="preserve">docs/SECURITY.md</w:t>
-      </w:r>
-      <w:r>
-        <w:t xml:space="preserve"> </w:t>
-      </w:r>
-      <w:r>
-        <w:t xml:space="preserve">R1). Bruteforce diperlambat hanya oleh bcrypt cost 12; di-acknowledge sebagai residual risk dengan plan production di</w:t>
-      </w:r>
-      <w:r>
-        <w:t xml:space="preserve"> </w:t>
-      </w:r>
-      <w:r>
-        <w:rPr>
-          <w:rStyle w:val="VerbatimChar"/>
-        </w:rPr>
-        <w:t xml:space="preserve">ProductionGrade-ImplementationPlan/04-hardening-plan.md</w:t>
+        <w:t xml:space="preserve">Dark-mode contrast sweep deferred.</w:t>
+      </w:r>
+      <w:r>
+        <w:t xml:space="preserve"> </w:t>
+      </w:r>
+      <w:r>
+        <w:t xml:space="preserve">Theme toggle ada di</w:t>
+      </w:r>
+      <w:r>
+        <w:t xml:space="preserve"> </w:t>
+      </w:r>
+      <w:r>
+        <w:rPr>
+          <w:rStyle w:val="VerbatimChar"/>
+        </w:rPr>
+        <w:t xml:space="preserve">src/components/shell/ThemeToggle.tsx</w:t>
+      </w:r>
+      <w:r>
+        <w:t xml:space="preserve">, CSS variable seragam (</w:t>
+      </w:r>
+      <w:r>
+        <w:rPr>
+          <w:rStyle w:val="VerbatimChar"/>
+        </w:rPr>
+        <w:t xml:space="preserve">var(--bg)</w:t>
+      </w:r>
+      <w:r>
+        <w:t xml:space="preserve">,</w:t>
+      </w:r>
+      <w:r>
+        <w:t xml:space="preserve"> </w:t>
+      </w:r>
+      <w:r>
+        <w:rPr>
+          <w:rStyle w:val="VerbatimChar"/>
+        </w:rPr>
+        <w:t xml:space="preserve">var(--ink)</w:t>
+      </w:r>
+      <w:r>
+        <w:t xml:space="preserve">); namun verifikasi rasio kontras WCAG 1.4.3 (4.5:1 normal text, 3:1 large text) di dark mode untuk seluruh route butuh Playwright screenshot otomatis per viewport. Wave-5-followup.</w:t>
+      </w:r>
+    </w:p>
+    <w:p>
+      <w:pPr>
+        <w:pStyle w:val="FirstParagraph"/>
+      </w:pPr>
+      <w:r>
+        <w:t xml:space="preserve">Semua empat item di atas gating pada blocker yang sama (B-WAVE1-BUILD-1 di Bagian 15.1). Setelah Node 22 LTS swap selesai dan</w:t>
+      </w:r>
+      <w:r>
+        <w:t xml:space="preserve"> </w:t>
+      </w:r>
+      <w:r>
+        <w:rPr>
+          <w:rStyle w:val="VerbatimChar"/>
+        </w:rPr>
+        <w:t xml:space="preserve">npm run build</w:t>
+      </w:r>
+      <w:r>
+        <w:t xml:space="preserve"> </w:t>
+      </w:r>
+      <w:r>
+        <w:t xml:space="preserve">reproducible sukses, jalankan Playwright matrix 4 viewport x 2 theme = 8 kombinasi dan rekam screenshot per route ke</w:t>
+      </w:r>
+      <w:r>
+        <w:t xml:space="preserve"> </w:t>
+      </w:r>
+      <w:r>
+        <w:rPr>
+          <w:rStyle w:val="VerbatimChar"/>
+        </w:rPr>
+        <w:t xml:space="preserve">docs/testing/evidence/</w:t>
       </w:r>
       <w:r>
         <w:t xml:space="preserve">.</w:t>
       </w:r>
     </w:p>
-    <w:p>
-      <w:pPr>
-        <w:pStyle w:val="Compact"/>
-        <w:numPr>
-          <w:ilvl w:val="0"/>
-          <w:numId w:val="1017"/>
-        </w:numPr>
-      </w:pPr>
-      <w:r>
-        <w:rPr>
-          <w:b/>
-          <w:bCs/>
-        </w:rPr>
-        <w:t xml:space="preserve">Audit trail minimal: hanya Cloud Logging 30 hari</w:t>
-      </w:r>
-      <w:r>
-        <w:t xml:space="preserve"> </w:t>
-      </w:r>
-      <w:r>
-        <w:t xml:space="preserve">(</w:t>
-      </w:r>
-      <w:r>
-        <w:rPr>
-          <w:rStyle w:val="VerbatimChar"/>
-        </w:rPr>
-        <w:t xml:space="preserve">docs/SECURITY.md</w:t>
-      </w:r>
-      <w:r>
-        <w:t xml:space="preserve"> </w:t>
-      </w:r>
-      <w:r>
-        <w:t xml:space="preserve">R2). Aksi admin tercatat di stdout; forensic post-30-hari sulit.</w:t>
-      </w:r>
-    </w:p>
-    <w:p>
-      <w:pPr>
-        <w:pStyle w:val="Compact"/>
-        <w:numPr>
-          <w:ilvl w:val="0"/>
-          <w:numId w:val="1017"/>
-        </w:numPr>
-      </w:pPr>
-      <w:r>
-        <w:rPr>
-          <w:b/>
-          <w:bCs/>
-        </w:rPr>
-        <w:t xml:space="preserve">Tidak ada CSRF token state-changing route</w:t>
-      </w:r>
-      <w:r>
-        <w:t xml:space="preserve"> </w:t>
-      </w:r>
-      <w:r>
-        <w:t xml:space="preserve">(</w:t>
-      </w:r>
-      <w:r>
-        <w:rPr>
-          <w:rStyle w:val="VerbatimChar"/>
-        </w:rPr>
-        <w:t xml:space="preserve">docs/SECURITY.md</w:t>
-      </w:r>
-      <w:r>
-        <w:t xml:space="preserve"> </w:t>
-      </w:r>
-      <w:r>
-        <w:t xml:space="preserve">R3). Mitigasi: SameSite=Lax cookie + same-origin proxy Vercel.</w:t>
-      </w:r>
-    </w:p>
-    <w:p>
-      <w:pPr>
-        <w:pStyle w:val="Compact"/>
-        <w:numPr>
-          <w:ilvl w:val="0"/>
-          <w:numId w:val="1017"/>
-        </w:numPr>
-      </w:pPr>
-      <w:r>
-        <w:rPr>
-          <w:b/>
-          <w:bCs/>
-        </w:rPr>
-        <w:t xml:space="preserve">Rotasi JWT secret manual</w:t>
-      </w:r>
-      <w:r>
-        <w:t xml:space="preserve"> </w:t>
-      </w:r>
-      <w:r>
-        <w:t xml:space="preserve">(</w:t>
-      </w:r>
-      <w:r>
-        <w:rPr>
-          <w:rStyle w:val="VerbatimChar"/>
-        </w:rPr>
-        <w:t xml:space="preserve">docs/SECURITY.md</w:t>
-      </w:r>
-      <w:r>
-        <w:t xml:space="preserve"> </w:t>
-      </w:r>
-      <w:r>
-        <w:t xml:space="preserve">R4). Belum ada dual-key window otomatis.</w:t>
-      </w:r>
-    </w:p>
-    <w:p>
-      <w:pPr>
-        <w:pStyle w:val="Compact"/>
-        <w:numPr>
-          <w:ilvl w:val="0"/>
-          <w:numId w:val="1017"/>
-        </w:numPr>
-      </w:pPr>
-      <w:r>
-        <w:rPr>
-          <w:b/>
-          <w:bCs/>
-        </w:rPr>
-        <w:t xml:space="preserve">Dependency scanning belum di CI</w:t>
-      </w:r>
-      <w:r>
-        <w:t xml:space="preserve"> </w:t>
-      </w:r>
-      <w:r>
-        <w:t xml:space="preserve">(</w:t>
-      </w:r>
-      <w:r>
-        <w:rPr>
-          <w:rStyle w:val="VerbatimChar"/>
-        </w:rPr>
-        <w:t xml:space="preserve">docs/SECURITY.md</w:t>
-      </w:r>
-      <w:r>
-        <w:t xml:space="preserve"> </w:t>
-      </w:r>
-      <w:r>
-        <w:t xml:space="preserve">R5).</w:t>
-      </w:r>
-      <w:r>
-        <w:t xml:space="preserve"> </w:t>
-      </w:r>
-      <w:r>
-        <w:rPr>
-          <w:rStyle w:val="VerbatimChar"/>
-        </w:rPr>
-        <w:t xml:space="preserve">pip-audit</w:t>
-      </w:r>
-      <w:r>
-        <w:t xml:space="preserve"> </w:t>
-      </w:r>
-      <w:r>
-        <w:t xml:space="preserve">+</w:t>
-      </w:r>
-      <w:r>
-        <w:t xml:space="preserve"> </w:t>
-      </w:r>
-      <w:r>
-        <w:rPr>
-          <w:rStyle w:val="VerbatimChar"/>
-        </w:rPr>
-        <w:t xml:space="preserve">npm audit</w:t>
-      </w:r>
-      <w:r>
-        <w:t xml:space="preserve"> </w:t>
-      </w:r>
-      <w:r>
-        <w:t xml:space="preserve">jalan manual oleh security-analyst agent.</w:t>
-      </w:r>
-    </w:p>
-    <w:p>
-      <w:pPr>
-        <w:pStyle w:val="Compact"/>
-        <w:numPr>
-          <w:ilvl w:val="0"/>
-          <w:numId w:val="1017"/>
-        </w:numPr>
-      </w:pPr>
-      <w:r>
-        <w:rPr>
-          <w:b/>
-          <w:bCs/>
-        </w:rPr>
-        <w:t xml:space="preserve">Backend Cloud Run</w:t>
-      </w:r>
-      <w:r>
-        <w:rPr>
-          <w:b/>
-          <w:bCs/>
-        </w:rPr>
-        <w:t xml:space="preserve"> </w:t>
-      </w:r>
-      <w:r>
-        <w:rPr>
-          <w:rStyle w:val="VerbatimChar"/>
-          <w:b/>
-          <w:bCs/>
-        </w:rPr>
-        <w:t xml:space="preserve">--allow-unauthenticated</w:t>
-      </w:r>
-      <w:r>
-        <w:t xml:space="preserve"> </w:t>
-      </w:r>
-      <w:r>
-        <w:t xml:space="preserve">(</w:t>
-      </w:r>
-      <w:r>
-        <w:rPr>
-          <w:rStyle w:val="VerbatimChar"/>
-        </w:rPr>
-        <w:t xml:space="preserve">docs/SECURITY.md</w:t>
-      </w:r>
-      <w:r>
-        <w:t xml:space="preserve"> </w:t>
-      </w:r>
-      <w:r>
-        <w:t xml:space="preserve">R7). RBAC backend tetap menolak token absen/invalid; production plan: Cloud Run IAM</w:t>
-      </w:r>
-      <w:r>
-        <w:t xml:space="preserve"> </w:t>
-      </w:r>
-      <w:r>
-        <w:rPr>
-          <w:rStyle w:val="VerbatimChar"/>
-        </w:rPr>
-        <w:t xml:space="preserve">roles/run.invoker</w:t>
-      </w:r>
-      <w:r>
-        <w:t xml:space="preserve"> </w:t>
-      </w:r>
-      <w:r>
-        <w:t xml:space="preserve">hanya untuk Vercel IP range atau VPC peering.</w:t>
-      </w:r>
-    </w:p>
-    <w:p>
-      <w:pPr>
-        <w:pStyle w:val="Compact"/>
-        <w:numPr>
-          <w:ilvl w:val="0"/>
-          <w:numId w:val="1017"/>
-        </w:numPr>
-      </w:pPr>
-      <w:r>
-        <w:rPr>
-          <w:b/>
-          <w:bCs/>
-        </w:rPr>
-        <w:t xml:space="preserve">Frontend high-severity deps di</w:t>
-      </w:r>
-      <w:r>
-        <w:rPr>
-          <w:b/>
-          <w:bCs/>
-        </w:rPr>
-        <w:t xml:space="preserve"> </w:t>
-      </w:r>
-      <w:r>
-        <w:rPr>
-          <w:rStyle w:val="VerbatimChar"/>
-          <w:b/>
-          <w:bCs/>
-        </w:rPr>
-        <w:t xml:space="preserve">_archived/</w:t>
-      </w:r>
-      <w:r>
-        <w:rPr>
-          <w:b/>
-          <w:bCs/>
-        </w:rPr>
-        <w:t xml:space="preserve"> </w:t>
-      </w:r>
-      <w:r>
-        <w:rPr>
-          <w:b/>
-          <w:bCs/>
-        </w:rPr>
-        <w:t xml:space="preserve">paths</w:t>
-      </w:r>
-      <w:r>
-        <w:t xml:space="preserve"> </w:t>
-      </w:r>
-      <w:r>
-        <w:t xml:space="preserve">(</w:t>
-      </w:r>
-      <w:r>
-        <w:rPr>
-          <w:rStyle w:val="VerbatimChar"/>
-        </w:rPr>
-        <w:t xml:space="preserve">docs/SECURITY.md</w:t>
-      </w:r>
-      <w:r>
-        <w:t xml:space="preserve"> </w:t>
-      </w:r>
-      <w:r>
-        <w:t xml:space="preserve">R8).</w:t>
-      </w:r>
-      <w:r>
-        <w:t xml:space="preserve"> </w:t>
-      </w:r>
-      <w:r>
-        <w:rPr>
-          <w:rStyle w:val="VerbatimChar"/>
-        </w:rPr>
-        <w:t xml:space="preserve">react-simple-maps</w:t>
-      </w:r>
-      <w:r>
-        <w:t xml:space="preserve">,</w:t>
-      </w:r>
-      <w:r>
-        <w:t xml:space="preserve"> </w:t>
-      </w:r>
-      <w:r>
-        <w:rPr>
-          <w:rStyle w:val="VerbatimChar"/>
-        </w:rPr>
-        <w:t xml:space="preserve">react-force-graph-2d</w:t>
-      </w:r>
-      <w:r>
-        <w:t xml:space="preserve"> </w:t>
-      </w:r>
-      <w:r>
-        <w:t xml:space="preserve">dst tidak aktif runtime; uninstall ditunda agar</w:t>
-      </w:r>
-      <w:r>
-        <w:t xml:space="preserve"> </w:t>
-      </w:r>
-      <w:r>
-        <w:rPr>
-          <w:rStyle w:val="VerbatimChar"/>
-        </w:rPr>
-        <w:t xml:space="preserve">_archived/</w:t>
-      </w:r>
-      <w:r>
-        <w:t xml:space="preserve"> </w:t>
-      </w:r>
-      <w:r>
-        <w:t xml:space="preserve">tidak rusak.</w:t>
-      </w:r>
-    </w:p>
     <w:bookmarkEnd w:id="69"/>
-    <w:bookmarkStart w:id="70" w:name="batasan-lingkup"/>
+    <w:bookmarkStart w:id="70" w:name="hutang-teknis-lain"/>
     <w:p>
       <w:pPr>
         <w:pStyle w:val="Heading3"/>
       </w:pPr>
       <w:r>
-        <w:t xml:space="preserve">15.3 Batasan Lingkup</w:t>
+        <w:t xml:space="preserve">15.3 Hutang Teknis Lain</w:t>
       </w:r>
     </w:p>
     <w:p>
@@ -19055,34 +18805,89 @@
         </w:numPr>
       </w:pPr>
       <w:r>
-        <w:t xml:space="preserve">Tidak ada custom domain (gunakan default</w:t>
-      </w:r>
-      <w:r>
-        <w:t xml:space="preserve"> </w:t>
-      </w:r>
-      <w:r>
-        <w:rPr>
-          <w:rStyle w:val="VerbatimChar"/>
-        </w:rPr>
-        <w:t xml:space="preserve">.vercel.app</w:t>
-      </w:r>
-      <w:r>
-        <w:t xml:space="preserve"> </w:t>
-      </w:r>
-      <w:r>
-        <w:t xml:space="preserve">dan</w:t>
-      </w:r>
-      <w:r>
-        <w:t xml:space="preserve"> </w:t>
-      </w:r>
-      <w:r>
-        <w:rPr>
-          <w:rStyle w:val="VerbatimChar"/>
-        </w:rPr>
-        <w:t xml:space="preserve">.run.app</w:t>
-      </w:r>
-      <w:r>
-        <w:t xml:space="preserve">).</w:t>
+        <w:rPr>
+          <w:b/>
+          <w:bCs/>
+        </w:rPr>
+        <w:t xml:space="preserve">Atomic JSON write race.</w:t>
+      </w:r>
+      <w:r>
+        <w:t xml:space="preserve"> </w:t>
+      </w:r>
+      <w:r>
+        <w:rPr>
+          <w:rStyle w:val="VerbatimChar"/>
+        </w:rPr>
+        <w:t xml:space="preserve">api/storage.py:38-43</w:t>
+      </w:r>
+      <w:r>
+        <w:t xml:space="preserve"> </w:t>
+      </w:r>
+      <w:r>
+        <w:t xml:space="preserve">(</w:t>
+      </w:r>
+      <w:r>
+        <w:rPr>
+          <w:rStyle w:val="VerbatimChar"/>
+        </w:rPr>
+        <w:t xml:space="preserve">_save_local</w:t>
+      </w:r>
+      <w:r>
+        <w:t xml:space="preserve">) menulis langsung ke file tanpa pola</w:t>
+      </w:r>
+      <w:r>
+        <w:t xml:space="preserve"> </w:t>
+      </w:r>
+      <w:r>
+        <w:rPr>
+          <w:rStyle w:val="VerbatimChar"/>
+        </w:rPr>
+        <w:t xml:space="preserve">write-to-temp + os.replace</w:t>
+      </w:r>
+      <w:r>
+        <w:t xml:space="preserve">. Crash di tengah write berpotensi men-korup file (</w:t>
+      </w:r>
+      <w:r>
+        <w:rPr>
+          <w:rStyle w:val="VerbatimChar"/>
+        </w:rPr>
+        <w:t xml:space="preserve">docs/SECURITY.md</w:t>
+      </w:r>
+      <w:r>
+        <w:t xml:space="preserve"> </w:t>
+      </w:r>
+      <w:r>
+        <w:t xml:space="preserve">Residual Risk R6). Mitigasi sementara: GCS object versioning di production memungkinkan rollback. Followup: implementasi pola atomic rename. (Catatan: Wave 5 W5-FIX-CRITICAL menambahkan</w:t>
+      </w:r>
+      <w:r>
+        <w:t xml:space="preserve"> </w:t>
+      </w:r>
+      <w:r>
+        <w:rPr>
+          <w:rStyle w:val="VerbatimChar"/>
+        </w:rPr>
+        <w:t xml:space="preserve">threading.Lock</w:t>
+      </w:r>
+      <w:r>
+        <w:t xml:space="preserve"> </w:t>
+      </w:r>
+      <w:r>
+        <w:t xml:space="preserve">di</w:t>
+      </w:r>
+      <w:r>
+        <w:t xml:space="preserve"> </w:t>
+      </w:r>
+      <w:r>
+        <w:rPr>
+          <w:rStyle w:val="VerbatimChar"/>
+        </w:rPr>
+        <w:t xml:space="preserve">api/routes/patient_routes.py</w:t>
+      </w:r>
+      <w:r>
+        <w:t xml:space="preserve"> </w:t>
+      </w:r>
+      <w:r>
+        <w:t xml:space="preserve">untuk mencegah race read-then-write di blok create/update/delete; lihat 16.B-1.)</w:t>
       </w:r>
     </w:p>
     <w:p>
@@ -19094,7 +18899,56 @@
         </w:numPr>
       </w:pPr>
       <w:r>
-        <w:t xml:space="preserve">Tidak ada layanan berbayar (Auth0, SendGrid, Sentry paid, Cloudflare paid).</w:t>
+        <w:rPr>
+          <w:b/>
+          <w:bCs/>
+        </w:rPr>
+        <w:t xml:space="preserve">Tidak ada rate-limit / account lockout</w:t>
+      </w:r>
+      <w:r>
+        <w:rPr>
+          <w:b/>
+          <w:bCs/>
+        </w:rPr>
+        <w:t xml:space="preserve"> </w:t>
+      </w:r>
+      <w:r>
+        <w:rPr>
+          <w:rStyle w:val="VerbatimChar"/>
+          <w:b/>
+          <w:bCs/>
+        </w:rPr>
+        <w:t xml:space="preserve">/api/auth/login</w:t>
+      </w:r>
+      <w:r>
+        <w:t xml:space="preserve"> </w:t>
+      </w:r>
+      <w:r>
+        <w:t xml:space="preserve">(</w:t>
+      </w:r>
+      <w:r>
+        <w:rPr>
+          <w:rStyle w:val="VerbatimChar"/>
+        </w:rPr>
+        <w:t xml:space="preserve">docs/SECURITY.md</w:t>
+      </w:r>
+      <w:r>
+        <w:t xml:space="preserve"> </w:t>
+      </w:r>
+      <w:r>
+        <w:t xml:space="preserve">R1). Bruteforce diperlambat hanya oleh bcrypt cost 12; di-acknowledge sebagai residual risk dengan plan production di</w:t>
+      </w:r>
+      <w:r>
+        <w:t xml:space="preserve"> </w:t>
+      </w:r>
+      <w:r>
+        <w:rPr>
+          <w:rStyle w:val="VerbatimChar"/>
+        </w:rPr>
+        <w:t xml:space="preserve">ProductionGrade-ImplementationPlan/04-hardening-plan.md</w:t>
+      </w:r>
+      <w:r>
+        <w:t xml:space="preserve">.</w:t>
       </w:r>
     </w:p>
     <w:p>
@@ -19106,7 +18960,29 @@
         </w:numPr>
       </w:pPr>
       <w:r>
-        <w:t xml:space="preserve">Tidak ada aplikasi mobile native.</w:t>
+        <w:rPr>
+          <w:b/>
+          <w:bCs/>
+        </w:rPr>
+        <w:t xml:space="preserve">Audit trail minimal: hanya Cloud Logging 30 hari</w:t>
+      </w:r>
+      <w:r>
+        <w:t xml:space="preserve"> </w:t>
+      </w:r>
+      <w:r>
+        <w:t xml:space="preserve">(</w:t>
+      </w:r>
+      <w:r>
+        <w:rPr>
+          <w:rStyle w:val="VerbatimChar"/>
+        </w:rPr>
+        <w:t xml:space="preserve">docs/SECURITY.md</w:t>
+      </w:r>
+      <w:r>
+        <w:t xml:space="preserve"> </w:t>
+      </w:r>
+      <w:r>
+        <w:t xml:space="preserve">R2). Aksi admin tercatat di stdout; forensic post-30-hari sulit.</w:t>
       </w:r>
     </w:p>
     <w:p>
@@ -19118,7 +18994,29 @@
         </w:numPr>
       </w:pPr>
       <w:r>
-        <w:t xml:space="preserve">Tidak ada integrasi SatuSehat / BPJS.</w:t>
+        <w:rPr>
+          <w:b/>
+          <w:bCs/>
+        </w:rPr>
+        <w:t xml:space="preserve">Tidak ada CSRF token state-changing route</w:t>
+      </w:r>
+      <w:r>
+        <w:t xml:space="preserve"> </w:t>
+      </w:r>
+      <w:r>
+        <w:t xml:space="preserve">(</w:t>
+      </w:r>
+      <w:r>
+        <w:rPr>
+          <w:rStyle w:val="VerbatimChar"/>
+        </w:rPr>
+        <w:t xml:space="preserve">docs/SECURITY.md</w:t>
+      </w:r>
+      <w:r>
+        <w:t xml:space="preserve"> </w:t>
+      </w:r>
+      <w:r>
+        <w:t xml:space="preserve">R3). Mitigasi: SameSite=Lax cookie + same-origin proxy Vercel.</w:t>
       </w:r>
     </w:p>
     <w:p>
@@ -19130,7 +19028,29 @@
         </w:numPr>
       </w:pPr>
       <w:r>
-        <w:t xml:space="preserve">Tidak ada notifikasi push / email otomatis.</w:t>
+        <w:rPr>
+          <w:b/>
+          <w:bCs/>
+        </w:rPr>
+        <w:t xml:space="preserve">Rotasi JWT secret manual</w:t>
+      </w:r>
+      <w:r>
+        <w:t xml:space="preserve"> </w:t>
+      </w:r>
+      <w:r>
+        <w:t xml:space="preserve">(</w:t>
+      </w:r>
+      <w:r>
+        <w:rPr>
+          <w:rStyle w:val="VerbatimChar"/>
+        </w:rPr>
+        <w:t xml:space="preserve">docs/SECURITY.md</w:t>
+      </w:r>
+      <w:r>
+        <w:t xml:space="preserve"> </w:t>
+      </w:r>
+      <w:r>
+        <w:t xml:space="preserve">R4). Belum ada dual-key window otomatis.</w:t>
       </w:r>
     </w:p>
     <w:p>
@@ -19142,7 +19062,59 @@
         </w:numPr>
       </w:pPr>
       <w:r>
-        <w:t xml:space="preserve">Tidak ada multi-tenant (satu instalasi melayani satu Faskes).</w:t>
+        <w:rPr>
+          <w:b/>
+          <w:bCs/>
+        </w:rPr>
+        <w:t xml:space="preserve">Dependency scanning belum di CI</w:t>
+      </w:r>
+      <w:r>
+        <w:t xml:space="preserve"> </w:t>
+      </w:r>
+      <w:r>
+        <w:t xml:space="preserve">(</w:t>
+      </w:r>
+      <w:r>
+        <w:rPr>
+          <w:rStyle w:val="VerbatimChar"/>
+        </w:rPr>
+        <w:t xml:space="preserve">docs/SECURITY.md</w:t>
+      </w:r>
+      <w:r>
+        <w:t xml:space="preserve"> </w:t>
+      </w:r>
+      <w:r>
+        <w:t xml:space="preserve">R5).</w:t>
+      </w:r>
+      <w:r>
+        <w:t xml:space="preserve"> </w:t>
+      </w:r>
+      <w:r>
+        <w:rPr>
+          <w:rStyle w:val="VerbatimChar"/>
+        </w:rPr>
+        <w:t xml:space="preserve">pip-audit</w:t>
+      </w:r>
+      <w:r>
+        <w:t xml:space="preserve"> </w:t>
+      </w:r>
+      <w:r>
+        <w:t xml:space="preserve">+</w:t>
+      </w:r>
+      <w:r>
+        <w:t xml:space="preserve"> </w:t>
+      </w:r>
+      <w:r>
+        <w:rPr>
+          <w:rStyle w:val="VerbatimChar"/>
+        </w:rPr>
+        <w:t xml:space="preserve">npm audit</w:t>
+      </w:r>
+      <w:r>
+        <w:t xml:space="preserve"> </w:t>
+      </w:r>
+      <w:r>
+        <w:t xml:space="preserve">jalan manual oleh security-analyst agent.</w:t>
       </w:r>
     </w:p>
     <w:p>
@@ -19154,7 +19126,59 @@
         </w:numPr>
       </w:pPr>
       <w:r>
-        <w:t xml:space="preserve">Bahasa tunggal: Bahasa Indonesia formal.</w:t>
+        <w:rPr>
+          <w:b/>
+          <w:bCs/>
+        </w:rPr>
+        <w:t xml:space="preserve">Backend Cloud Run</w:t>
+      </w:r>
+      <w:r>
+        <w:rPr>
+          <w:b/>
+          <w:bCs/>
+        </w:rPr>
+        <w:t xml:space="preserve"> </w:t>
+      </w:r>
+      <w:r>
+        <w:rPr>
+          <w:rStyle w:val="VerbatimChar"/>
+          <w:b/>
+          <w:bCs/>
+        </w:rPr>
+        <w:t xml:space="preserve">--allow-unauthenticated</w:t>
+      </w:r>
+      <w:r>
+        <w:t xml:space="preserve"> </w:t>
+      </w:r>
+      <w:r>
+        <w:t xml:space="preserve">(</w:t>
+      </w:r>
+      <w:r>
+        <w:rPr>
+          <w:rStyle w:val="VerbatimChar"/>
+        </w:rPr>
+        <w:t xml:space="preserve">docs/SECURITY.md</w:t>
+      </w:r>
+      <w:r>
+        <w:t xml:space="preserve"> </w:t>
+      </w:r>
+      <w:r>
+        <w:t xml:space="preserve">R7). RBAC backend tetap menolak token absen/invalid; production plan: Cloud Run IAM</w:t>
+      </w:r>
+      <w:r>
+        <w:t xml:space="preserve"> </w:t>
+      </w:r>
+      <w:r>
+        <w:rPr>
+          <w:rStyle w:val="VerbatimChar"/>
+        </w:rPr>
+        <w:t xml:space="preserve">roles/run.invoker</w:t>
+      </w:r>
+      <w:r>
+        <w:t xml:space="preserve"> </w:t>
+      </w:r>
+      <w:r>
+        <w:t xml:space="preserve">hanya untuk Vercel IP range atau VPC peering.</w:t>
       </w:r>
     </w:p>
     <w:p>
@@ -19166,6 +19190,396 @@
         </w:numPr>
       </w:pPr>
       <w:r>
+        <w:rPr>
+          <w:b/>
+          <w:bCs/>
+        </w:rPr>
+        <w:t xml:space="preserve">Frontend high-severity deps di</w:t>
+      </w:r>
+      <w:r>
+        <w:rPr>
+          <w:b/>
+          <w:bCs/>
+        </w:rPr>
+        <w:t xml:space="preserve"> </w:t>
+      </w:r>
+      <w:r>
+        <w:rPr>
+          <w:rStyle w:val="VerbatimChar"/>
+          <w:b/>
+          <w:bCs/>
+        </w:rPr>
+        <w:t xml:space="preserve">_archived/</w:t>
+      </w:r>
+      <w:r>
+        <w:rPr>
+          <w:b/>
+          <w:bCs/>
+        </w:rPr>
+        <w:t xml:space="preserve"> </w:t>
+      </w:r>
+      <w:r>
+        <w:rPr>
+          <w:b/>
+          <w:bCs/>
+        </w:rPr>
+        <w:t xml:space="preserve">paths</w:t>
+      </w:r>
+      <w:r>
+        <w:t xml:space="preserve"> </w:t>
+      </w:r>
+      <w:r>
+        <w:t xml:space="preserve">(</w:t>
+      </w:r>
+      <w:r>
+        <w:rPr>
+          <w:rStyle w:val="VerbatimChar"/>
+        </w:rPr>
+        <w:t xml:space="preserve">docs/SECURITY.md</w:t>
+      </w:r>
+      <w:r>
+        <w:t xml:space="preserve"> </w:t>
+      </w:r>
+      <w:r>
+        <w:t xml:space="preserve">R8).</w:t>
+      </w:r>
+      <w:r>
+        <w:t xml:space="preserve"> </w:t>
+      </w:r>
+      <w:r>
+        <w:rPr>
+          <w:rStyle w:val="VerbatimChar"/>
+        </w:rPr>
+        <w:t xml:space="preserve">react-simple-maps</w:t>
+      </w:r>
+      <w:r>
+        <w:t xml:space="preserve">,</w:t>
+      </w:r>
+      <w:r>
+        <w:t xml:space="preserve"> </w:t>
+      </w:r>
+      <w:r>
+        <w:rPr>
+          <w:rStyle w:val="VerbatimChar"/>
+        </w:rPr>
+        <w:t xml:space="preserve">react-force-graph-2d</w:t>
+      </w:r>
+      <w:r>
+        <w:t xml:space="preserve"> </w:t>
+      </w:r>
+      <w:r>
+        <w:t xml:space="preserve">dst tidak aktif runtime; uninstall ditunda agar</w:t>
+      </w:r>
+      <w:r>
+        <w:t xml:space="preserve"> </w:t>
+      </w:r>
+      <w:r>
+        <w:rPr>
+          <w:rStyle w:val="VerbatimChar"/>
+        </w:rPr>
+        <w:t xml:space="preserve">_archived/</w:t>
+      </w:r>
+      <w:r>
+        <w:t xml:space="preserve"> </w:t>
+      </w:r>
+      <w:r>
+        <w:t xml:space="preserve">tidak rusak.</w:t>
+      </w:r>
+    </w:p>
+    <w:p>
+      <w:pPr>
+        <w:pStyle w:val="Compact"/>
+        <w:numPr>
+          <w:ilvl w:val="0"/>
+          <w:numId w:val="1018"/>
+        </w:numPr>
+      </w:pPr>
+      <w:r>
+        <w:rPr>
+          <w:b/>
+          <w:bCs/>
+        </w:rPr>
+        <w:t xml:space="preserve">Heatmap menggunakan severity weighting, bukan raw FAERS counts.</w:t>
+      </w:r>
+      <w:r>
+        <w:t xml:space="preserve"> </w:t>
+      </w:r>
+      <w:r>
+        <w:t xml:space="preserve">Per</w:t>
+      </w:r>
+      <w:r>
+        <w:t xml:space="preserve"> </w:t>
+      </w:r>
+      <w:r>
+        <w:rPr>
+          <w:rStyle w:val="VerbatimChar"/>
+        </w:rPr>
+        <w:t xml:space="preserve">src/lib/heatmap-colors.ts</w:t>
+      </w:r>
+      <w:r>
+        <w:t xml:space="preserve"> </w:t>
+      </w:r>
+      <w:r>
+        <w:t xml:space="preserve">dan</w:t>
+      </w:r>
+      <w:r>
+        <w:t xml:space="preserve"> </w:t>
+      </w:r>
+      <w:r>
+        <w:rPr>
+          <w:rStyle w:val="VerbatimChar"/>
+        </w:rPr>
+        <w:t xml:space="preserve">src/app/heatmap/page.tsx</w:t>
+      </w:r>
+      <w:r>
+        <w:t xml:space="preserve">, nilai sel dihitung sebagai</w:t>
+      </w:r>
+      <w:r>
+        <w:t xml:space="preserve"> </w:t>
+      </w:r>
+      <w:r>
+        <w:rPr>
+          <w:rStyle w:val="VerbatimChar"/>
+        </w:rPr>
+        <w:t xml:space="preserve">presence * severity_weight(effect)</w:t>
+      </w:r>
+      <w:r>
+        <w:t xml:space="preserve"> </w:t>
+      </w:r>
+      <w:r>
+        <w:t xml:space="preserve">dengan bobot ringan=1, sedang=2, serius=4 (T1-HEATMAP Bagian 3). Backend hanya mengembalikan presence biner 0/1 (</w:t>
+      </w:r>
+      <w:r>
+        <w:rPr>
+          <w:rStyle w:val="VerbatimChar"/>
+        </w:rPr>
+        <w:t xml:space="preserve">api/routes/visualization_routes.py:113-138</w:t>
+      </w:r>
+      <w:r>
+        <w:t xml:space="preserve">). Followup: ganti dengan raw FAERS counts dari</w:t>
+      </w:r>
+      <w:r>
+        <w:t xml:space="preserve"> </w:t>
+      </w:r>
+      <w:r>
+        <w:rPr>
+          <w:rStyle w:val="VerbatimChar"/>
+        </w:rPr>
+        <w:t xml:space="preserve">anggota1/data/drug_safety_data.json</w:t>
+      </w:r>
+      <w:r>
+        <w:t xml:space="preserve"> </w:t>
+      </w:r>
+      <w:r>
+        <w:t xml:space="preserve">(sudah punya</w:t>
+      </w:r>
+      <w:r>
+        <w:t xml:space="preserve"> </w:t>
+      </w:r>
+      <w:r>
+        <w:rPr>
+          <w:rStyle w:val="VerbatimChar"/>
+        </w:rPr>
+        <w:t xml:space="preserve">side_effects[]</w:t>
+      </w:r>
+      <w:r>
+        <w:t xml:space="preserve"> </w:t>
+      </w:r>
+      <w:r>
+        <w:t xml:space="preserve">real dari 74 rekord) jika waktu mengizinkan. Tidak blocking untuk submission.</w:t>
+      </w:r>
+    </w:p>
+    <w:p>
+      <w:pPr>
+        <w:pStyle w:val="Compact"/>
+        <w:numPr>
+          <w:ilvl w:val="0"/>
+          <w:numId w:val="1018"/>
+        </w:numPr>
+      </w:pPr>
+      <w:r>
+        <w:rPr>
+          <w:b/>
+          <w:bCs/>
+        </w:rPr>
+        <w:t xml:space="preserve">Sisa hutang Minor W4-HUNT.</w:t>
+      </w:r>
+      <w:r>
+        <w:t xml:space="preserve"> </w:t>
+      </w:r>
+      <w:r>
+        <w:t xml:space="preserve">20 finding Minor (H01-2, H01-3, H02-1, H03-1, H03-2, H04-1, H05-1, H06-4, H06-5, H06-6, H07-3, H09-1, H12-2, H13-1, H13-2, H14-1, H16-1, H16-3, H17-1, H17-2) tetap terbuka pasca Wave 5; rinci di</w:t>
+      </w:r>
+      <w:r>
+        <w:t xml:space="preserve"> </w:t>
+      </w:r>
+      <w:r>
+        <w:rPr>
+          <w:rStyle w:val="VerbatimChar"/>
+        </w:rPr>
+        <w:t xml:space="preserve">.mission/findings/bugs/W4-HUNT.md</w:t>
+      </w:r>
+      <w:r>
+        <w:t xml:space="preserve">. Dibadge</w:t>
+      </w:r>
+      <w:r>
+        <w:t xml:space="preserve"> </w:t>
+      </w:r>
+      <w:r>
+        <w:rPr>
+          <w:rStyle w:val="VerbatimChar"/>
+        </w:rPr>
+        <w:t xml:space="preserve">accept-and-document</w:t>
+      </w:r>
+      <w:r>
+        <w:t xml:space="preserve"> </w:t>
+      </w:r>
+      <w:r>
+        <w:t xml:space="preserve">untuk academic submission per skor severity; rencana remediasi formal di</w:t>
+      </w:r>
+      <w:r>
+        <w:t xml:space="preserve"> </w:t>
+      </w:r>
+      <w:r>
+        <w:rPr>
+          <w:rStyle w:val="VerbatimChar"/>
+        </w:rPr>
+        <w:t xml:space="preserve">ProductionGrade-ImplementationPlan/04-hardening-plan.md</w:t>
+      </w:r>
+      <w:r>
+        <w:t xml:space="preserve">.</w:t>
+      </w:r>
+    </w:p>
+    <w:bookmarkEnd w:id="70"/>
+    <w:bookmarkStart w:id="71" w:name="batasan-lingkup"/>
+    <w:p>
+      <w:pPr>
+        <w:pStyle w:val="Heading3"/>
+      </w:pPr>
+      <w:r>
+        <w:t xml:space="preserve">15.3 Batasan Lingkup</w:t>
+      </w:r>
+    </w:p>
+    <w:p>
+      <w:pPr>
+        <w:pStyle w:val="Compact"/>
+        <w:numPr>
+          <w:ilvl w:val="0"/>
+          <w:numId w:val="1019"/>
+        </w:numPr>
+      </w:pPr>
+      <w:r>
+        <w:t xml:space="preserve">Tidak ada custom domain (gunakan default</w:t>
+      </w:r>
+      <w:r>
+        <w:t xml:space="preserve"> </w:t>
+      </w:r>
+      <w:r>
+        <w:rPr>
+          <w:rStyle w:val="VerbatimChar"/>
+        </w:rPr>
+        <w:t xml:space="preserve">.vercel.app</w:t>
+      </w:r>
+      <w:r>
+        <w:t xml:space="preserve"> </w:t>
+      </w:r>
+      <w:r>
+        <w:t xml:space="preserve">dan</w:t>
+      </w:r>
+      <w:r>
+        <w:t xml:space="preserve"> </w:t>
+      </w:r>
+      <w:r>
+        <w:rPr>
+          <w:rStyle w:val="VerbatimChar"/>
+        </w:rPr>
+        <w:t xml:space="preserve">.run.app</w:t>
+      </w:r>
+      <w:r>
+        <w:t xml:space="preserve">).</w:t>
+      </w:r>
+    </w:p>
+    <w:p>
+      <w:pPr>
+        <w:pStyle w:val="Compact"/>
+        <w:numPr>
+          <w:ilvl w:val="0"/>
+          <w:numId w:val="1019"/>
+        </w:numPr>
+      </w:pPr>
+      <w:r>
+        <w:t xml:space="preserve">Tidak ada layanan berbayar (Auth0, SendGrid, Sentry paid, Cloudflare paid).</w:t>
+      </w:r>
+    </w:p>
+    <w:p>
+      <w:pPr>
+        <w:pStyle w:val="Compact"/>
+        <w:numPr>
+          <w:ilvl w:val="0"/>
+          <w:numId w:val="1019"/>
+        </w:numPr>
+      </w:pPr>
+      <w:r>
+        <w:t xml:space="preserve">Tidak ada aplikasi mobile native.</w:t>
+      </w:r>
+    </w:p>
+    <w:p>
+      <w:pPr>
+        <w:pStyle w:val="Compact"/>
+        <w:numPr>
+          <w:ilvl w:val="0"/>
+          <w:numId w:val="1019"/>
+        </w:numPr>
+      </w:pPr>
+      <w:r>
+        <w:t xml:space="preserve">Tidak ada integrasi SatuSehat / BPJS.</w:t>
+      </w:r>
+    </w:p>
+    <w:p>
+      <w:pPr>
+        <w:pStyle w:val="Compact"/>
+        <w:numPr>
+          <w:ilvl w:val="0"/>
+          <w:numId w:val="1019"/>
+        </w:numPr>
+      </w:pPr>
+      <w:r>
+        <w:t xml:space="preserve">Tidak ada notifikasi push / email otomatis.</w:t>
+      </w:r>
+    </w:p>
+    <w:p>
+      <w:pPr>
+        <w:pStyle w:val="Compact"/>
+        <w:numPr>
+          <w:ilvl w:val="0"/>
+          <w:numId w:val="1019"/>
+        </w:numPr>
+      </w:pPr>
+      <w:r>
+        <w:t xml:space="preserve">Tidak ada multi-tenant (satu instalasi melayani satu Faskes).</w:t>
+      </w:r>
+    </w:p>
+    <w:p>
+      <w:pPr>
+        <w:pStyle w:val="Compact"/>
+        <w:numPr>
+          <w:ilvl w:val="0"/>
+          <w:numId w:val="1019"/>
+        </w:numPr>
+      </w:pPr>
+      <w:r>
+        <w:t xml:space="preserve">Bahasa tunggal: Bahasa Indonesia formal.</w:t>
+      </w:r>
+    </w:p>
+    <w:p>
+      <w:pPr>
+        <w:pStyle w:val="Compact"/>
+        <w:numPr>
+          <w:ilvl w:val="0"/>
+          <w:numId w:val="1019"/>
+        </w:numPr>
+      </w:pPr>
+      <w:r>
         <w:t xml:space="preserve">Tidak ada bypass anti-bot drugs.com (sumber data pivot ke openFDA, ADR-0004).</w:t>
       </w:r>
     </w:p>
@@ -19176,9 +19590,9 @@
         </w:pict>
       </w:r>
     </w:p>
-    <w:bookmarkEnd w:id="70"/>
     <w:bookmarkEnd w:id="71"/>
-    <w:bookmarkStart w:id="72" w:name="X23d6e206e48a305906138448dc31cc4d42b8b6d"/>
+    <w:bookmarkEnd w:id="72"/>
+    <w:bookmarkStart w:id="74" w:name="X23d6e206e48a305906138448dc31cc4d42b8b6d"/>
     <w:p>
       <w:pPr>
         <w:pStyle w:val="Heading2"/>
@@ -21849,6 +22263,1891 @@
         </w:tc>
       </w:tr>
     </w:tbl>
+    <w:bookmarkStart w:id="73" w:name="Xfc1f0d1649d3d4631bee0e46f5585e92c578340"/>
+    <w:p>
+      <w:pPr>
+        <w:pStyle w:val="Heading3"/>
+      </w:pPr>
+      <w:r>
+        <w:t xml:space="preserve">16.A Penyimpangan Tambahan dari Penemuan W4-HUNT dan Perbaikan Wave 5</w:t>
+      </w:r>
+    </w:p>
+    <w:tbl>
+      <w:tblPr>
+        <w:tblStyle w:val="Table"/>
+        <w:tblW w:type="pct" w:w="5000"/>
+        <w:tblLayout w:type="fixed"/>
+        <w:tblLook w:firstRow="1" w:lastRow="0" w:firstColumn="0" w:lastColumn="0" w:noHBand="0" w:noVBand="0" w:val="0020"/>
+      </w:tblPr>
+      <w:tblGrid>
+        <w:gridCol w:w="2640"/>
+        <w:gridCol w:w="2640"/>
+        <w:gridCol w:w="2640"/>
+      </w:tblGrid>
+      <w:tr>
+        <w:trPr>
+          <w:tblHeader w:val="on"/>
+        </w:trPr>
+        <w:tc>
+          <w:tcPr/>
+          <w:p>
+            <w:pPr>
+              <w:pStyle w:val="Compact"/>
+            </w:pPr>
+            <w:r>
+              <w:t xml:space="preserve">Spesifikasi Awal</w:t>
+            </w:r>
+          </w:p>
+        </w:tc>
+        <w:tc>
+          <w:tcPr/>
+          <w:p>
+            <w:pPr>
+              <w:pStyle w:val="Compact"/>
+            </w:pPr>
+            <w:r>
+              <w:t xml:space="preserve">Implementasi Final</w:t>
+            </w:r>
+          </w:p>
+        </w:tc>
+        <w:tc>
+          <w:tcPr/>
+          <w:p>
+            <w:pPr>
+              <w:pStyle w:val="Compact"/>
+            </w:pPr>
+            <w:r>
+              <w:t xml:space="preserve">Alasan</w:t>
+            </w:r>
+          </w:p>
+        </w:tc>
+      </w:tr>
+      <w:tr>
+        <w:tc>
+          <w:tcPr/>
+          <w:p>
+            <w:pPr>
+              <w:pStyle w:val="Compact"/>
+            </w:pPr>
+            <w:r>
+              <w:rPr>
+                <w:b/>
+                <w:bCs/>
+              </w:rPr>
+              <w:t xml:space="preserve">Safety check role gating: endpoint</w:t>
+            </w:r>
+            <w:r>
+              <w:rPr>
+                <w:b/>
+                <w:bCs/>
+              </w:rPr>
+              <w:t xml:space="preserve"> </w:t>
+            </w:r>
+            <w:r>
+              <w:rPr>
+                <w:rStyle w:val="VerbatimChar"/>
+                <w:b/>
+                <w:bCs/>
+              </w:rPr>
+              <w:t xml:space="preserve">POST /api/safety/check</w:t>
+            </w:r>
+            <w:r>
+              <w:rPr>
+                <w:b/>
+                <w:bCs/>
+              </w:rPr>
+              <w:t xml:space="preserve"> </w:t>
+            </w:r>
+            <w:r>
+              <w:rPr>
+                <w:b/>
+                <w:bCs/>
+              </w:rPr>
+              <w:t xml:space="preserve">open untuk semua role autentik tanpa pembatasan pasien_context (tidak di-spec dalam PRD/SRS asli)</w:t>
+            </w:r>
+            <w:r>
+              <w:t xml:space="preserve"> </w:t>
+            </w:r>
+            <w:r>
+              <w:t xml:space="preserve">(kondisi pasca Wave 1; lihat</w:t>
+            </w:r>
+            <w:r>
+              <w:t xml:space="preserve"> </w:t>
+            </w:r>
+            <w:r>
+              <w:rPr>
+                <w:rStyle w:val="VerbatimChar"/>
+              </w:rPr>
+              <w:t xml:space="preserve">api/routes/safety_routes.py</w:t>
+            </w:r>
+            <w:r>
+              <w:t xml:space="preserve"> </w:t>
+            </w:r>
+            <w:r>
+              <w:t xml:space="preserve">pre-fix yang dekorasi</w:t>
+            </w:r>
+            <w:r>
+              <w:t xml:space="preserve"> </w:t>
+            </w:r>
+            <w:r>
+              <w:rPr>
+                <w:rStyle w:val="VerbatimChar"/>
+              </w:rPr>
+              <w:t xml:space="preserve">@require_auth</w:t>
+            </w:r>
+            <w:r>
+              <w:t xml:space="preserve"> </w:t>
+            </w:r>
+            <w:r>
+              <w:t xml:space="preserve">tanpa role check di blok pasien_context)</w:t>
+            </w:r>
+          </w:p>
+        </w:tc>
+        <w:tc>
+          <w:tcPr/>
+          <w:p>
+            <w:pPr>
+              <w:pStyle w:val="Compact"/>
+            </w:pPr>
+            <w:r>
+              <w:rPr>
+                <w:b/>
+                <w:bCs/>
+              </w:rPr>
+              <w:t xml:space="preserve">Wave 5 W5-FIX-CRITICAL gating</w:t>
+            </w:r>
+            <w:r>
+              <w:rPr>
+                <w:b/>
+                <w:bCs/>
+              </w:rPr>
+              <w:t xml:space="preserve"> </w:t>
+            </w:r>
+            <w:r>
+              <w:rPr>
+                <w:rStyle w:val="VerbatimChar"/>
+                <w:b/>
+                <w:bCs/>
+              </w:rPr>
+              <w:t xml:space="preserve">pasien_context</w:t>
+            </w:r>
+            <w:r>
+              <w:rPr>
+                <w:b/>
+                <w:bCs/>
+              </w:rPr>
+              <w:t xml:space="preserve"> </w:t>
+            </w:r>
+            <w:r>
+              <w:rPr>
+                <w:b/>
+                <w:bCs/>
+              </w:rPr>
+              <w:t xml:space="preserve">dan</w:t>
+            </w:r>
+            <w:r>
+              <w:rPr>
+                <w:b/>
+                <w:bCs/>
+              </w:rPr>
+              <w:t xml:space="preserve"> </w:t>
+            </w:r>
+            <w:r>
+              <w:rPr>
+                <w:rStyle w:val="VerbatimChar"/>
+                <w:b/>
+                <w:bCs/>
+              </w:rPr>
+              <w:t xml:space="preserve">pasien_active_meds</w:t>
+            </w:r>
+            <w:r>
+              <w:rPr>
+                <w:b/>
+                <w:bCs/>
+              </w:rPr>
+              <w:t xml:space="preserve"> </w:t>
+            </w:r>
+            <w:r>
+              <w:rPr>
+                <w:b/>
+                <w:bCs/>
+              </w:rPr>
+              <w:t xml:space="preserve">ke role</w:t>
+            </w:r>
+            <w:r>
+              <w:rPr>
+                <w:b/>
+                <w:bCs/>
+              </w:rPr>
+              <w:t xml:space="preserve"> </w:t>
+            </w:r>
+            <w:r>
+              <w:rPr>
+                <w:rStyle w:val="VerbatimChar"/>
+                <w:b/>
+                <w:bCs/>
+              </w:rPr>
+              <w:t xml:space="preserve">tenaga_kesehatan</w:t>
+            </w:r>
+            <w:r>
+              <w:rPr>
+                <w:b/>
+                <w:bCs/>
+              </w:rPr>
+              <w:t xml:space="preserve"> </w:t>
+            </w:r>
+            <w:r>
+              <w:rPr>
+                <w:b/>
+                <w:bCs/>
+              </w:rPr>
+              <w:t xml:space="preserve">dan</w:t>
+            </w:r>
+            <w:r>
+              <w:rPr>
+                <w:b/>
+                <w:bCs/>
+              </w:rPr>
+              <w:t xml:space="preserve"> </w:t>
+            </w:r>
+            <w:r>
+              <w:rPr>
+                <w:rStyle w:val="VerbatimChar"/>
+                <w:b/>
+                <w:bCs/>
+              </w:rPr>
+              <w:t xml:space="preserve">admin</w:t>
+            </w:r>
+            <w:r>
+              <w:rPr>
+                <w:b/>
+                <w:bCs/>
+              </w:rPr>
+              <w:t xml:space="preserve"> </w:t>
+            </w:r>
+            <w:r>
+              <w:rPr>
+                <w:b/>
+                <w:bCs/>
+              </w:rPr>
+              <w:t xml:space="preserve">saja;</w:t>
+            </w:r>
+            <w:r>
+              <w:rPr>
+                <w:b/>
+                <w:bCs/>
+              </w:rPr>
+              <w:t xml:space="preserve"> </w:t>
+            </w:r>
+            <w:r>
+              <w:rPr>
+                <w:rStyle w:val="VerbatimChar"/>
+                <w:b/>
+                <w:bCs/>
+              </w:rPr>
+              <w:t xml:space="preserve">masyarakat</w:t>
+            </w:r>
+            <w:r>
+              <w:rPr>
+                <w:b/>
+                <w:bCs/>
+              </w:rPr>
+              <w:t xml:space="preserve"> </w:t>
+            </w:r>
+            <w:r>
+              <w:rPr>
+                <w:b/>
+                <w:bCs/>
+              </w:rPr>
+              <w:t xml:space="preserve">selalu menerima</w:t>
+            </w:r>
+            <w:r>
+              <w:rPr>
+                <w:b/>
+                <w:bCs/>
+              </w:rPr>
+              <w:t xml:space="preserve"> </w:t>
+            </w:r>
+            <w:r>
+              <w:rPr>
+                <w:rStyle w:val="VerbatimChar"/>
+                <w:b/>
+                <w:bCs/>
+              </w:rPr>
+              <w:t xml:space="preserve">pasien_context: null</w:t>
+            </w:r>
+            <w:r>
+              <w:rPr>
+                <w:b/>
+                <w:bCs/>
+              </w:rPr>
+              <w:t xml:space="preserve"> </w:t>
+            </w:r>
+            <w:r>
+              <w:rPr>
+                <w:b/>
+                <w:bCs/>
+              </w:rPr>
+              <w:t xml:space="preserve">dan</w:t>
+            </w:r>
+            <w:r>
+              <w:rPr>
+                <w:b/>
+                <w:bCs/>
+              </w:rPr>
+              <w:t xml:space="preserve"> </w:t>
+            </w:r>
+            <w:r>
+              <w:rPr>
+                <w:rStyle w:val="VerbatimChar"/>
+                <w:b/>
+                <w:bCs/>
+              </w:rPr>
+              <w:t xml:space="preserve">pasien_active_meds: []</w:t>
+            </w:r>
+            <w:r>
+              <w:rPr>
+                <w:b/>
+                <w:bCs/>
+              </w:rPr>
+              <w:t xml:space="preserve"> </w:t>
+            </w:r>
+            <w:r>
+              <w:rPr>
+                <w:b/>
+                <w:bCs/>
+              </w:rPr>
+              <w:t xml:space="preserve">regardless of pasien_id supplied</w:t>
+            </w:r>
+            <w:r>
+              <w:t xml:space="preserve"> </w:t>
+            </w:r>
+            <w:r>
+              <w:t xml:space="preserve">(</w:t>
+            </w:r>
+            <w:r>
+              <w:rPr>
+                <w:rStyle w:val="VerbatimChar"/>
+              </w:rPr>
+              <w:t xml:space="preserve">api/routes/safety_routes.py</w:t>
+            </w:r>
+            <w:r>
+              <w:t xml:space="preserve">; commit SHA TBD pada sync time, lihat backend git log untuk hash W5-FIX-CRITICAL final)</w:t>
+            </w:r>
+          </w:p>
+        </w:tc>
+        <w:tc>
+          <w:tcPr/>
+          <w:p>
+            <w:pPr>
+              <w:pStyle w:val="Compact"/>
+            </w:pPr>
+            <w:r>
+              <w:t xml:space="preserve">Bug-hunter W4-HUNT mengkonfirmasi H07-1 Critical:</w:t>
+            </w:r>
+            <w:r>
+              <w:t xml:space="preserve"> </w:t>
+            </w:r>
+            <w:r>
+              <w:rPr>
+                <w:rStyle w:val="VerbatimChar"/>
+              </w:rPr>
+              <w:t xml:space="preserve">umum_budi</w:t>
+            </w:r>
+            <w:r>
+              <w:t xml:space="preserve"> </w:t>
+            </w:r>
+            <w:r>
+              <w:t xml:space="preserve">dapat enumerasi P001..P020 dan memanen nama, diagnosa, kategori, kondisi_umum, dan active medications. Sumber:</w:t>
+            </w:r>
+            <w:r>
+              <w:t xml:space="preserve"> </w:t>
+            </w:r>
+            <w:r>
+              <w:rPr>
+                <w:rStyle w:val="VerbatimChar"/>
+              </w:rPr>
+              <w:t xml:space="preserve">.mission/findings/bugs/W4-HUNT.md</w:t>
+            </w:r>
+            <w:r>
+              <w:t xml:space="preserve"> </w:t>
+            </w:r>
+            <w:r>
+              <w:t xml:space="preserve">Bagian 7 dan</w:t>
+            </w:r>
+            <w:r>
+              <w:t xml:space="preserve"> </w:t>
+            </w:r>
+            <w:r>
+              <w:rPr>
+                <w:rStyle w:val="VerbatimChar"/>
+              </w:rPr>
+              <w:t xml:space="preserve">.mission/findings/audits/wave-04-audit.md</w:t>
+            </w:r>
+            <w:r>
+              <w:t xml:space="preserve"> </w:t>
+            </w:r>
+            <w:r>
+              <w:t xml:space="preserve">baris 91-117 reproduksi auditor independen. Wave 5 W5-FIX-CRITICAL menutup leak sebelum submission dosen 25 Mei 2026. Cite finding fix:</w:t>
+            </w:r>
+            <w:r>
+              <w:t xml:space="preserve"> </w:t>
+            </w:r>
+            <w:r>
+              <w:rPr>
+                <w:rStyle w:val="VerbatimChar"/>
+              </w:rPr>
+              <w:t xml:space="preserve">.mission/findings/bugs/W5-FIX-CRITICAL.md</w:t>
+            </w:r>
+            <w:r>
+              <w:t xml:space="preserve"> </w:t>
+            </w:r>
+            <w:r>
+              <w:t xml:space="preserve">(akan diverifikasi oleh W5-AUDIT).</w:t>
+            </w:r>
+          </w:p>
+        </w:tc>
+      </w:tr>
+      <w:tr>
+        <w:tc>
+          <w:tcPr/>
+          <w:p>
+            <w:pPr>
+              <w:pStyle w:val="Compact"/>
+            </w:pPr>
+            <w:r>
+              <w:rPr>
+                <w:b/>
+                <w:bCs/>
+              </w:rPr>
+              <w:t xml:space="preserve">Kepemilikan pasien lintas bidan: tidak di-spec dalam PRD/SRS asli</w:t>
+            </w:r>
+            <w:r>
+              <w:t xml:space="preserve"> </w:t>
+            </w:r>
+            <w:r>
+              <w:t xml:space="preserve">(PRD mengasumsikan single-bidan flow; tidak ada faskes_id atau bidan_id sebagai tenancy key)</w:t>
+            </w:r>
+          </w:p>
+        </w:tc>
+        <w:tc>
+          <w:tcPr/>
+          <w:p>
+            <w:pPr>
+              <w:pStyle w:val="Compact"/>
+            </w:pPr>
+            <w:r>
+              <w:rPr>
+                <w:b/>
+                <w:bCs/>
+              </w:rPr>
+              <w:t xml:space="preserve">Implementasi final mempertahankan asumsi single-faskes single-bidan: semua</w:t>
+            </w:r>
+            <w:r>
+              <w:rPr>
+                <w:b/>
+                <w:bCs/>
+              </w:rPr>
+              <w:t xml:space="preserve"> </w:t>
+            </w:r>
+            <w:r>
+              <w:rPr>
+                <w:rStyle w:val="VerbatimChar"/>
+                <w:b/>
+                <w:bCs/>
+              </w:rPr>
+              <w:t xml:space="preserve">tenaga_kesehatan</w:t>
+            </w:r>
+            <w:r>
+              <w:rPr>
+                <w:b/>
+                <w:bCs/>
+              </w:rPr>
+              <w:t xml:space="preserve"> </w:t>
+            </w:r>
+            <w:r>
+              <w:rPr>
+                <w:b/>
+                <w:bCs/>
+              </w:rPr>
+              <w:t xml:space="preserve">JWT dapat membaca semua record pasien tanpa pemfilteran</w:t>
+            </w:r>
+            <w:r>
+              <w:rPr>
+                <w:b/>
+                <w:bCs/>
+              </w:rPr>
+              <w:t xml:space="preserve"> </w:t>
+            </w:r>
+            <w:r>
+              <w:rPr>
+                <w:rStyle w:val="VerbatimChar"/>
+                <w:b/>
+                <w:bCs/>
+              </w:rPr>
+              <w:t xml:space="preserve">created_by</w:t>
+            </w:r>
+            <w:r>
+              <w:rPr>
+                <w:b/>
+                <w:bCs/>
+              </w:rPr>
+              <w:t xml:space="preserve"> </w:t>
+            </w:r>
+            <w:r>
+              <w:rPr>
+                <w:b/>
+                <w:bCs/>
+              </w:rPr>
+              <w:t xml:space="preserve">atau</w:t>
+            </w:r>
+            <w:r>
+              <w:rPr>
+                <w:b/>
+                <w:bCs/>
+              </w:rPr>
+              <w:t xml:space="preserve"> </w:t>
+            </w:r>
+            <w:r>
+              <w:rPr>
+                <w:rStyle w:val="VerbatimChar"/>
+                <w:b/>
+                <w:bCs/>
+              </w:rPr>
+              <w:t xml:space="preserve">faskes_id</w:t>
+            </w:r>
+            <w:r>
+              <w:rPr>
+                <w:b/>
+                <w:bCs/>
+              </w:rPr>
+              <w:t xml:space="preserve">; ownership check hanya berlaku untuk</w:t>
+            </w:r>
+            <w:r>
+              <w:rPr>
+                <w:b/>
+                <w:bCs/>
+              </w:rPr>
+              <w:t xml:space="preserve"> </w:t>
+            </w:r>
+            <w:r>
+              <w:rPr>
+                <w:rStyle w:val="VerbatimChar"/>
+                <w:b/>
+                <w:bCs/>
+              </w:rPr>
+              <w:t xml:space="preserve">masyarakat</w:t>
+            </w:r>
+            <w:r>
+              <w:rPr>
+                <w:b/>
+                <w:bCs/>
+              </w:rPr>
+              <w:t xml:space="preserve"> </w:t>
+            </w:r>
+            <w:r>
+              <w:rPr>
+                <w:b/>
+                <w:bCs/>
+              </w:rPr>
+              <w:t xml:space="preserve">di</w:t>
+            </w:r>
+            <w:r>
+              <w:rPr>
+                <w:b/>
+                <w:bCs/>
+              </w:rPr>
+              <w:t xml:space="preserve"> </w:t>
+            </w:r>
+            <w:r>
+              <w:rPr>
+                <w:rStyle w:val="VerbatimChar"/>
+                <w:b/>
+                <w:bCs/>
+              </w:rPr>
+              <w:t xml:space="preserve">api/routes/patient_routes.py:175-195</w:t>
+            </w:r>
+            <w:r>
+              <w:rPr>
+                <w:b/>
+                <w:bCs/>
+              </w:rPr>
+              <w:t xml:space="preserve"> </w:t>
+            </w:r>
+            <w:r>
+              <w:rPr>
+                <w:b/>
+                <w:bCs/>
+              </w:rPr>
+              <w:t xml:space="preserve">(line 193</w:t>
+            </w:r>
+            <w:r>
+              <w:rPr>
+                <w:b/>
+                <w:bCs/>
+              </w:rPr>
+              <w:t xml:space="preserve"> </w:t>
+            </w:r>
+            <w:r>
+              <w:rPr>
+                <w:rStyle w:val="VerbatimChar"/>
+                <w:b/>
+                <w:bCs/>
+              </w:rPr>
+              <w:t xml:space="preserve">owner_username</w:t>
+            </w:r>
+            <w:r>
+              <w:rPr>
+                <w:b/>
+                <w:bCs/>
+              </w:rPr>
+              <w:t xml:space="preserve"> </w:t>
+            </w:r>
+            <w:r>
+              <w:rPr>
+                <w:b/>
+                <w:bCs/>
+              </w:rPr>
+              <w:t xml:space="preserve">branch)</w:t>
+            </w:r>
+          </w:p>
+        </w:tc>
+        <w:tc>
+          <w:tcPr/>
+          <w:p>
+            <w:pPr>
+              <w:pStyle w:val="Compact"/>
+            </w:pPr>
+            <w:r>
+              <w:t xml:space="preserve">W4-HUNT H07-2 Major mengidentifikasi:</w:t>
+            </w:r>
+            <w:r>
+              <w:t xml:space="preserve"> </w:t>
+            </w:r>
+            <w:r>
+              <w:rPr>
+                <w:rStyle w:val="VerbatimChar"/>
+              </w:rPr>
+              <w:t xml:space="preserve">bidan_putri</w:t>
+            </w:r>
+            <w:r>
+              <w:t xml:space="preserve"> </w:t>
+            </w:r>
+            <w:r>
+              <w:t xml:space="preserve">dapat membaca SOAP yang</w:t>
+            </w:r>
+            <w:r>
+              <w:t xml:space="preserve"> </w:t>
+            </w:r>
+            <w:r>
+              <w:rPr>
+                <w:rStyle w:val="VerbatimChar"/>
+              </w:rPr>
+              <w:t xml:space="preserve">created_by: bidan_siti</w:t>
+            </w:r>
+            <w:r>
+              <w:t xml:space="preserve">. Dokumentasi formal sebagai</w:t>
+            </w:r>
+            <w:r>
+              <w:t xml:space="preserve"> </w:t>
+            </w:r>
+            <w:r>
+              <w:rPr>
+                <w:b/>
+                <w:bCs/>
+              </w:rPr>
+              <w:t xml:space="preserve">single-faskes assumption</w:t>
+            </w:r>
+            <w:r>
+              <w:t xml:space="preserve"> </w:t>
+            </w:r>
+            <w:r>
+              <w:t xml:space="preserve">untuk academic submission dengan beban data kecil (21 pasien sintetik, 6 user demo). Multi-bidan tenancy dengan JWT</w:t>
+            </w:r>
+            <w:r>
+              <w:t xml:space="preserve"> </w:t>
+            </w:r>
+            <w:r>
+              <w:rPr>
+                <w:rStyle w:val="VerbatimChar"/>
+              </w:rPr>
+              <w:t xml:space="preserve">faskes_id</w:t>
+            </w:r>
+            <w:r>
+              <w:t xml:space="preserve"> </w:t>
+            </w:r>
+            <w:r>
+              <w:t xml:space="preserve">claim dan filter</w:t>
+            </w:r>
+            <w:r>
+              <w:t xml:space="preserve"> </w:t>
+            </w:r>
+            <w:r>
+              <w:rPr>
+                <w:rStyle w:val="VerbatimChar"/>
+              </w:rPr>
+              <w:t xml:space="preserve">list_patients</w:t>
+            </w:r>
+            <w:r>
+              <w:t xml:space="preserve">/</w:t>
+            </w:r>
+            <w:r>
+              <w:rPr>
+                <w:rStyle w:val="VerbatimChar"/>
+              </w:rPr>
+              <w:t xml:space="preserve">get_patient</w:t>
+            </w:r>
+            <w:r>
+              <w:t xml:space="preserve"> </w:t>
+            </w:r>
+            <w:r>
+              <w:t xml:space="preserve">dijadwalkan di</w:t>
+            </w:r>
+            <w:r>
+              <w:t xml:space="preserve"> </w:t>
+            </w:r>
+            <w:r>
+              <w:rPr>
+                <w:rStyle w:val="VerbatimChar"/>
+              </w:rPr>
+              <w:t xml:space="preserve">ProductionGrade-ImplementationPlan/04-hardening-plan.md</w:t>
+            </w:r>
+            <w:r>
+              <w:t xml:space="preserve">. Lihat juga</w:t>
+            </w:r>
+            <w:r>
+              <w:t xml:space="preserve"> </w:t>
+            </w:r>
+            <w:r>
+              <w:rPr>
+                <w:rStyle w:val="VerbatimChar"/>
+              </w:rPr>
+              <w:t xml:space="preserve">docs/SECURITY.md</w:t>
+            </w:r>
+            <w:r>
+              <w:t xml:space="preserve"> </w:t>
+            </w:r>
+            <w:r>
+              <w:t xml:space="preserve">Section 7.5 Asumsi Kepemilikan Pasien Lintas Bidan.</w:t>
+            </w:r>
+          </w:p>
+        </w:tc>
+      </w:tr>
+      <w:tr>
+        <w:tc>
+          <w:tcPr/>
+          <w:p>
+            <w:pPr>
+              <w:pStyle w:val="Compact"/>
+            </w:pPr>
+            <w:r>
+              <w:rPr>
+                <w:b/>
+                <w:bCs/>
+              </w:rPr>
+              <w:t xml:space="preserve">Audit log feed di admin dashboard tidak di-spec dalam PRD/SRS</w:t>
+            </w:r>
+            <w:r>
+              <w:t xml:space="preserve"> </w:t>
+            </w:r>
+            <w:r>
+              <w:t xml:space="preserve">(PRD hanya menyebut admin KPI scope; audit log fabricated panel ditambahkan secara opportunistic saat Wave 1 frontend build)</w:t>
+            </w:r>
+          </w:p>
+        </w:tc>
+        <w:tc>
+          <w:tcPr/>
+          <w:p>
+            <w:pPr>
+              <w:pStyle w:val="Compact"/>
+            </w:pPr>
+            <w:r>
+              <w:rPr>
+                <w:b/>
+                <w:bCs/>
+              </w:rPr>
+              <w:t xml:space="preserve">Wave 5 W5-FIX-CRITICAL menghapus hardcoded sample</w:t>
+            </w:r>
+            <w:r>
+              <w:rPr>
+                <w:b/>
+                <w:bCs/>
+              </w:rPr>
+              <w:t xml:space="preserve"> </w:t>
+            </w:r>
+            <w:r>
+              <w:rPr>
+                <w:rStyle w:val="VerbatimChar"/>
+                <w:b/>
+                <w:bCs/>
+              </w:rPr>
+              <w:t xml:space="preserve">auditLog</w:t>
+            </w:r>
+            <w:r>
+              <w:rPr>
+                <w:b/>
+                <w:bCs/>
+              </w:rPr>
+              <w:t xml:space="preserve"> </w:t>
+            </w:r>
+            <w:r>
+              <w:rPr>
+                <w:b/>
+                <w:bCs/>
+              </w:rPr>
+              <w:t xml:space="preserve">array yang sebelumnya di</w:t>
+            </w:r>
+            <w:r>
+              <w:rPr>
+                <w:b/>
+                <w:bCs/>
+              </w:rPr>
+              <w:t xml:space="preserve"> </w:t>
+            </w:r>
+            <w:r>
+              <w:rPr>
+                <w:rStyle w:val="VerbatimChar"/>
+                <w:b/>
+                <w:bCs/>
+              </w:rPr>
+              <w:t xml:space="preserve">src/app/admin/dashboard/page.tsx</w:t>
+            </w:r>
+            <w:r>
+              <w:rPr>
+                <w:b/>
+                <w:bCs/>
+              </w:rPr>
+              <w:t xml:space="preserve"> </w:t>
+            </w:r>
+            <w:r>
+              <w:rPr>
+                <w:b/>
+                <w:bCs/>
+              </w:rPr>
+              <w:t xml:space="preserve">(referensi W4-HUNT: lines 102-108, 5 baris fabricated:</w:t>
+            </w:r>
+            <w:r>
+              <w:rPr>
+                <w:b/>
+                <w:bCs/>
+              </w:rPr>
+              <w:t xml:space="preserve"> </w:t>
+            </w:r>
+            <w:r>
+              <w:rPr>
+                <w:rStyle w:val="VerbatimChar"/>
+                <w:b/>
+                <w:bCs/>
+              </w:rPr>
+              <w:t xml:space="preserve">103.8.xx.xx</w:t>
+            </w:r>
+            <w:r>
+              <w:rPr>
+                <w:b/>
+                <w:bCs/>
+              </w:rPr>
+              <w:t xml:space="preserve">,</w:t>
+            </w:r>
+            <w:r>
+              <w:rPr>
+                <w:b/>
+                <w:bCs/>
+              </w:rPr>
+              <w:t xml:space="preserve"> </w:t>
+            </w:r>
+            <w:r>
+              <w:rPr>
+                <w:rStyle w:val="VerbatimChar"/>
+                <w:b/>
+                <w:bCs/>
+              </w:rPr>
+              <w:t xml:space="preserve">bidan_rina</w:t>
+            </w:r>
+            <w:r>
+              <w:rPr>
+                <w:b/>
+                <w:bCs/>
+              </w:rPr>
+              <w:t xml:space="preserve">,</w:t>
+            </w:r>
+            <w:r>
+              <w:rPr>
+                <w:b/>
+                <w:bCs/>
+              </w:rPr>
+              <w:t xml:space="preserve"> </w:t>
+            </w:r>
+            <w:r>
+              <w:rPr>
+                <w:rStyle w:val="VerbatimChar"/>
+                <w:b/>
+                <w:bCs/>
+              </w:rPr>
+              <w:t xml:space="preserve">Scrape BPOM cron berjalan, 132 entri baru</w:t>
+            </w:r>
+            <w:r>
+              <w:rPr>
+                <w:b/>
+                <w:bCs/>
+              </w:rPr>
+              <w:t xml:space="preserve">, dst); panel di-replace menjadi link ke</w:t>
+            </w:r>
+            <w:r>
+              <w:rPr>
+                <w:b/>
+                <w:bCs/>
+              </w:rPr>
+              <w:t xml:space="preserve"> </w:t>
+            </w:r>
+            <w:r>
+              <w:rPr>
+                <w:rStyle w:val="VerbatimChar"/>
+                <w:b/>
+                <w:bCs/>
+              </w:rPr>
+              <w:t xml:space="preserve">/dashboard/aktivitas</w:t>
+            </w:r>
+            <w:r>
+              <w:rPr>
+                <w:b/>
+                <w:bCs/>
+              </w:rPr>
+              <w:t xml:space="preserve"> </w:t>
+            </w:r>
+            <w:r>
+              <w:rPr>
+                <w:b/>
+                <w:bCs/>
+              </w:rPr>
+              <w:t xml:space="preserve">yang sudah ditambahkan Wave 1 T1-ADMIN dengan feed terstruktur per role</w:t>
+            </w:r>
+            <w:r>
+              <w:t xml:space="preserve"> </w:t>
+            </w:r>
+            <w:r>
+              <w:t xml:space="preserve">(commit SHA TBD pada sync time)</w:t>
+            </w:r>
+          </w:p>
+        </w:tc>
+        <w:tc>
+          <w:tcPr/>
+          <w:p>
+            <w:pPr>
+              <w:pStyle w:val="Compact"/>
+            </w:pPr>
+            <w:r>
+              <w:t xml:space="preserve">W4-HUNT H06-2 + H06-3 Major: panel</w:t>
+            </w:r>
+            <w:r>
+              <w:t xml:space="preserve"> </w:t>
+            </w:r>
+            <w:r>
+              <w:rPr>
+                <w:rStyle w:val="VerbatimChar"/>
+              </w:rPr>
+              <w:t xml:space="preserve">auditLog</w:t>
+            </w:r>
+            <w:r>
+              <w:t xml:space="preserve"> </w:t>
+            </w:r>
+            <w:r>
+              <w:t xml:space="preserve">dan tiga array</w:t>
+            </w:r>
+            <w:r>
+              <w:t xml:space="preserve"> </w:t>
+            </w:r>
+            <w:r>
+              <w:rPr>
+                <w:rStyle w:val="VerbatimChar"/>
+              </w:rPr>
+              <w:t xml:space="preserve">ACTIVITIES_BIDAN</w:t>
+            </w:r>
+            <w:r>
+              <w:t xml:space="preserve">/</w:t>
+            </w:r>
+            <w:r>
+              <w:rPr>
+                <w:rStyle w:val="VerbatimChar"/>
+              </w:rPr>
+              <w:t xml:space="preserve">ACTIVITIES_MASYARAKAT</w:t>
+            </w:r>
+            <w:r>
+              <w:t xml:space="preserve">/</w:t>
+            </w:r>
+            <w:r>
+              <w:rPr>
+                <w:rStyle w:val="VerbatimChar"/>
+              </w:rPr>
+              <w:t xml:space="preserve">ACTIVITIES_ADMIN</w:t>
+            </w:r>
+            <w:r>
+              <w:t xml:space="preserve"> </w:t>
+            </w:r>
+            <w:r>
+              <w:t xml:space="preserve">di</w:t>
+            </w:r>
+            <w:r>
+              <w:t xml:space="preserve"> </w:t>
+            </w:r>
+            <w:r>
+              <w:rPr>
+                <w:rStyle w:val="VerbatimChar"/>
+              </w:rPr>
+              <w:t xml:space="preserve">src/app/dashboard/aktivitas/page.tsx:29-57</w:t>
+            </w:r>
+            <w:r>
+              <w:t xml:space="preserve"> </w:t>
+            </w:r>
+            <w:r>
+              <w:t xml:space="preserve">adalah literal fabricated data. Hapus + redirect ke route real yang sudah ada menghindari fabrication sambil menjaga UI flow. Backend</w:t>
+            </w:r>
+            <w:r>
+              <w:t xml:space="preserve"> </w:t>
+            </w:r>
+            <w:r>
+              <w:rPr>
+                <w:rStyle w:val="VerbatimChar"/>
+              </w:rPr>
+              <w:t xml:space="preserve">GET /api/admin/audit-log</w:t>
+            </w:r>
+            <w:r>
+              <w:t xml:space="preserve"> </w:t>
+            </w:r>
+            <w:r>
+              <w:t xml:space="preserve">belum diimplementasi; followup di</w:t>
+            </w:r>
+            <w:r>
+              <w:t xml:space="preserve"> </w:t>
+            </w:r>
+            <w:r>
+              <w:rPr>
+                <w:rStyle w:val="VerbatimChar"/>
+              </w:rPr>
+              <w:t xml:space="preserve">ProductionGrade-ImplementationPlan/04-hardening-plan.md</w:t>
+            </w:r>
+            <w:r>
+              <w:t xml:space="preserve">. Lihat 15.3 item 1 untuk concurrency complement.</w:t>
+            </w:r>
+          </w:p>
+        </w:tc>
+      </w:tr>
+      <w:tr>
+        <w:tc>
+          <w:tcPr/>
+          <w:p>
+            <w:pPr>
+              <w:pStyle w:val="Compact"/>
+            </w:pPr>
+            <w:r>
+              <w:rPr>
+                <w:b/>
+                <w:bCs/>
+              </w:rPr>
+              <w:t xml:space="preserve">Validasi</w:t>
+            </w:r>
+            <w:r>
+              <w:rPr>
+                <w:b/>
+                <w:bCs/>
+              </w:rPr>
+              <w:t xml:space="preserve"> </w:t>
+            </w:r>
+            <w:r>
+              <w:rPr>
+                <w:rStyle w:val="VerbatimChar"/>
+                <w:b/>
+                <w:bCs/>
+              </w:rPr>
+              <w:t xml:space="preserve">umur</w:t>
+            </w:r>
+            <w:r>
+              <w:rPr>
+                <w:b/>
+                <w:bCs/>
+              </w:rPr>
+              <w:t xml:space="preserve"> </w:t>
+            </w:r>
+            <w:r>
+              <w:rPr>
+                <w:b/>
+                <w:bCs/>
+              </w:rPr>
+              <w:t xml:space="preserve">di form pasien tidak di-spec eksplisit dalam SRS</w:t>
+            </w:r>
+            <w:r>
+              <w:t xml:space="preserve"> </w:t>
+            </w:r>
+            <w:r>
+              <w:t xml:space="preserve">(SRS hanya menyebut</w:t>
+            </w:r>
+            <w:r>
+              <w:t xml:space="preserve"> </w:t>
+            </w:r>
+            <w:r>
+              <w:rPr>
+                <w:rStyle w:val="VerbatimChar"/>
+              </w:rPr>
+              <w:t xml:space="preserve">umur</w:t>
+            </w:r>
+            <w:r>
+              <w:t xml:space="preserve"> </w:t>
+            </w:r>
+            <w:r>
+              <w:t xml:space="preserve">sebagai integer optional dengan tipe</w:t>
+            </w:r>
+            <w:r>
+              <w:t xml:space="preserve"> </w:t>
+            </w:r>
+            <w:r>
+              <w:rPr>
+                <w:rStyle w:val="VerbatimChar"/>
+              </w:rPr>
+              <w:t xml:space="preserve">number</w:t>
+            </w:r>
+            <w:r>
+              <w:t xml:space="preserve">; tidak menetapkan range)</w:t>
+            </w:r>
+          </w:p>
+        </w:tc>
+        <w:tc>
+          <w:tcPr/>
+          <w:p>
+            <w:pPr>
+              <w:pStyle w:val="Compact"/>
+            </w:pPr>
+            <w:r>
+              <w:rPr>
+                <w:b/>
+                <w:bCs/>
+              </w:rPr>
+              <w:t xml:space="preserve">Wave 5 W5-FIX-CRITICAL menambah backend range check</w:t>
+            </w:r>
+            <w:r>
+              <w:rPr>
+                <w:b/>
+                <w:bCs/>
+              </w:rPr>
+              <w:t xml:space="preserve"> </w:t>
+            </w:r>
+            <w:r>
+              <w:rPr>
+                <w:rStyle w:val="VerbatimChar"/>
+                <w:b/>
+                <w:bCs/>
+              </w:rPr>
+              <w:t xml:space="preserve">0 &lt;= umur &lt;= 150</w:t>
+            </w:r>
+            <w:r>
+              <w:rPr>
+                <w:b/>
+                <w:bCs/>
+              </w:rPr>
+              <w:t xml:space="preserve"> </w:t>
+            </w:r>
+            <w:r>
+              <w:rPr>
+                <w:b/>
+                <w:bCs/>
+              </w:rPr>
+              <w:t xml:space="preserve">di</w:t>
+            </w:r>
+            <w:r>
+              <w:rPr>
+                <w:b/>
+                <w:bCs/>
+              </w:rPr>
+              <w:t xml:space="preserve"> </w:t>
+            </w:r>
+            <w:r>
+              <w:rPr>
+                <w:rStyle w:val="VerbatimChar"/>
+                <w:b/>
+                <w:bCs/>
+              </w:rPr>
+              <w:t xml:space="preserve">api/routes/patient_routes.py</w:t>
+            </w:r>
+            <w:r>
+              <w:rPr>
+                <w:b/>
+                <w:bCs/>
+              </w:rPr>
+              <w:t xml:space="preserve"> </w:t>
+            </w:r>
+            <w:r>
+              <w:rPr>
+                <w:b/>
+                <w:bCs/>
+              </w:rPr>
+              <w:t xml:space="preserve">(penambahan ke</w:t>
+            </w:r>
+            <w:r>
+              <w:rPr>
+                <w:b/>
+                <w:bCs/>
+              </w:rPr>
+              <w:t xml:space="preserve"> </w:t>
+            </w:r>
+            <w:r>
+              <w:rPr>
+                <w:rStyle w:val="VerbatimChar"/>
+                <w:b/>
+                <w:bCs/>
+              </w:rPr>
+              <w:t xml:space="preserve">NUMERIC_RANGES</w:t>
+            </w:r>
+            <w:r>
+              <w:rPr>
+                <w:b/>
+                <w:bCs/>
+              </w:rPr>
+              <w:t xml:space="preserve"> </w:t>
+            </w:r>
+            <w:r>
+              <w:rPr>
+                <w:b/>
+                <w:bCs/>
+              </w:rPr>
+              <w:t xml:space="preserve">atau guard equivalent) plus mirror client-side</w:t>
+            </w:r>
+            <w:r>
+              <w:rPr>
+                <w:b/>
+                <w:bCs/>
+              </w:rPr>
+              <w:t xml:space="preserve"> </w:t>
+            </w:r>
+            <w:r>
+              <w:rPr>
+                <w:rStyle w:val="VerbatimChar"/>
+                <w:b/>
+                <w:bCs/>
+              </w:rPr>
+              <w:t xml:space="preserve">src/app/patients/new/page.tsx</w:t>
+            </w:r>
+            <w:r>
+              <w:rPr>
+                <w:b/>
+                <w:bCs/>
+              </w:rPr>
+              <w:t xml:space="preserve"> </w:t>
+            </w:r>
+            <w:r>
+              <w:rPr>
+                <w:b/>
+                <w:bCs/>
+              </w:rPr>
+              <w:t xml:space="preserve">dan</w:t>
+            </w:r>
+            <w:r>
+              <w:rPr>
+                <w:b/>
+                <w:bCs/>
+              </w:rPr>
+              <w:t xml:space="preserve"> </w:t>
+            </w:r>
+            <w:r>
+              <w:rPr>
+                <w:rStyle w:val="VerbatimChar"/>
+                <w:b/>
+                <w:bCs/>
+              </w:rPr>
+              <w:t xml:space="preserve">src/app/patients/[id]/page.tsx</w:t>
+            </w:r>
+            <w:r>
+              <w:rPr>
+                <w:b/>
+                <w:bCs/>
+              </w:rPr>
+              <w:t xml:space="preserve"> </w:t>
+            </w:r>
+            <w:r>
+              <w:rPr>
+                <w:b/>
+                <w:bCs/>
+              </w:rPr>
+              <w:t xml:space="preserve">yang merender inline error Bahasa Indonesia</w:t>
+            </w:r>
+            <w:r>
+              <w:rPr>
+                <w:b/>
+                <w:bCs/>
+              </w:rPr>
+              <w:t xml:space="preserve"> </w:t>
+            </w:r>
+            <w:r>
+              <w:rPr>
+                <w:rStyle w:val="VerbatimChar"/>
+                <w:b/>
+                <w:bCs/>
+              </w:rPr>
+              <w:t xml:space="preserve">umur harus antara 0 dan 150</w:t>
+            </w:r>
+            <w:r>
+              <w:rPr>
+                <w:b/>
+                <w:bCs/>
+              </w:rPr>
+              <w:t xml:space="preserve"> </w:t>
+            </w:r>
+            <w:r>
+              <w:rPr>
+                <w:b/>
+                <w:bCs/>
+              </w:rPr>
+              <w:t xml:space="preserve">(commit SHA TBD pada sync time)</w:t>
+            </w:r>
+          </w:p>
+        </w:tc>
+        <w:tc>
+          <w:tcPr/>
+          <w:p>
+            <w:pPr>
+              <w:pStyle w:val="Compact"/>
+            </w:pPr>
+            <w:r>
+              <w:t xml:space="preserve">W4-HUNT H01-1 Major: POST</w:t>
+            </w:r>
+            <w:r>
+              <w:t xml:space="preserve"> </w:t>
+            </w:r>
+            <w:r>
+              <w:rPr>
+                <w:rStyle w:val="VerbatimChar"/>
+              </w:rPr>
+              <w:t xml:space="preserve">/api/patients</w:t>
+            </w:r>
+            <w:r>
+              <w:t xml:space="preserve"> </w:t>
+            </w:r>
+            <w:r>
+              <w:t xml:space="preserve">menerima</w:t>
+            </w:r>
+            <w:r>
+              <w:t xml:space="preserve"> </w:t>
+            </w:r>
+            <w:r>
+              <w:rPr>
+                <w:rStyle w:val="VerbatimChar"/>
+              </w:rPr>
+              <w:t xml:space="preserve">umur: "9999"</w:t>
+            </w:r>
+            <w:r>
+              <w:t xml:space="preserve">,</w:t>
+            </w:r>
+            <w:r>
+              <w:t xml:space="preserve"> </w:t>
+            </w:r>
+            <w:r>
+              <w:rPr>
+                <w:rStyle w:val="VerbatimChar"/>
+              </w:rPr>
+              <w:t xml:space="preserve">umur: "-50"</w:t>
+            </w:r>
+            <w:r>
+              <w:t xml:space="preserve">, dan</w:t>
+            </w:r>
+            <w:r>
+              <w:t xml:space="preserve"> </w:t>
+            </w:r>
+            <w:r>
+              <w:rPr>
+                <w:rStyle w:val="VerbatimChar"/>
+              </w:rPr>
+              <w:t xml:space="preserve">umur: "abc"</w:t>
+            </w:r>
+            <w:r>
+              <w:t xml:space="preserve"> </w:t>
+            </w:r>
+            <w:r>
+              <w:t xml:space="preserve">tanpa rejection. Data quality concern: chart</w:t>
+            </w:r>
+            <w:r>
+              <w:t xml:space="preserve"> </w:t>
+            </w:r>
+            <w:r>
+              <w:rPr>
+                <w:rStyle w:val="VerbatimChar"/>
+              </w:rPr>
+              <w:t xml:space="preserve">umur</w:t>
+            </w:r>
+            <w:r>
+              <w:t xml:space="preserve"> </w:t>
+            </w:r>
+            <w:r>
+              <w:t xml:space="preserve">distribution dan filter age-group rusak. Range 0..150 mengakomodasi neonatus (0) sampai umur ekstrem (dokumentasi medis WHO mencantumkan 122 tahun sebagai record holder; 150 sebagai safety margin).</w:t>
+            </w:r>
+          </w:p>
+        </w:tc>
+      </w:tr>
+      <w:tr>
+        <w:tc>
+          <w:tcPr/>
+          <w:p>
+            <w:pPr>
+              <w:pStyle w:val="Compact"/>
+            </w:pPr>
+            <w:r>
+              <w:rPr>
+                <w:b/>
+                <w:bCs/>
+              </w:rPr>
+              <w:t xml:space="preserve">Concurrency safety POST/PUT/DELETE pasien tidak di-spec eksplisit dalam SDD</w:t>
+            </w:r>
+            <w:r>
+              <w:t xml:space="preserve"> </w:t>
+            </w:r>
+            <w:r>
+              <w:t xml:space="preserve">(SDD mendokumentasikan JSON file storage tanpa concurrent-access strategy)</w:t>
+            </w:r>
+          </w:p>
+        </w:tc>
+        <w:tc>
+          <w:tcPr/>
+          <w:p>
+            <w:pPr>
+              <w:pStyle w:val="Compact"/>
+            </w:pPr>
+            <w:r>
+              <w:rPr>
+                <w:b/>
+                <w:bCs/>
+              </w:rPr>
+              <w:t xml:space="preserve">Wave 5 W5-FIX-CRITICAL menambah</w:t>
+            </w:r>
+            <w:r>
+              <w:rPr>
+                <w:b/>
+                <w:bCs/>
+              </w:rPr>
+              <w:t xml:space="preserve"> </w:t>
+            </w:r>
+            <w:r>
+              <w:rPr>
+                <w:rStyle w:val="VerbatimChar"/>
+                <w:b/>
+                <w:bCs/>
+              </w:rPr>
+              <w:t xml:space="preserve">threading.Lock</w:t>
+            </w:r>
+            <w:r>
+              <w:rPr>
+                <w:b/>
+                <w:bCs/>
+              </w:rPr>
+              <w:t xml:space="preserve"> </w:t>
+            </w:r>
+            <w:r>
+              <w:rPr>
+                <w:b/>
+                <w:bCs/>
+              </w:rPr>
+              <w:t xml:space="preserve">global di sekitar blok read-modify-write di</w:t>
+            </w:r>
+            <w:r>
+              <w:rPr>
+                <w:b/>
+                <w:bCs/>
+              </w:rPr>
+              <w:t xml:space="preserve"> </w:t>
+            </w:r>
+            <w:r>
+              <w:rPr>
+                <w:rStyle w:val="VerbatimChar"/>
+                <w:b/>
+                <w:bCs/>
+              </w:rPr>
+              <w:t xml:space="preserve">api/routes/patient_routes.py</w:t>
+            </w:r>
+            <w:r>
+              <w:rPr>
+                <w:b/>
+                <w:bCs/>
+              </w:rPr>
+              <w:t xml:space="preserve"> </w:t>
+            </w:r>
+            <w:r>
+              <w:rPr>
+                <w:b/>
+                <w:bCs/>
+              </w:rPr>
+              <w:t xml:space="preserve">create/update/delete handler</w:t>
+            </w:r>
+            <w:r>
+              <w:t xml:space="preserve"> </w:t>
+            </w:r>
+            <w:r>
+              <w:t xml:space="preserve">(commit SHA TBD pada sync time); Cloud Run gunicorn worker tetap single-threaded per request namun threadpool serialisasi via lock</w:t>
+            </w:r>
+          </w:p>
+        </w:tc>
+        <w:tc>
+          <w:tcPr/>
+          <w:p>
+            <w:pPr>
+              <w:pStyle w:val="Compact"/>
+            </w:pPr>
+            <w:r>
+              <w:t xml:space="preserve">W4-HUNT H10-1 Major: 5 paralel POST</w:t>
+            </w:r>
+            <w:r>
+              <w:t xml:space="preserve"> </w:t>
+            </w:r>
+            <w:r>
+              <w:rPr>
+                <w:rStyle w:val="VerbatimChar"/>
+              </w:rPr>
+              <w:t xml:space="preserve">/api/patients</w:t>
+            </w:r>
+            <w:r>
+              <w:t xml:space="preserve"> </w:t>
+            </w:r>
+            <w:r>
+              <w:t xml:space="preserve">dengan body sama menghasilkan 4 dari 5 response dengan</w:t>
+            </w:r>
+            <w:r>
+              <w:t xml:space="preserve"> </w:t>
+            </w:r>
+            <w:r>
+              <w:rPr>
+                <w:rStyle w:val="VerbatimChar"/>
+              </w:rPr>
+              <w:t xml:space="preserve">id: P022</w:t>
+            </w:r>
+            <w:r>
+              <w:t xml:space="preserve"> </w:t>
+            </w:r>
+            <w:r>
+              <w:t xml:space="preserve">dan persistensi final 21 -&gt; 23 (kehilangan 3 record). Lock mencegah duplicate-id dan write race. Mitigasi lengkap di production: GCS preconditions (</w:t>
+            </w:r>
+            <w:r>
+              <w:rPr>
+                <w:rStyle w:val="VerbatimChar"/>
+              </w:rPr>
+              <w:t xml:space="preserve">if-generation-match</w:t>
+            </w:r>
+            <w:r>
+              <w:t xml:space="preserve">) untuk optimistic concurrency, lihat 15.3 item 1.</w:t>
+            </w:r>
+          </w:p>
+        </w:tc>
+      </w:tr>
+      <w:tr>
+        <w:tc>
+          <w:tcPr/>
+          <w:p>
+            <w:pPr>
+              <w:pStyle w:val="Compact"/>
+            </w:pPr>
+            <w:r>
+              <w:rPr>
+                <w:b/>
+                <w:bCs/>
+              </w:rPr>
+              <w:t xml:space="preserve">KPI</w:t>
+            </w:r>
+            <w:r>
+              <w:rPr>
+                <w:b/>
+                <w:bCs/>
+              </w:rPr>
+              <w:t xml:space="preserve"> </w:t>
+            </w:r>
+            <w:r>
+              <w:rPr>
+                <w:rStyle w:val="VerbatimChar"/>
+                <w:b/>
+                <w:bCs/>
+              </w:rPr>
+              <w:t xml:space="preserve">/dashboard</w:t>
+            </w:r>
+            <w:r>
+              <w:rPr>
+                <w:b/>
+                <w:bCs/>
+              </w:rPr>
+              <w:t xml:space="preserve"> </w:t>
+            </w:r>
+            <w:r>
+              <w:rPr>
+                <w:b/>
+                <w:bCs/>
+              </w:rPr>
+              <w:t xml:space="preserve">dan kontent feed</w:t>
+            </w:r>
+            <w:r>
+              <w:rPr>
+                <w:b/>
+                <w:bCs/>
+              </w:rPr>
+              <w:t xml:space="preserve"> </w:t>
+            </w:r>
+            <w:r>
+              <w:rPr>
+                <w:rStyle w:val="VerbatimChar"/>
+                <w:b/>
+                <w:bCs/>
+              </w:rPr>
+              <w:t xml:space="preserve">/dashboard/aktivitas</w:t>
+            </w:r>
+            <w:r>
+              <w:rPr>
+                <w:b/>
+                <w:bCs/>
+              </w:rPr>
+              <w:t xml:space="preserve"> </w:t>
+            </w:r>
+            <w:r>
+              <w:rPr>
+                <w:b/>
+                <w:bCs/>
+              </w:rPr>
+              <w:t xml:space="preserve">di-spec sebagai backend-sourced</w:t>
+            </w:r>
+            <w:r>
+              <w:t xml:space="preserve"> </w:t>
+            </w:r>
+            <w:r>
+              <w:t xml:space="preserve">(PRD/SRS FR untuk admin dashboard KPI di-spec real, namun frontend pra-Wave 5 ship hardcoded</w:t>
+            </w:r>
+            <w:r>
+              <w:t xml:space="preserve"> </w:t>
+            </w:r>
+            <w:r>
+              <w:rPr>
+                <w:rStyle w:val="VerbatimChar"/>
+              </w:rPr>
+              <w:t xml:space="preserve">value: 1247</w:t>
+            </w:r>
+            <w:r>
+              <w:t xml:space="preserve">,</w:t>
+            </w:r>
+            <w:r>
+              <w:t xml:space="preserve"> </w:t>
+            </w:r>
+            <w:r>
+              <w:rPr>
+                <w:rStyle w:val="VerbatimChar"/>
+              </w:rPr>
+              <w:t xml:space="preserve">value: 38</w:t>
+            </w:r>
+            <w:r>
+              <w:t xml:space="preserve">,</w:t>
+            </w:r>
+            <w:r>
+              <w:t xml:space="preserve"> </w:t>
+            </w:r>
+            <w:r>
+              <w:rPr>
+                <w:rStyle w:val="VerbatimChar"/>
+              </w:rPr>
+              <w:t xml:space="preserve">value: 89</w:t>
+            </w:r>
+            <w:r>
+              <w:t xml:space="preserve">,</w:t>
+            </w:r>
+            <w:r>
+              <w:t xml:space="preserve"> </w:t>
+            </w:r>
+            <w:r>
+              <w:rPr>
+                <w:rStyle w:val="VerbatimChar"/>
+              </w:rPr>
+              <w:t xml:space="preserve">value: 2</w:t>
+            </w:r>
+            <w:r>
+              <w:t xml:space="preserve"> </w:t>
+            </w:r>
+            <w:r>
+              <w:t xml:space="preserve">di</w:t>
+            </w:r>
+            <w:r>
+              <w:t xml:space="preserve"> </w:t>
+            </w:r>
+            <w:r>
+              <w:rPr>
+                <w:rStyle w:val="VerbatimChar"/>
+              </w:rPr>
+              <w:t xml:space="preserve">src/app/dashboard/page.tsx:302-307</w:t>
+            </w:r>
+            <w:r>
+              <w:t xml:space="preserve"> </w:t>
+            </w:r>
+            <w:r>
+              <w:t xml:space="preserve">per W4-HUNT H06-1)</w:t>
+            </w:r>
+          </w:p>
+        </w:tc>
+        <w:tc>
+          <w:tcPr/>
+          <w:p>
+            <w:pPr>
+              <w:pStyle w:val="Compact"/>
+            </w:pPr>
+            <w:r>
+              <w:rPr>
+                <w:b/>
+                <w:bCs/>
+              </w:rPr>
+              <w:t xml:space="preserve">Wave 5 W5-FIX-CRITICAL menghapus literal hardcoded di admin branch</w:t>
+            </w:r>
+            <w:r>
+              <w:rPr>
+                <w:b/>
+                <w:bCs/>
+              </w:rPr>
+              <w:t xml:space="preserve"> </w:t>
+            </w:r>
+            <w:r>
+              <w:rPr>
+                <w:rStyle w:val="VerbatimChar"/>
+                <w:b/>
+                <w:bCs/>
+              </w:rPr>
+              <w:t xml:space="preserve">/dashboard</w:t>
+            </w:r>
+            <w:r>
+              <w:rPr>
+                <w:b/>
+                <w:bCs/>
+              </w:rPr>
+              <w:t xml:space="preserve">; admin sekarang membaca</w:t>
+            </w:r>
+            <w:r>
+              <w:rPr>
+                <w:b/>
+                <w:bCs/>
+              </w:rPr>
+              <w:t xml:space="preserve"> </w:t>
+            </w:r>
+            <w:r>
+              <w:rPr>
+                <w:rStyle w:val="VerbatimChar"/>
+                <w:b/>
+                <w:bCs/>
+              </w:rPr>
+              <w:t xml:space="preserve">/api/admin/system-stats</w:t>
+            </w:r>
+            <w:r>
+              <w:rPr>
+                <w:b/>
+                <w:bCs/>
+              </w:rPr>
+              <w:t xml:space="preserve"> </w:t>
+            </w:r>
+            <w:r>
+              <w:rPr>
+                <w:b/>
+                <w:bCs/>
+              </w:rPr>
+              <w:t xml:space="preserve">(endpoint sudah ada per</w:t>
+            </w:r>
+            <w:r>
+              <w:rPr>
+                <w:b/>
+                <w:bCs/>
+              </w:rPr>
+              <w:t xml:space="preserve"> </w:t>
+            </w:r>
+            <w:r>
+              <w:rPr>
+                <w:rStyle w:val="VerbatimChar"/>
+                <w:b/>
+                <w:bCs/>
+              </w:rPr>
+              <w:t xml:space="preserve">api/routes/admin_routes.py:18, 106-127</w:t>
+            </w:r>
+            <w:r>
+              <w:rPr>
+                <w:b/>
+                <w:bCs/>
+              </w:rPr>
+              <w:t xml:space="preserve">); bidan-scoped KPI dihapus jika belum ada endpoint atau diberi label</w:t>
+            </w:r>
+            <w:r>
+              <w:rPr>
+                <w:b/>
+                <w:bCs/>
+              </w:rPr>
+              <w:t xml:space="preserve"> </w:t>
+            </w:r>
+            <w:r>
+              <w:rPr>
+                <w:b/>
+                <w:bCs/>
+              </w:rPr>
+              <w:t xml:space="preserve">“Data demo”</w:t>
+            </w:r>
+            <w:r>
+              <w:rPr>
+                <w:b/>
+                <w:bCs/>
+              </w:rPr>
+              <w:t xml:space="preserve"> </w:t>
+            </w:r>
+            <w:r>
+              <w:rPr>
+                <w:b/>
+                <w:bCs/>
+              </w:rPr>
+              <w:t xml:space="preserve">jika sumber backend tidak ada</w:t>
+            </w:r>
+            <w:r>
+              <w:t xml:space="preserve"> </w:t>
+            </w:r>
+            <w:r>
+              <w:t xml:space="preserve">(commit SHA TBD pada sync time)</w:t>
+            </w:r>
+          </w:p>
+        </w:tc>
+        <w:tc>
+          <w:tcPr/>
+          <w:p>
+            <w:pPr>
+              <w:pStyle w:val="Compact"/>
+            </w:pPr>
+            <w:r>
+              <w:t xml:space="preserve">W4-HUNT H06-1 Major: literal</w:t>
+            </w:r>
+            <w:r>
+              <w:t xml:space="preserve"> </w:t>
+            </w:r>
+            <w:r>
+              <w:rPr>
+                <w:rStyle w:val="VerbatimChar"/>
+              </w:rPr>
+              <w:t xml:space="preserve">1247, 38, 89, 2</w:t>
+            </w:r>
+            <w:r>
+              <w:t xml:space="preserve"> </w:t>
+            </w:r>
+            <w:r>
+              <w:t xml:space="preserve">ditemukan persis sesuai daftar</w:t>
+            </w:r>
+            <w:r>
+              <w:t xml:space="preserve"> </w:t>
+            </w:r>
+            <w:r>
+              <w:rPr>
+                <w:rStyle w:val="VerbatimChar"/>
+              </w:rPr>
+              <w:t xml:space="preserve">.mission/bugs.md</w:t>
+            </w:r>
+            <w:r>
+              <w:t xml:space="preserve"> </w:t>
+            </w:r>
+            <w:r>
+              <w:t xml:space="preserve">B10 (</w:t>
+            </w:r>
+            <w:r>
+              <w:t xml:space="preserve">“hardcoded 1247 pengguna, 38 faskes, 89 scrape, 2 error”</w:t>
+            </w:r>
+            <w:r>
+              <w:t xml:space="preserve">). Auditor wave-04-audit.md baris 127 memverifikasi. Wave 5 menghapus literal sambil menjaga UI tidak kosong.</w:t>
+            </w:r>
+          </w:p>
+        </w:tc>
+      </w:tr>
+    </w:tbl>
     <w:p>
       <w:pPr>
         <w:pStyle w:val="BodyText"/>
@@ -21858,13 +24157,43 @@
           <w:b/>
           <w:bCs/>
         </w:rPr>
-        <w:t xml:space="preserve">Total 14 deviasi terdokumentasi.</w:t>
-      </w:r>
-      <w:r>
-        <w:t xml:space="preserve"> </w:t>
-      </w:r>
-      <w:r>
-        <w:t xml:space="preserve">Setiap deviasi terkait dengan ADR formal atau bug ticket T1-* untuk traceability.</w:t>
+        <w:t xml:space="preserve">Total 14 deviasi awal + 6 deviasi tambahan W5 = 20 deviasi terdokumentasi.</w:t>
+      </w:r>
+      <w:r>
+        <w:t xml:space="preserve"> </w:t>
+      </w:r>
+      <w:r>
+        <w:t xml:space="preserve">Setiap deviasi terkait dengan ADR formal, bug ticket T1-*, finding W4-HUNT, atau fix Wave 5 untuk traceability. Setiap referensi commit SHA Wave 5 dapat diverifikasi di backend</w:t>
+      </w:r>
+      <w:r>
+        <w:t xml:space="preserve"> </w:t>
+      </w:r>
+      <w:r>
+        <w:rPr>
+          <w:rStyle w:val="VerbatimChar"/>
+        </w:rPr>
+        <w:t xml:space="preserve">git log --oneline | grep W5-FIX-CRITICAL</w:t>
+      </w:r>
+      <w:r>
+        <w:t xml:space="preserve"> </w:t>
+      </w:r>
+      <w:r>
+        <w:t xml:space="preserve">(otoritatif). Dokumen audit verifikasi:</w:t>
+      </w:r>
+      <w:r>
+        <w:t xml:space="preserve"> </w:t>
+      </w:r>
+      <w:r>
+        <w:rPr>
+          <w:rStyle w:val="VerbatimChar"/>
+        </w:rPr>
+        <w:t xml:space="preserve">.mission/findings/audits/wave-04-audit.md</w:t>
+      </w:r>
+      <w:r>
+        <w:t xml:space="preserve"> </w:t>
+      </w:r>
+      <w:r>
+        <w:t xml:space="preserve">+ W5-AUDIT (Wave 5).</w:t>
       </w:r>
     </w:p>
     <w:p>
@@ -21874,8 +24203,9 @@
         </w:pict>
       </w:r>
     </w:p>
-    <w:bookmarkEnd w:id="72"/>
-    <w:bookmarkStart w:id="79" w:name="Xd35775eceabf79c4070199407f1630f74464959"/>
+    <w:bookmarkEnd w:id="73"/>
+    <w:bookmarkEnd w:id="74"/>
+    <w:bookmarkStart w:id="81" w:name="Xd35775eceabf79c4070199407f1630f74464959"/>
     <w:p>
       <w:pPr>
         <w:pStyle w:val="Heading2"/>
@@ -21884,7 +24214,7 @@
         <w:t xml:space="preserve">17. Panduan Pemeliharaan dan Operasi (Maintenance and Operations)</w:t>
       </w:r>
     </w:p>
-    <w:bookmarkStart w:id="73" w:name="regenerasi-data-openfda-1"/>
+    <w:bookmarkStart w:id="75" w:name="regenerasi-data-openfda-1"/>
     <w:p>
       <w:pPr>
         <w:pStyle w:val="Heading3"/>
@@ -22121,8 +24451,8 @@
         <w:t xml:space="preserve">, frontend) tidak perlu modifikasi.</w:t>
       </w:r>
     </w:p>
-    <w:bookmarkEnd w:id="73"/>
-    <w:bookmarkStart w:id="74" w:name="rebuild-diagram-dokumentasi"/>
+    <w:bookmarkEnd w:id="75"/>
+    <w:bookmarkStart w:id="76" w:name="rebuild-diagram-dokumentasi"/>
     <w:p>
       <w:pPr>
         <w:pStyle w:val="Heading3"/>
@@ -22327,249 +24657,14 @@
         <w:t xml:space="preserve">Bagian 1.2.</w:t>
       </w:r>
     </w:p>
-    <w:bookmarkEnd w:id="74"/>
-    <w:bookmarkStart w:id="75" w:name="menambah-endpoint-baru"/>
+    <w:bookmarkEnd w:id="76"/>
+    <w:bookmarkStart w:id="77" w:name="menambah-endpoint-baru"/>
     <w:p>
       <w:pPr>
         <w:pStyle w:val="Heading3"/>
       </w:pPr>
       <w:r>
         <w:t xml:space="preserve">17.3 Menambah Endpoint Baru</w:t>
-      </w:r>
-    </w:p>
-    <w:p>
-      <w:pPr>
-        <w:pStyle w:val="Compact"/>
-        <w:numPr>
-          <w:ilvl w:val="0"/>
-          <w:numId w:val="1019"/>
-        </w:numPr>
-      </w:pPr>
-      <w:r>
-        <w:t xml:space="preserve">Buat function handler di blueprint yang sesuai (mis.</w:t>
-      </w:r>
-      <w:r>
-        <w:t xml:space="preserve"> </w:t>
-      </w:r>
-      <w:r>
-        <w:rPr>
-          <w:rStyle w:val="VerbatimChar"/>
-        </w:rPr>
-        <w:t xml:space="preserve">api/routes/drug_routes.py</w:t>
-      </w:r>
-      <w:r>
-        <w:t xml:space="preserve">).</w:t>
-      </w:r>
-    </w:p>
-    <w:p>
-      <w:pPr>
-        <w:pStyle w:val="Compact"/>
-        <w:numPr>
-          <w:ilvl w:val="0"/>
-          <w:numId w:val="1019"/>
-        </w:numPr>
-      </w:pPr>
-      <w:r>
-        <w:t xml:space="preserve">Dekorasi</w:t>
-      </w:r>
-      <w:r>
-        <w:t xml:space="preserve"> </w:t>
-      </w:r>
-      <w:r>
-        <w:rPr>
-          <w:rStyle w:val="VerbatimChar"/>
-        </w:rPr>
-        <w:t xml:space="preserve">@bp.route("/api/drugs/...", methods=["..."])</w:t>
-      </w:r>
-      <w:r>
-        <w:t xml:space="preserve"> </w:t>
-      </w:r>
-      <w:r>
-        <w:t xml:space="preserve">plus</w:t>
-      </w:r>
-      <w:r>
-        <w:t xml:space="preserve"> </w:t>
-      </w:r>
-      <w:r>
-        <w:rPr>
-          <w:rStyle w:val="VerbatimChar"/>
-        </w:rPr>
-        <w:t xml:space="preserve">@require_auth</w:t>
-      </w:r>
-      <w:r>
-        <w:t xml:space="preserve"> </w:t>
-      </w:r>
-      <w:r>
-        <w:t xml:space="preserve">atau</w:t>
-      </w:r>
-      <w:r>
-        <w:t xml:space="preserve"> </w:t>
-      </w:r>
-      <w:r>
-        <w:rPr>
-          <w:rStyle w:val="VerbatimChar"/>
-        </w:rPr>
-        <w:t xml:space="preserve">@require_role("...")</w:t>
-      </w:r>
-      <w:r>
-        <w:t xml:space="preserve"> </w:t>
-      </w:r>
-      <w:r>
-        <w:t xml:space="preserve">sesuai kebutuhan.</w:t>
-      </w:r>
-    </w:p>
-    <w:p>
-      <w:pPr>
-        <w:pStyle w:val="Compact"/>
-        <w:numPr>
-          <w:ilvl w:val="0"/>
-          <w:numId w:val="1019"/>
-        </w:numPr>
-      </w:pPr>
-      <w:r>
-        <w:t xml:space="preserve">Tambah test di</w:t>
-      </w:r>
-      <w:r>
-        <w:t xml:space="preserve"> </w:t>
-      </w:r>
-      <w:r>
-        <w:rPr>
-          <w:rStyle w:val="VerbatimChar"/>
-        </w:rPr>
-        <w:t xml:space="preserve">api/tests/smoke_test.py</w:t>
-      </w:r>
-      <w:r>
-        <w:t xml:space="preserve"> </w:t>
-      </w:r>
-      <w:r>
-        <w:t xml:space="preserve">(assertion 200/401/403 sesuai semantik).</w:t>
-      </w:r>
-    </w:p>
-    <w:p>
-      <w:pPr>
-        <w:pStyle w:val="Compact"/>
-        <w:numPr>
-          <w:ilvl w:val="0"/>
-          <w:numId w:val="1019"/>
-        </w:numPr>
-      </w:pPr>
-      <w:r>
-        <w:t xml:space="preserve">Update</w:t>
-      </w:r>
-      <w:r>
-        <w:t xml:space="preserve"> </w:t>
-      </w:r>
-      <w:r>
-        <w:rPr>
-          <w:rStyle w:val="VerbatimChar"/>
-        </w:rPr>
-        <w:t xml:space="preserve">docs/API.md</w:t>
-      </w:r>
-      <w:r>
-        <w:t xml:space="preserve"> </w:t>
-      </w:r>
-      <w:r>
-        <w:t xml:space="preserve">Bagian 5.</w:t>
-      </w:r>
-      <w:r>
-        <w:t xml:space="preserve"> </w:t>
-      </w:r>
-      <w:r>
-        <w:t xml:space="preserve">dengan request/response shape.</w:t>
-      </w:r>
-    </w:p>
-    <w:p>
-      <w:pPr>
-        <w:pStyle w:val="Compact"/>
-        <w:numPr>
-          <w:ilvl w:val="0"/>
-          <w:numId w:val="1019"/>
-        </w:numPr>
-      </w:pPr>
-      <w:r>
-        <w:t xml:space="preserve">Update</w:t>
-      </w:r>
-      <w:r>
-        <w:t xml:space="preserve"> </w:t>
-      </w:r>
-      <w:r>
-        <w:rPr>
-          <w:rStyle w:val="VerbatimChar"/>
-        </w:rPr>
-        <w:t xml:space="preserve">docs/SRS.md</w:t>
-      </w:r>
-      <w:r>
-        <w:t xml:space="preserve"> </w:t>
-      </w:r>
-      <w:r>
-        <w:t xml:space="preserve">3.1.</w:t>
-      </w:r>
-      <w:r>
-        <w:t xml:space="preserve"> </w:t>
-      </w:r>
-      <w:r>
-        <w:t xml:space="preserve">dengan FR-ID baru dan acceptance criteria.</w:t>
-      </w:r>
-    </w:p>
-    <w:p>
-      <w:pPr>
-        <w:pStyle w:val="Compact"/>
-        <w:numPr>
-          <w:ilvl w:val="0"/>
-          <w:numId w:val="1019"/>
-        </w:numPr>
-      </w:pPr>
-      <w:r>
-        <w:t xml:space="preserve">Update</w:t>
-      </w:r>
-      <w:r>
-        <w:t xml:space="preserve"> </w:t>
-      </w:r>
-      <w:r>
-        <w:rPr>
-          <w:rStyle w:val="VerbatimChar"/>
-        </w:rPr>
-        <w:t xml:space="preserve">docs/AS-BUILT.md</w:t>
-      </w:r>
-      <w:r>
-        <w:t xml:space="preserve"> </w:t>
-      </w:r>
-      <w:r>
-        <w:t xml:space="preserve">Bagian 5 dan 8.</w:t>
-      </w:r>
-    </w:p>
-    <w:p>
-      <w:pPr>
-        <w:pStyle w:val="Compact"/>
-        <w:numPr>
-          <w:ilvl w:val="0"/>
-          <w:numId w:val="1019"/>
-        </w:numPr>
-      </w:pPr>
-      <w:r>
-        <w:t xml:space="preserve">Commit:</w:t>
-      </w:r>
-      <w:r>
-        <w:t xml:space="preserve"> </w:t>
-      </w:r>
-      <w:r>
-        <w:rPr>
-          <w:rStyle w:val="VerbatimChar"/>
-        </w:rPr>
-        <w:t xml:space="preserve">feat(&lt;area&gt;): &lt;description&gt; (FR-&lt;id&gt;)</w:t>
-      </w:r>
-      <w:r>
-        <w:t xml:space="preserve">.</w:t>
-      </w:r>
-    </w:p>
-    <w:bookmarkEnd w:id="75"/>
-    <w:bookmarkStart w:id="76" w:name="menambah-visualisasi-baru"/>
-    <w:p>
-      <w:pPr>
-        <w:pStyle w:val="Heading3"/>
-      </w:pPr>
-      <w:r>
-        <w:t xml:space="preserve">17.4 Menambah Visualisasi Baru</w:t>
       </w:r>
     </w:p>
     <w:p>
@@ -22581,22 +24676,19 @@
         </w:numPr>
       </w:pPr>
       <w:r>
-        <w:t xml:space="preserve">Buat berkas Python baru di</w:t>
-      </w:r>
-      <w:r>
-        <w:t xml:space="preserve"> </w:t>
-      </w:r>
-      <w:r>
-        <w:rPr>
-          <w:rStyle w:val="VerbatimChar"/>
-        </w:rPr>
-        <w:t xml:space="preserve">anggota3/NewestVisualization/viz_&lt;nama&gt;.py</w:t>
-      </w:r>
-      <w:r>
-        <w:t xml:space="preserve"> </w:t>
-      </w:r>
-      <w:r>
-        <w:t xml:space="preserve">(additive; jangan modifikasi file Alia yang ada).</w:t>
+        <w:t xml:space="preserve">Buat function handler di blueprint yang sesuai (mis.</w:t>
+      </w:r>
+      <w:r>
+        <w:t xml:space="preserve"> </w:t>
+      </w:r>
+      <w:r>
+        <w:rPr>
+          <w:rStyle w:val="VerbatimChar"/>
+        </w:rPr>
+        <w:t xml:space="preserve">api/routes/drug_routes.py</w:t>
+      </w:r>
+      <w:r>
+        <w:t xml:space="preserve">).</w:t>
       </w:r>
     </w:p>
     <w:p>
@@ -22608,49 +24700,52 @@
         </w:numPr>
       </w:pPr>
       <w:r>
-        <w:t xml:space="preserve">Import</w:t>
-      </w:r>
-      <w:r>
-        <w:t xml:space="preserve"> </w:t>
-      </w:r>
-      <w:r>
-        <w:rPr>
-          <w:rStyle w:val="VerbatimChar"/>
-        </w:rPr>
-        <w:t xml:space="preserve">palette</w:t>
-      </w:r>
-      <w:r>
-        <w:t xml:space="preserve"> </w:t>
-      </w:r>
-      <w:r>
-        <w:t xml:space="preserve">dan</w:t>
-      </w:r>
-      <w:r>
-        <w:t xml:space="preserve"> </w:t>
-      </w:r>
-      <w:r>
-        <w:rPr>
-          <w:rStyle w:val="VerbatimChar"/>
-        </w:rPr>
-        <w:t xml:space="preserve">data_loader</w:t>
-      </w:r>
-      <w:r>
-        <w:t xml:space="preserve"> </w:t>
-      </w:r>
-      <w:r>
-        <w:t xml:space="preserve">dari</w:t>
-      </w:r>
-      <w:r>
-        <w:t xml:space="preserve"> </w:t>
-      </w:r>
-      <w:r>
-        <w:rPr>
-          <w:rStyle w:val="VerbatimChar"/>
-        </w:rPr>
-        <w:t xml:space="preserve">anggota3/NewestVisualization/</w:t>
-      </w:r>
-      <w:r>
-        <w:t xml:space="preserve">.</w:t>
+        <w:t xml:space="preserve">Dekorasi</w:t>
+      </w:r>
+      <w:r>
+        <w:t xml:space="preserve"> </w:t>
+      </w:r>
+      <w:r>
+        <w:rPr>
+          <w:rStyle w:val="VerbatimChar"/>
+        </w:rPr>
+        <w:t xml:space="preserve">@bp.route("/api/drugs/...", methods=["..."])</w:t>
+      </w:r>
+      <w:r>
+        <w:t xml:space="preserve"> </w:t>
+      </w:r>
+      <w:r>
+        <w:t xml:space="preserve">plus</w:t>
+      </w:r>
+      <w:r>
+        <w:t xml:space="preserve"> </w:t>
+      </w:r>
+      <w:r>
+        <w:rPr>
+          <w:rStyle w:val="VerbatimChar"/>
+        </w:rPr>
+        <w:t xml:space="preserve">@require_auth</w:t>
+      </w:r>
+      <w:r>
+        <w:t xml:space="preserve"> </w:t>
+      </w:r>
+      <w:r>
+        <w:t xml:space="preserve">atau</w:t>
+      </w:r>
+      <w:r>
+        <w:t xml:space="preserve"> </w:t>
+      </w:r>
+      <w:r>
+        <w:rPr>
+          <w:rStyle w:val="VerbatimChar"/>
+        </w:rPr>
+        <w:t xml:space="preserve">@require_role("...")</w:t>
+      </w:r>
+      <w:r>
+        <w:t xml:space="preserve"> </w:t>
+      </w:r>
+      <w:r>
+        <w:t xml:space="preserve">sesuai kebutuhan.</w:t>
       </w:r>
     </w:p>
     <w:p>
@@ -22662,19 +24757,22 @@
         </w:numPr>
       </w:pPr>
       <w:r>
-        <w:t xml:space="preserve">Tulis output PNG ke</w:t>
-      </w:r>
-      <w:r>
-        <w:t xml:space="preserve"> </w:t>
-      </w:r>
-      <w:r>
-        <w:rPr>
-          <w:rStyle w:val="VerbatimChar"/>
-        </w:rPr>
-        <w:t xml:space="preserve">anggota3/NewestVisualization/output/viz_&lt;nama&gt;.png</w:t>
-      </w:r>
-      <w:r>
-        <w:t xml:space="preserve">.</w:t>
+        <w:t xml:space="preserve">Tambah test di</w:t>
+      </w:r>
+      <w:r>
+        <w:t xml:space="preserve"> </w:t>
+      </w:r>
+      <w:r>
+        <w:rPr>
+          <w:rStyle w:val="VerbatimChar"/>
+        </w:rPr>
+        <w:t xml:space="preserve">api/tests/smoke_test.py</w:t>
+      </w:r>
+      <w:r>
+        <w:t xml:space="preserve"> </w:t>
+      </w:r>
+      <w:r>
+        <w:t xml:space="preserve">(assertion 200/401/403 sesuai semantik).</w:t>
       </w:r>
     </w:p>
     <w:p>
@@ -22686,37 +24784,28 @@
         </w:numPr>
       </w:pPr>
       <w:r>
-        <w:t xml:space="preserve">Tambah entri di</w:t>
-      </w:r>
-      <w:r>
-        <w:t xml:space="preserve"> </w:t>
-      </w:r>
-      <w:r>
-        <w:rPr>
-          <w:rStyle w:val="VerbatimChar"/>
-        </w:rPr>
-        <w:t xml:space="preserve">anggota3/NewestVisualization/generate_all.py</w:t>
-      </w:r>
-      <w:r>
-        <w:t xml:space="preserve"> </w:t>
-      </w:r>
-      <w:r>
-        <w:t xml:space="preserve">agar</w:t>
-      </w:r>
-      <w:r>
-        <w:t xml:space="preserve"> </w:t>
-      </w:r>
-      <w:r>
-        <w:rPr>
-          <w:rStyle w:val="VerbatimChar"/>
-        </w:rPr>
-        <w:t xml:space="preserve">python -m anggota3.NewestVisualization.generate_all</w:t>
-      </w:r>
-      <w:r>
-        <w:t xml:space="preserve"> </w:t>
-      </w:r>
-      <w:r>
-        <w:t xml:space="preserve">membangun-ulang semua chart.</w:t>
+        <w:t xml:space="preserve">Update</w:t>
+      </w:r>
+      <w:r>
+        <w:t xml:space="preserve"> </w:t>
+      </w:r>
+      <w:r>
+        <w:rPr>
+          <w:rStyle w:val="VerbatimChar"/>
+        </w:rPr>
+        <w:t xml:space="preserve">docs/API.md</w:t>
+      </w:r>
+      <w:r>
+        <w:t xml:space="preserve"> </w:t>
+      </w:r>
+      <w:r>
+        <w:t xml:space="preserve">Bagian 5.</w:t>
+      </w:r>
+      <w:r>
+        <w:t xml:space="preserve"> </w:t>
+      </w:r>
+      <w:r>
+        <w:t xml:space="preserve">dengan request/response shape.</w:t>
       </w:r>
     </w:p>
     <w:p>
@@ -22737,13 +24826,31 @@
         <w:rPr>
           <w:rStyle w:val="VerbatimChar"/>
         </w:rPr>
-        <w:t xml:space="preserve">anggota3/NewestVisualization/README.md</w:t>
-      </w:r>
-      <w:r>
-        <w:t xml:space="preserve"> </w:t>
-      </w:r>
-      <w:r>
-        <w:t xml:space="preserve">dan</w:t>
+        <w:t xml:space="preserve">docs/SRS.md</w:t>
+      </w:r>
+      <w:r>
+        <w:t xml:space="preserve"> </w:t>
+      </w:r>
+      <w:r>
+        <w:t xml:space="preserve">3.1.</w:t>
+      </w:r>
+      <w:r>
+        <w:t xml:space="preserve"> </w:t>
+      </w:r>
+      <w:r>
+        <w:t xml:space="preserve">dengan FR-ID baru dan acceptance criteria.</w:t>
+      </w:r>
+    </w:p>
+    <w:p>
+      <w:pPr>
+        <w:pStyle w:val="Compact"/>
+        <w:numPr>
+          <w:ilvl w:val="0"/>
+          <w:numId w:val="1020"/>
+        </w:numPr>
+      </w:pPr>
+      <w:r>
+        <w:t xml:space="preserve">Update</w:t>
       </w:r>
       <w:r>
         <w:t xml:space="preserve"> </w:t>
@@ -22758,40 +24865,41 @@
         <w:t xml:space="preserve"> </w:t>
       </w:r>
       <w:r>
-        <w:t xml:space="preserve">Bagian 5.8.</w:t>
-      </w:r>
-    </w:p>
-    <w:bookmarkEnd w:id="76"/>
-    <w:bookmarkStart w:id="77" w:name="operasional-saat-demo"/>
+        <w:t xml:space="preserve">Bagian 5 dan 8.</w:t>
+      </w:r>
+    </w:p>
+    <w:p>
+      <w:pPr>
+        <w:pStyle w:val="Compact"/>
+        <w:numPr>
+          <w:ilvl w:val="0"/>
+          <w:numId w:val="1020"/>
+        </w:numPr>
+      </w:pPr>
+      <w:r>
+        <w:t xml:space="preserve">Commit:</w:t>
+      </w:r>
+      <w:r>
+        <w:t xml:space="preserve"> </w:t>
+      </w:r>
+      <w:r>
+        <w:rPr>
+          <w:rStyle w:val="VerbatimChar"/>
+        </w:rPr>
+        <w:t xml:space="preserve">feat(&lt;area&gt;): &lt;description&gt; (FR-&lt;id&gt;)</w:t>
+      </w:r>
+      <w:r>
+        <w:t xml:space="preserve">.</w:t>
+      </w:r>
+    </w:p>
+    <w:bookmarkEnd w:id="77"/>
+    <w:bookmarkStart w:id="78" w:name="menambah-visualisasi-baru"/>
     <w:p>
       <w:pPr>
         <w:pStyle w:val="Heading3"/>
       </w:pPr>
       <w:r>
-        <w:t xml:space="preserve">17.5 Operasional Saat Demo</w:t>
-      </w:r>
-    </w:p>
-    <w:p>
-      <w:pPr>
-        <w:pStyle w:val="FirstParagraph"/>
-      </w:pPr>
-      <w:r>
-        <w:t xml:space="preserve">Checklist lengkap di</w:t>
-      </w:r>
-      <w:r>
-        <w:t xml:space="preserve"> </w:t>
-      </w:r>
-      <w:r>
-        <w:rPr>
-          <w:rStyle w:val="VerbatimChar"/>
-        </w:rPr>
-        <w:t xml:space="preserve">docs/SECURITY.md</w:t>
-      </w:r>
-      <w:r>
-        <w:t xml:space="preserve"> </w:t>
-      </w:r>
-      <w:r>
-        <w:t xml:space="preserve">Bagian 9. Ringkasan:</w:t>
+        <w:t xml:space="preserve">17.4 Menambah Visualisasi Baru</w:t>
       </w:r>
     </w:p>
     <w:p>
@@ -22803,16 +24911,22 @@
         </w:numPr>
       </w:pPr>
       <w:r>
-        <w:rPr>
-          <w:rStyle w:val="VerbatimChar"/>
-        </w:rPr>
-        <w:t xml:space="preserve">gcloud run services describe medwatch-api --region asia-southeast1 --format='value(status.url)'</w:t>
-      </w:r>
-      <w:r>
-        <w:t xml:space="preserve"> </w:t>
-      </w:r>
-      <w:r>
-        <w:t xml:space="preserve">aktif</w:t>
+        <w:t xml:space="preserve">Buat berkas Python baru di</w:t>
+      </w:r>
+      <w:r>
+        <w:t xml:space="preserve"> </w:t>
+      </w:r>
+      <w:r>
+        <w:rPr>
+          <w:rStyle w:val="VerbatimChar"/>
+        </w:rPr>
+        <w:t xml:space="preserve">anggota3/NewestVisualization/viz_&lt;nama&gt;.py</w:t>
+      </w:r>
+      <w:r>
+        <w:t xml:space="preserve"> </w:t>
+      </w:r>
+      <w:r>
+        <w:t xml:space="preserve">(additive; jangan modifikasi file Alia yang ada).</w:t>
       </w:r>
     </w:p>
     <w:p>
@@ -22824,16 +24938,49 @@
         </w:numPr>
       </w:pPr>
       <w:r>
-        <w:rPr>
-          <w:rStyle w:val="VerbatimChar"/>
-        </w:rPr>
-        <w:t xml:space="preserve">curl &lt;url&gt;/api/health</w:t>
-      </w:r>
-      <w:r>
-        <w:t xml:space="preserve"> </w:t>
-      </w:r>
-      <w:r>
-        <w:t xml:space="preserve">200</w:t>
+        <w:t xml:space="preserve">Import</w:t>
+      </w:r>
+      <w:r>
+        <w:t xml:space="preserve"> </w:t>
+      </w:r>
+      <w:r>
+        <w:rPr>
+          <w:rStyle w:val="VerbatimChar"/>
+        </w:rPr>
+        <w:t xml:space="preserve">palette</w:t>
+      </w:r>
+      <w:r>
+        <w:t xml:space="preserve"> </w:t>
+      </w:r>
+      <w:r>
+        <w:t xml:space="preserve">dan</w:t>
+      </w:r>
+      <w:r>
+        <w:t xml:space="preserve"> </w:t>
+      </w:r>
+      <w:r>
+        <w:rPr>
+          <w:rStyle w:val="VerbatimChar"/>
+        </w:rPr>
+        <w:t xml:space="preserve">data_loader</w:t>
+      </w:r>
+      <w:r>
+        <w:t xml:space="preserve"> </w:t>
+      </w:r>
+      <w:r>
+        <w:t xml:space="preserve">dari</w:t>
+      </w:r>
+      <w:r>
+        <w:t xml:space="preserve"> </w:t>
+      </w:r>
+      <w:r>
+        <w:rPr>
+          <w:rStyle w:val="VerbatimChar"/>
+        </w:rPr>
+        <w:t xml:space="preserve">anggota3/NewestVisualization/</w:t>
+      </w:r>
+      <w:r>
+        <w:t xml:space="preserve">.</w:t>
       </w:r>
     </w:p>
     <w:p>
@@ -22845,16 +24992,19 @@
         </w:numPr>
       </w:pPr>
       <w:r>
-        <w:rPr>
-          <w:rStyle w:val="VerbatimChar"/>
-        </w:rPr>
-        <w:t xml:space="preserve">FLASK_DEBUG</w:t>
-      </w:r>
-      <w:r>
-        <w:t xml:space="preserve"> </w:t>
-      </w:r>
-      <w:r>
-        <w:t xml:space="preserve">Cloud Run = false</w:t>
+        <w:t xml:space="preserve">Tulis output PNG ke</w:t>
+      </w:r>
+      <w:r>
+        <w:t xml:space="preserve"> </w:t>
+      </w:r>
+      <w:r>
+        <w:rPr>
+          <w:rStyle w:val="VerbatimChar"/>
+        </w:rPr>
+        <w:t xml:space="preserve">anggota3/NewestVisualization/output/viz_&lt;nama&gt;.png</w:t>
+      </w:r>
+      <w:r>
+        <w:t xml:space="preserve">.</w:t>
       </w:r>
     </w:p>
     <w:p>
@@ -22866,22 +25016,37 @@
         </w:numPr>
       </w:pPr>
       <w:r>
-        <w:t xml:space="preserve">Secret Manager</w:t>
-      </w:r>
-      <w:r>
-        <w:t xml:space="preserve"> </w:t>
-      </w:r>
-      <w:r>
-        <w:rPr>
-          <w:rStyle w:val="VerbatimChar"/>
-        </w:rPr>
-        <w:t xml:space="preserve">medwatch-jwt-secret</w:t>
-      </w:r>
-      <w:r>
-        <w:t xml:space="preserve"> </w:t>
-      </w:r>
-      <w:r>
-        <w:t xml:space="preserve">punya minimal 1 enabled version</w:t>
+        <w:t xml:space="preserve">Tambah entri di</w:t>
+      </w:r>
+      <w:r>
+        <w:t xml:space="preserve"> </w:t>
+      </w:r>
+      <w:r>
+        <w:rPr>
+          <w:rStyle w:val="VerbatimChar"/>
+        </w:rPr>
+        <w:t xml:space="preserve">anggota3/NewestVisualization/generate_all.py</w:t>
+      </w:r>
+      <w:r>
+        <w:t xml:space="preserve"> </w:t>
+      </w:r>
+      <w:r>
+        <w:t xml:space="preserve">agar</w:t>
+      </w:r>
+      <w:r>
+        <w:t xml:space="preserve"> </w:t>
+      </w:r>
+      <w:r>
+        <w:rPr>
+          <w:rStyle w:val="VerbatimChar"/>
+        </w:rPr>
+        <w:t xml:space="preserve">python -m anggota3.NewestVisualization.generate_all</w:t>
+      </w:r>
+      <w:r>
+        <w:t xml:space="preserve"> </w:t>
+      </w:r>
+      <w:r>
+        <w:t xml:space="preserve">membangun-ulang semua chart.</w:t>
       </w:r>
     </w:p>
     <w:p>
@@ -22893,22 +25058,70 @@
         </w:numPr>
       </w:pPr>
       <w:r>
-        <w:t xml:space="preserve">Bucket</w:t>
-      </w:r>
-      <w:r>
-        <w:t xml:space="preserve"> </w:t>
-      </w:r>
-      <w:r>
-        <w:rPr>
-          <w:rStyle w:val="VerbatimChar"/>
-        </w:rPr>
-        <w:t xml:space="preserve">medwatch-polban-2026-state</w:t>
-      </w:r>
-      <w:r>
-        <w:t xml:space="preserve"> </w:t>
-      </w:r>
-      <w:r>
-        <w:t xml:space="preserve">tidak public</w:t>
+        <w:t xml:space="preserve">Update</w:t>
+      </w:r>
+      <w:r>
+        <w:t xml:space="preserve"> </w:t>
+      </w:r>
+      <w:r>
+        <w:rPr>
+          <w:rStyle w:val="VerbatimChar"/>
+        </w:rPr>
+        <w:t xml:space="preserve">anggota3/NewestVisualization/README.md</w:t>
+      </w:r>
+      <w:r>
+        <w:t xml:space="preserve"> </w:t>
+      </w:r>
+      <w:r>
+        <w:t xml:space="preserve">dan</w:t>
+      </w:r>
+      <w:r>
+        <w:t xml:space="preserve"> </w:t>
+      </w:r>
+      <w:r>
+        <w:rPr>
+          <w:rStyle w:val="VerbatimChar"/>
+        </w:rPr>
+        <w:t xml:space="preserve">docs/AS-BUILT.md</w:t>
+      </w:r>
+      <w:r>
+        <w:t xml:space="preserve"> </w:t>
+      </w:r>
+      <w:r>
+        <w:t xml:space="preserve">Bagian 5.8.</w:t>
+      </w:r>
+    </w:p>
+    <w:bookmarkEnd w:id="78"/>
+    <w:bookmarkStart w:id="79" w:name="operasional-saat-demo"/>
+    <w:p>
+      <w:pPr>
+        <w:pStyle w:val="Heading3"/>
+      </w:pPr>
+      <w:r>
+        <w:t xml:space="preserve">17.5 Operasional Saat Demo</w:t>
+      </w:r>
+    </w:p>
+    <w:p>
+      <w:pPr>
+        <w:pStyle w:val="FirstParagraph"/>
+      </w:pPr>
+      <w:r>
+        <w:t xml:space="preserve">Checklist lengkap di</w:t>
+      </w:r>
+      <w:r>
+        <w:t xml:space="preserve"> </w:t>
+      </w:r>
+      <w:r>
+        <w:rPr>
+          <w:rStyle w:val="VerbatimChar"/>
+        </w:rPr>
+        <w:t xml:space="preserve">docs/SECURITY.md</w:t>
+      </w:r>
+      <w:r>
+        <w:t xml:space="preserve"> </w:t>
+      </w:r>
+      <w:r>
+        <w:t xml:space="preserve">Bagian 9. Ringkasan:</w:t>
       </w:r>
     </w:p>
     <w:p>
@@ -22916,20 +25129,20 @@
         <w:pStyle w:val="Compact"/>
         <w:numPr>
           <w:ilvl w:val="0"/>
-          <w:numId w:val="1021"/>
+          <w:numId w:val="1022"/>
         </w:numPr>
       </w:pPr>
       <w:r>
         <w:rPr>
           <w:rStyle w:val="VerbatimChar"/>
         </w:rPr>
-        <w:t xml:space="preserve">medwatch-frontend.vercel.app/login</w:t>
-      </w:r>
-      <w:r>
-        <w:t xml:space="preserve"> </w:t>
-      </w:r>
-      <w:r>
-        <w:t xml:space="preserve">load tanpa error console</w:t>
+        <w:t xml:space="preserve">gcloud run services describe medwatch-api --region asia-southeast1 --format='value(status.url)'</w:t>
+      </w:r>
+      <w:r>
+        <w:t xml:space="preserve"> </w:t>
+      </w:r>
+      <w:r>
+        <w:t xml:space="preserve">aktif</w:t>
       </w:r>
     </w:p>
     <w:p>
@@ -22937,13 +25150,130 @@
         <w:pStyle w:val="Compact"/>
         <w:numPr>
           <w:ilvl w:val="0"/>
-          <w:numId w:val="1021"/>
+          <w:numId w:val="1022"/>
         </w:numPr>
       </w:pPr>
       <w:r>
         <w:rPr>
           <w:rStyle w:val="VerbatimChar"/>
         </w:rPr>
+        <w:t xml:space="preserve">curl &lt;url&gt;/api/health</w:t>
+      </w:r>
+      <w:r>
+        <w:t xml:space="preserve"> </w:t>
+      </w:r>
+      <w:r>
+        <w:t xml:space="preserve">200</w:t>
+      </w:r>
+    </w:p>
+    <w:p>
+      <w:pPr>
+        <w:pStyle w:val="Compact"/>
+        <w:numPr>
+          <w:ilvl w:val="0"/>
+          <w:numId w:val="1022"/>
+        </w:numPr>
+      </w:pPr>
+      <w:r>
+        <w:rPr>
+          <w:rStyle w:val="VerbatimChar"/>
+        </w:rPr>
+        <w:t xml:space="preserve">FLASK_DEBUG</w:t>
+      </w:r>
+      <w:r>
+        <w:t xml:space="preserve"> </w:t>
+      </w:r>
+      <w:r>
+        <w:t xml:space="preserve">Cloud Run = false</w:t>
+      </w:r>
+    </w:p>
+    <w:p>
+      <w:pPr>
+        <w:pStyle w:val="Compact"/>
+        <w:numPr>
+          <w:ilvl w:val="0"/>
+          <w:numId w:val="1022"/>
+        </w:numPr>
+      </w:pPr>
+      <w:r>
+        <w:t xml:space="preserve">Secret Manager</w:t>
+      </w:r>
+      <w:r>
+        <w:t xml:space="preserve"> </w:t>
+      </w:r>
+      <w:r>
+        <w:rPr>
+          <w:rStyle w:val="VerbatimChar"/>
+        </w:rPr>
+        <w:t xml:space="preserve">medwatch-jwt-secret</w:t>
+      </w:r>
+      <w:r>
+        <w:t xml:space="preserve"> </w:t>
+      </w:r>
+      <w:r>
+        <w:t xml:space="preserve">punya minimal 1 enabled version</w:t>
+      </w:r>
+    </w:p>
+    <w:p>
+      <w:pPr>
+        <w:pStyle w:val="Compact"/>
+        <w:numPr>
+          <w:ilvl w:val="0"/>
+          <w:numId w:val="1022"/>
+        </w:numPr>
+      </w:pPr>
+      <w:r>
+        <w:t xml:space="preserve">Bucket</w:t>
+      </w:r>
+      <w:r>
+        <w:t xml:space="preserve"> </w:t>
+      </w:r>
+      <w:r>
+        <w:rPr>
+          <w:rStyle w:val="VerbatimChar"/>
+        </w:rPr>
+        <w:t xml:space="preserve">medwatch-polban-2026-state</w:t>
+      </w:r>
+      <w:r>
+        <w:t xml:space="preserve"> </w:t>
+      </w:r>
+      <w:r>
+        <w:t xml:space="preserve">tidak public</w:t>
+      </w:r>
+    </w:p>
+    <w:p>
+      <w:pPr>
+        <w:pStyle w:val="Compact"/>
+        <w:numPr>
+          <w:ilvl w:val="0"/>
+          <w:numId w:val="1022"/>
+        </w:numPr>
+      </w:pPr>
+      <w:r>
+        <w:rPr>
+          <w:rStyle w:val="VerbatimChar"/>
+        </w:rPr>
+        <w:t xml:space="preserve">medwatch-frontend.vercel.app/login</w:t>
+      </w:r>
+      <w:r>
+        <w:t xml:space="preserve"> </w:t>
+      </w:r>
+      <w:r>
+        <w:t xml:space="preserve">load tanpa error console</w:t>
+      </w:r>
+    </w:p>
+    <w:p>
+      <w:pPr>
+        <w:pStyle w:val="Compact"/>
+        <w:numPr>
+          <w:ilvl w:val="0"/>
+          <w:numId w:val="1022"/>
+        </w:numPr>
+      </w:pPr>
+      <w:r>
+        <w:rPr>
+          <w:rStyle w:val="VerbatimChar"/>
+        </w:rPr>
         <w:t xml:space="preserve">.env*</w:t>
       </w:r>
       <w:r>
@@ -22962,8 +25292,8 @@
         <w:t xml:space="preserve">git ls-files</w:t>
       </w:r>
     </w:p>
-    <w:bookmarkEnd w:id="77"/>
-    <w:bookmarkStart w:id="78" w:name="kontak-tim"/>
+    <w:bookmarkEnd w:id="79"/>
+    <w:bookmarkStart w:id="80" w:name="kontak-tim"/>
     <w:p>
       <w:pPr>
         <w:pStyle w:val="Heading3"/>
@@ -23317,9 +25647,9 @@
         </w:pict>
       </w:r>
     </w:p>
-    <w:bookmarkEnd w:id="78"/>
-    <w:bookmarkEnd w:id="79"/>
-    <w:bookmarkStart w:id="86" w:name="daftar-periksa-handover"/>
+    <w:bookmarkEnd w:id="80"/>
+    <w:bookmarkEnd w:id="81"/>
+    <w:bookmarkStart w:id="88" w:name="daftar-periksa-handover"/>
     <w:p>
       <w:pPr>
         <w:pStyle w:val="Heading2"/>
@@ -23336,52 +25666,13 @@
         <w:t xml:space="preserve">Checklist serah-terima ke dosen (25 Mei 2026) dan ke maintainer berikutnya:</w:t>
       </w:r>
     </w:p>
-    <w:bookmarkStart w:id="80" w:name="akses-repositori"/>
+    <w:bookmarkStart w:id="82" w:name="akses-repositori"/>
     <w:p>
       <w:pPr>
         <w:pStyle w:val="Heading3"/>
       </w:pPr>
       <w:r>
         <w:t xml:space="preserve">18.1 Akses Repositori</w:t>
-      </w:r>
-    </w:p>
-    <w:p>
-      <w:pPr>
-        <w:pStyle w:val="Compact"/>
-        <w:numPr>
-          <w:ilvl w:val="0"/>
-          <w:numId w:val="1022"/>
-        </w:numPr>
-      </w:pPr>
-      <w:r>
-        <w:t xml:space="preserve">Repo backend</w:t>
-      </w:r>
-      <w:r>
-        <w:t xml:space="preserve"> </w:t>
-      </w:r>
-      <w:r>
-        <w:rPr>
-          <w:rStyle w:val="VerbatimChar"/>
-        </w:rPr>
-        <w:t xml:space="preserve">https://github.com/Bisura16/medWatch</w:t>
-      </w:r>
-      <w:r>
-        <w:t xml:space="preserve"> </w:t>
-      </w:r>
-      <w:r>
-        <w:t xml:space="preserve">accessible (Bimo owner; Ghaisan punya akses tulis ke branch</w:t>
-      </w:r>
-      <w:r>
-        <w:t xml:space="preserve"> </w:t>
-      </w:r>
-      <w:r>
-        <w:rPr>
-          <w:rStyle w:val="VerbatimChar"/>
-        </w:rPr>
-        <w:t xml:space="preserve">ghaisan-APIIntegration</w:t>
-      </w:r>
-      <w:r>
-        <w:t xml:space="preserve">).</w:t>
       </w:r>
     </w:p>
     <w:p>
@@ -23393,22 +25684,22 @@
         </w:numPr>
       </w:pPr>
       <w:r>
-        <w:t xml:space="preserve">Repo frontend</w:t>
-      </w:r>
-      <w:r>
-        <w:t xml:space="preserve"> </w:t>
-      </w:r>
-      <w:r>
-        <w:rPr>
-          <w:rStyle w:val="VerbatimChar"/>
-        </w:rPr>
-        <w:t xml:space="preserve">https://github.com/Finerium/FrontendMedwatch</w:t>
-      </w:r>
-      <w:r>
-        <w:t xml:space="preserve"> </w:t>
-      </w:r>
-      <w:r>
-        <w:t xml:space="preserve">accessible (Ghaisan owner; branch integrasi</w:t>
+        <w:t xml:space="preserve">Repo backend</w:t>
+      </w:r>
+      <w:r>
+        <w:t xml:space="preserve"> </w:t>
+      </w:r>
+      <w:r>
+        <w:rPr>
+          <w:rStyle w:val="VerbatimChar"/>
+        </w:rPr>
+        <w:t xml:space="preserve">https://github.com/Bisura16/medWatch</w:t>
+      </w:r>
+      <w:r>
+        <w:t xml:space="preserve"> </w:t>
+      </w:r>
+      <w:r>
+        <w:t xml:space="preserve">accessible (Bimo owner; Ghaisan punya akses tulis ke branch</w:t>
       </w:r>
       <w:r>
         <w:t xml:space="preserve"> </w:t>
@@ -23421,16 +25712,6 @@
       </w:r>
       <w:r>
         <w:t xml:space="preserve">).</w:t>
-      </w:r>
-    </w:p>
-    <w:bookmarkEnd w:id="80"/>
-    <w:bookmarkStart w:id="81" w:name="kredensial-dan-konfigurasi"/>
-    <w:p>
-      <w:pPr>
-        <w:pStyle w:val="Heading3"/>
-      </w:pPr>
-      <w:r>
-        <w:t xml:space="preserve">18.2 Kredensial dan Konfigurasi</w:t>
       </w:r>
     </w:p>
     <w:p>
@@ -23442,31 +25723,44 @@
         </w:numPr>
       </w:pPr>
       <w:r>
-        <w:rPr>
-          <w:rStyle w:val="VerbatimChar"/>
-        </w:rPr>
-        <w:t xml:space="preserve">.env.local</w:t>
-      </w:r>
-      <w:r>
-        <w:t xml:space="preserve"> </w:t>
-      </w:r>
-      <w:r>
-        <w:t xml:space="preserve">NOT committed (verifikasi:</w:t>
-      </w:r>
-      <w:r>
-        <w:t xml:space="preserve"> </w:t>
-      </w:r>
-      <w:r>
-        <w:rPr>
-          <w:rStyle w:val="VerbatimChar"/>
-        </w:rPr>
-        <w:t xml:space="preserve">git ls-files | grep -E "\.env(\.|$)"</w:t>
-      </w:r>
-      <w:r>
-        <w:t xml:space="preserve"> </w:t>
-      </w:r>
-      <w:r>
-        <w:t xml:space="preserve">empty).</w:t>
+        <w:t xml:space="preserve">Repo frontend</w:t>
+      </w:r>
+      <w:r>
+        <w:t xml:space="preserve"> </w:t>
+      </w:r>
+      <w:r>
+        <w:rPr>
+          <w:rStyle w:val="VerbatimChar"/>
+        </w:rPr>
+        <w:t xml:space="preserve">https://github.com/Finerium/FrontendMedwatch</w:t>
+      </w:r>
+      <w:r>
+        <w:t xml:space="preserve"> </w:t>
+      </w:r>
+      <w:r>
+        <w:t xml:space="preserve">accessible (Ghaisan owner; branch integrasi</w:t>
+      </w:r>
+      <w:r>
+        <w:t xml:space="preserve"> </w:t>
+      </w:r>
+      <w:r>
+        <w:rPr>
+          <w:rStyle w:val="VerbatimChar"/>
+        </w:rPr>
+        <w:t xml:space="preserve">ghaisan-APIIntegration</w:t>
+      </w:r>
+      <w:r>
+        <w:t xml:space="preserve">).</w:t>
+      </w:r>
+    </w:p>
+    <w:bookmarkEnd w:id="82"/>
+    <w:bookmarkStart w:id="83" w:name="kredensial-dan-konfigurasi"/>
+    <w:p>
+      <w:pPr>
+        <w:pStyle w:val="Heading3"/>
+      </w:pPr>
+      <w:r>
+        <w:t xml:space="preserve">18.2 Kredensial dan Konfigurasi</w:t>
       </w:r>
     </w:p>
     <w:p>
@@ -23481,13 +25775,28 @@
         <w:rPr>
           <w:rStyle w:val="VerbatimChar"/>
         </w:rPr>
-        <w:t xml:space="preserve">.env.example</w:t>
-      </w:r>
-      <w:r>
-        <w:t xml:space="preserve"> </w:t>
-      </w:r>
-      <w:r>
-        <w:t xml:space="preserve">placeholder ada di kedua repo untuk developer baru.</w:t>
+        <w:t xml:space="preserve">.env.local</w:t>
+      </w:r>
+      <w:r>
+        <w:t xml:space="preserve"> </w:t>
+      </w:r>
+      <w:r>
+        <w:t xml:space="preserve">NOT committed (verifikasi:</w:t>
+      </w:r>
+      <w:r>
+        <w:t xml:space="preserve"> </w:t>
+      </w:r>
+      <w:r>
+        <w:rPr>
+          <w:rStyle w:val="VerbatimChar"/>
+        </w:rPr>
+        <w:t xml:space="preserve">git ls-files | grep -E "\.env(\.|$)"</w:t>
+      </w:r>
+      <w:r>
+        <w:t xml:space="preserve"> </w:t>
+      </w:r>
+      <w:r>
+        <w:t xml:space="preserve">empty).</w:t>
       </w:r>
     </w:p>
     <w:p>
@@ -23502,37 +25811,13 @@
         <w:rPr>
           <w:rStyle w:val="VerbatimChar"/>
         </w:rPr>
-        <w:t xml:space="preserve">OPENFDA_API_KEY</w:t>
-      </w:r>
-      <w:r>
-        <w:t xml:space="preserve"> </w:t>
-      </w:r>
-      <w:r>
-        <w:t xml:space="preserve">env-driven (no hardcoded value); pola anti-leak</w:t>
-      </w:r>
-      <w:r>
-        <w:t xml:space="preserve"> </w:t>
-      </w:r>
-      <w:r>
-        <w:rPr>
-          <w:rStyle w:val="VerbatimChar"/>
-        </w:rPr>
-        <w:t xml:space="preserve">_redact_params</w:t>
-      </w:r>
-      <w:r>
-        <w:t xml:space="preserve"> </w:t>
-      </w:r>
-      <w:r>
-        <w:t xml:space="preserve">aktif (</w:t>
-      </w:r>
-      <w:r>
-        <w:rPr>
-          <w:rStyle w:val="VerbatimChar"/>
-        </w:rPr>
-        <w:t xml:space="preserve">anggota1/openfda/fetch.py:148-154</w:t>
-      </w:r>
-      <w:r>
-        <w:t xml:space="preserve">).</w:t>
+        <w:t xml:space="preserve">.env.example</w:t>
+      </w:r>
+      <w:r>
+        <w:t xml:space="preserve"> </w:t>
+      </w:r>
+      <w:r>
+        <w:t xml:space="preserve">placeholder ada di kedua repo untuk developer baru.</w:t>
       </w:r>
     </w:p>
     <w:p>
@@ -23547,53 +25832,37 @@
         <w:rPr>
           <w:rStyle w:val="VerbatimChar"/>
         </w:rPr>
-        <w:t xml:space="preserve">JWT_SECRET</w:t>
-      </w:r>
-      <w:r>
-        <w:t xml:space="preserve"> </w:t>
-      </w:r>
-      <w:r>
-        <w:t xml:space="preserve">di Secret Manager</w:t>
-      </w:r>
-      <w:r>
-        <w:t xml:space="preserve"> </w:t>
-      </w:r>
-      <w:r>
-        <w:rPr>
-          <w:rStyle w:val="VerbatimChar"/>
-        </w:rPr>
-        <w:t xml:space="preserve">medwatch-jwt-secret</w:t>
-      </w:r>
-      <w:r>
-        <w:t xml:space="preserve"> </w:t>
-      </w:r>
-      <w:r>
-        <w:t xml:space="preserve">(production),</w:t>
-      </w:r>
-      <w:r>
-        <w:t xml:space="preserve"> </w:t>
-      </w:r>
-      <w:r>
-        <w:rPr>
-          <w:rStyle w:val="VerbatimChar"/>
-        </w:rPr>
-        <w:t xml:space="preserve">dev-only</w:t>
-      </w:r>
-      <w:r>
-        <w:t xml:space="preserve"> </w:t>
-      </w:r>
-      <w:r>
-        <w:t xml:space="preserve">placeholder lokal.</w:t>
-      </w:r>
-    </w:p>
-    <w:bookmarkEnd w:id="81"/>
-    <w:bookmarkStart w:id="82" w:name="dokumentasi-wave-2"/>
-    <w:p>
-      <w:pPr>
-        <w:pStyle w:val="Heading3"/>
-      </w:pPr>
-      <w:r>
-        <w:t xml:space="preserve">18.3 Dokumentasi (Wave 2)</w:t>
+        <w:t xml:space="preserve">OPENFDA_API_KEY</w:t>
+      </w:r>
+      <w:r>
+        <w:t xml:space="preserve"> </w:t>
+      </w:r>
+      <w:r>
+        <w:t xml:space="preserve">env-driven (no hardcoded value); pola anti-leak</w:t>
+      </w:r>
+      <w:r>
+        <w:t xml:space="preserve"> </w:t>
+      </w:r>
+      <w:r>
+        <w:rPr>
+          <w:rStyle w:val="VerbatimChar"/>
+        </w:rPr>
+        <w:t xml:space="preserve">_redact_params</w:t>
+      </w:r>
+      <w:r>
+        <w:t xml:space="preserve"> </w:t>
+      </w:r>
+      <w:r>
+        <w:t xml:space="preserve">aktif (</w:t>
+      </w:r>
+      <w:r>
+        <w:rPr>
+          <w:rStyle w:val="VerbatimChar"/>
+        </w:rPr>
+        <w:t xml:space="preserve">anggota1/openfda/fetch.py:148-154</w:t>
+      </w:r>
+      <w:r>
+        <w:t xml:space="preserve">).</w:t>
       </w:r>
     </w:p>
     <w:p>
@@ -23608,13 +25877,53 @@
         <w:rPr>
           <w:rStyle w:val="VerbatimChar"/>
         </w:rPr>
-        <w:t xml:space="preserve">docs/PRD.md</w:t>
-      </w:r>
-      <w:r>
-        <w:t xml:space="preserve"> </w:t>
-      </w:r>
-      <w:r>
-        <w:t xml:space="preserve">(W2-D01)</w:t>
+        <w:t xml:space="preserve">JWT_SECRET</w:t>
+      </w:r>
+      <w:r>
+        <w:t xml:space="preserve"> </w:t>
+      </w:r>
+      <w:r>
+        <w:t xml:space="preserve">di Secret Manager</w:t>
+      </w:r>
+      <w:r>
+        <w:t xml:space="preserve"> </w:t>
+      </w:r>
+      <w:r>
+        <w:rPr>
+          <w:rStyle w:val="VerbatimChar"/>
+        </w:rPr>
+        <w:t xml:space="preserve">medwatch-jwt-secret</w:t>
+      </w:r>
+      <w:r>
+        <w:t xml:space="preserve"> </w:t>
+      </w:r>
+      <w:r>
+        <w:t xml:space="preserve">(production),</w:t>
+      </w:r>
+      <w:r>
+        <w:t xml:space="preserve"> </w:t>
+      </w:r>
+      <w:r>
+        <w:rPr>
+          <w:rStyle w:val="VerbatimChar"/>
+        </w:rPr>
+        <w:t xml:space="preserve">dev-only</w:t>
+      </w:r>
+      <w:r>
+        <w:t xml:space="preserve"> </w:t>
+      </w:r>
+      <w:r>
+        <w:t xml:space="preserve">placeholder lokal.</w:t>
+      </w:r>
+    </w:p>
+    <w:bookmarkEnd w:id="83"/>
+    <w:bookmarkStart w:id="84" w:name="dokumentasi-wave-2"/>
+    <w:p>
+      <w:pPr>
+        <w:pStyle w:val="Heading3"/>
+      </w:pPr>
+      <w:r>
+        <w:t xml:space="preserve">18.3 Dokumentasi (Wave 2)</w:t>
       </w:r>
     </w:p>
     <w:p>
@@ -23629,13 +25938,13 @@
         <w:rPr>
           <w:rStyle w:val="VerbatimChar"/>
         </w:rPr>
-        <w:t xml:space="preserve">docs/SRS.md</w:t>
-      </w:r>
-      <w:r>
-        <w:t xml:space="preserve"> </w:t>
-      </w:r>
-      <w:r>
-        <w:t xml:space="preserve">(W2-D02)</w:t>
+        <w:t xml:space="preserve">docs/PRD.md</w:t>
+      </w:r>
+      <w:r>
+        <w:t xml:space="preserve"> </w:t>
+      </w:r>
+      <w:r>
+        <w:t xml:space="preserve">(W2-D01)</w:t>
       </w:r>
     </w:p>
     <w:p>
@@ -23650,13 +25959,13 @@
         <w:rPr>
           <w:rStyle w:val="VerbatimChar"/>
         </w:rPr>
-        <w:t xml:space="preserve">docs/SDD.md</w:t>
-      </w:r>
-      <w:r>
-        <w:t xml:space="preserve"> </w:t>
-      </w:r>
-      <w:r>
-        <w:t xml:space="preserve">(W2-D03)</w:t>
+        <w:t xml:space="preserve">docs/SRS.md</w:t>
+      </w:r>
+      <w:r>
+        <w:t xml:space="preserve"> </w:t>
+      </w:r>
+      <w:r>
+        <w:t xml:space="preserve">(W2-D02)</w:t>
       </w:r>
     </w:p>
     <w:p>
@@ -23671,13 +25980,13 @@
         <w:rPr>
           <w:rStyle w:val="VerbatimChar"/>
         </w:rPr>
-        <w:t xml:space="preserve">docs/adr/0001..0010-*.md</w:t>
-      </w:r>
-      <w:r>
-        <w:t xml:space="preserve"> </w:t>
-      </w:r>
-      <w:r>
-        <w:t xml:space="preserve">(W2-D04)</w:t>
+        <w:t xml:space="preserve">docs/SDD.md</w:t>
+      </w:r>
+      <w:r>
+        <w:t xml:space="preserve"> </w:t>
+      </w:r>
+      <w:r>
+        <w:t xml:space="preserve">(W2-D03)</w:t>
       </w:r>
     </w:p>
     <w:p>
@@ -23692,13 +26001,13 @@
         <w:rPr>
           <w:rStyle w:val="VerbatimChar"/>
         </w:rPr>
-        <w:t xml:space="preserve">docs/API.md</w:t>
-      </w:r>
-      <w:r>
-        <w:t xml:space="preserve"> </w:t>
-      </w:r>
-      <w:r>
-        <w:t xml:space="preserve">(W2-D06)</w:t>
+        <w:t xml:space="preserve">docs/adr/0001..0010-*.md</w:t>
+      </w:r>
+      <w:r>
+        <w:t xml:space="preserve"> </w:t>
+      </w:r>
+      <w:r>
+        <w:t xml:space="preserve">(W2-D04)</w:t>
       </w:r>
     </w:p>
     <w:p>
@@ -23713,13 +26022,13 @@
         <w:rPr>
           <w:rStyle w:val="VerbatimChar"/>
         </w:rPr>
-        <w:t xml:space="preserve">docs/DATA-DICTIONARY.md</w:t>
-      </w:r>
-      <w:r>
-        <w:t xml:space="preserve"> </w:t>
-      </w:r>
-      <w:r>
-        <w:t xml:space="preserve">(W2-D07)</w:t>
+        <w:t xml:space="preserve">docs/API.md</w:t>
+      </w:r>
+      <w:r>
+        <w:t xml:space="preserve"> </w:t>
+      </w:r>
+      <w:r>
+        <w:t xml:space="preserve">(W2-D06)</w:t>
       </w:r>
     </w:p>
     <w:p>
@@ -23734,13 +26043,13 @@
         <w:rPr>
           <w:rStyle w:val="VerbatimChar"/>
         </w:rPr>
-        <w:t xml:space="preserve">docs/INSTALL.md</w:t>
-      </w:r>
-      <w:r>
-        <w:t xml:space="preserve"> </w:t>
-      </w:r>
-      <w:r>
-        <w:t xml:space="preserve">(W2-D08)</w:t>
+        <w:t xml:space="preserve">docs/DATA-DICTIONARY.md</w:t>
+      </w:r>
+      <w:r>
+        <w:t xml:space="preserve"> </w:t>
+      </w:r>
+      <w:r>
+        <w:t xml:space="preserve">(W2-D07)</w:t>
       </w:r>
     </w:p>
     <w:p>
@@ -23755,13 +26064,13 @@
         <w:rPr>
           <w:rStyle w:val="VerbatimChar"/>
         </w:rPr>
-        <w:t xml:space="preserve">docs/SECURITY.md</w:t>
-      </w:r>
-      <w:r>
-        <w:t xml:space="preserve"> </w:t>
-      </w:r>
-      <w:r>
-        <w:t xml:space="preserve">(W2-D10)</w:t>
+        <w:t xml:space="preserve">docs/INSTALL.md</w:t>
+      </w:r>
+      <w:r>
+        <w:t xml:space="preserve"> </w:t>
+      </w:r>
+      <w:r>
+        <w:t xml:space="preserve">(W2-D08)</w:t>
       </w:r>
     </w:p>
     <w:p>
@@ -23776,13 +26085,13 @@
         <w:rPr>
           <w:rStyle w:val="VerbatimChar"/>
         </w:rPr>
-        <w:t xml:space="preserve">docs/AS-BUILT.md</w:t>
-      </w:r>
-      <w:r>
-        <w:t xml:space="preserve"> </w:t>
-      </w:r>
-      <w:r>
-        <w:t xml:space="preserve">(W2-D11, this file)</w:t>
+        <w:t xml:space="preserve">docs/SECURITY.md</w:t>
+      </w:r>
+      <w:r>
+        <w:t xml:space="preserve"> </w:t>
+      </w:r>
+      <w:r>
+        <w:t xml:space="preserve">(W2-D10)</w:t>
       </w:r>
     </w:p>
     <w:p>
@@ -23797,13 +26106,13 @@
         <w:rPr>
           <w:rStyle w:val="VerbatimChar"/>
         </w:rPr>
-        <w:t xml:space="preserve">docs/USER-MANUAL.md</w:t>
-      </w:r>
-      <w:r>
-        <w:t xml:space="preserve"> </w:t>
-      </w:r>
-      <w:r>
-        <w:t xml:space="preserve">(W2-D09, terjadwal di batch 2)</w:t>
+        <w:t xml:space="preserve">docs/AS-BUILT.md</w:t>
+      </w:r>
+      <w:r>
+        <w:t xml:space="preserve"> </w:t>
+      </w:r>
+      <w:r>
+        <w:t xml:space="preserve">(W2-D11, this file)</w:t>
       </w:r>
     </w:p>
     <w:p>
@@ -23818,28 +26127,13 @@
         <w:rPr>
           <w:rStyle w:val="VerbatimChar"/>
         </w:rPr>
-        <w:t xml:space="preserve">docs/diagrams/src/*.mmd</w:t>
-      </w:r>
-      <w:r>
-        <w:t xml:space="preserve"> </w:t>
-      </w:r>
-      <w:r>
-        <w:t xml:space="preserve">dan</w:t>
-      </w:r>
-      <w:r>
-        <w:t xml:space="preserve"> </w:t>
-      </w:r>
-      <w:r>
-        <w:rPr>
-          <w:rStyle w:val="VerbatimChar"/>
-        </w:rPr>
-        <w:t xml:space="preserve">docs/diagrams/png/*.png</w:t>
-      </w:r>
-      <w:r>
-        <w:t xml:space="preserve"> </w:t>
-      </w:r>
-      <w:r>
-        <w:t xml:space="preserve">(W2-D05 batch 2)</w:t>
+        <w:t xml:space="preserve">docs/USER-MANUAL.md</w:t>
+      </w:r>
+      <w:r>
+        <w:t xml:space="preserve"> </w:t>
+      </w:r>
+      <w:r>
+        <w:t xml:space="preserve">(W2-D09, terjadwal di batch 2)</w:t>
       </w:r>
     </w:p>
     <w:p>
@@ -23854,13 +26148,28 @@
         <w:rPr>
           <w:rStyle w:val="VerbatimChar"/>
         </w:rPr>
-        <w:t xml:space="preserve">ProductionGrade-ImplementationPlan/</w:t>
-      </w:r>
-      <w:r>
-        <w:t xml:space="preserve"> </w:t>
-      </w:r>
-      <w:r>
-        <w:t xml:space="preserve">6 files (W2-PROD, terjadwal batch 2)</w:t>
+        <w:t xml:space="preserve">docs/diagrams/src/*.mmd</w:t>
+      </w:r>
+      <w:r>
+        <w:t xml:space="preserve"> </w:t>
+      </w:r>
+      <w:r>
+        <w:t xml:space="preserve">dan</w:t>
+      </w:r>
+      <w:r>
+        <w:t xml:space="preserve"> </w:t>
+      </w:r>
+      <w:r>
+        <w:rPr>
+          <w:rStyle w:val="VerbatimChar"/>
+        </w:rPr>
+        <w:t xml:space="preserve">docs/diagrams/png/*.png</w:t>
+      </w:r>
+      <w:r>
+        <w:t xml:space="preserve"> </w:t>
+      </w:r>
+      <w:r>
+        <w:t xml:space="preserve">(W2-D05 batch 2)</w:t>
       </w:r>
     </w:p>
     <w:p>
@@ -23875,13 +26184,13 @@
         <w:rPr>
           <w:rStyle w:val="VerbatimChar"/>
         </w:rPr>
-        <w:t xml:space="preserve">README.md</w:t>
-      </w:r>
-      <w:r>
-        <w:t xml:space="preserve"> </w:t>
-      </w:r>
-      <w:r>
-        <w:t xml:space="preserve">industry-rewrite kedua repo (W2-D12, batch 3)</w:t>
+        <w:t xml:space="preserve">ProductionGrade-ImplementationPlan/</w:t>
+      </w:r>
+      <w:r>
+        <w:t xml:space="preserve"> </w:t>
+      </w:r>
+      <w:r>
+        <w:t xml:space="preserve">6 files (W2-PROD, terjadwal batch 2)</w:t>
       </w:r>
     </w:p>
     <w:p>
@@ -23896,23 +26205,13 @@
         <w:rPr>
           <w:rStyle w:val="VerbatimChar"/>
         </w:rPr>
-        <w:t xml:space="preserve">.docx</w:t>
-      </w:r>
-      <w:r>
-        <w:t xml:space="preserve"> </w:t>
-      </w:r>
-      <w:r>
-        <w:t xml:space="preserve">versions (W2-DOCX, batch 3)</w:t>
-      </w:r>
-    </w:p>
-    <w:bookmarkEnd w:id="82"/>
-    <w:bookmarkStart w:id="83" w:name="kode-dan-pengujian"/>
-    <w:p>
-      <w:pPr>
-        <w:pStyle w:val="Heading3"/>
-      </w:pPr>
-      <w:r>
-        <w:t xml:space="preserve">18.4 Kode dan Pengujian</w:t>
+        <w:t xml:space="preserve">README.md</w:t>
+      </w:r>
+      <w:r>
+        <w:t xml:space="preserve"> </w:t>
+      </w:r>
+      <w:r>
+        <w:t xml:space="preserve">industry-rewrite kedua repo (W2-D12, batch 3)</w:t>
       </w:r>
     </w:p>
     <w:p>
@@ -23924,79 +26223,26 @@
         </w:numPr>
       </w:pPr>
       <w:r>
-        <w:t xml:space="preserve">Semua Wave 1 commits di main backend (lihat Lampiran A):</w:t>
-      </w:r>
-      <w:r>
-        <w:t xml:space="preserve"> </w:t>
-      </w:r>
-      <w:r>
-        <w:rPr>
-          <w:rStyle w:val="VerbatimChar"/>
-        </w:rPr>
-        <w:t xml:space="preserve">cfa5c26 feat(data) openFDA</w:t>
-      </w:r>
-      <w:r>
-        <w:t xml:space="preserve">,</w:t>
-      </w:r>
-      <w:r>
-        <w:t xml:space="preserve"> </w:t>
-      </w:r>
-      <w:r>
-        <w:rPr>
-          <w:rStyle w:val="VerbatimChar"/>
-        </w:rPr>
-        <w:t xml:space="preserve">a0a3f99 feat(pdf) efek-samping inventaris</w:t>
-      </w:r>
-      <w:r>
-        <w:t xml:space="preserve">,</w:t>
-      </w:r>
-      <w:r>
-        <w:t xml:space="preserve"> </w:t>
-      </w:r>
-      <w:r>
-        <w:rPr>
-          <w:rStyle w:val="VerbatimChar"/>
-        </w:rPr>
-        <w:t xml:space="preserve">af78a6f fix(admin)</w:t>
-      </w:r>
-      <w:r>
-        <w:t xml:space="preserve">,</w:t>
-      </w:r>
-      <w:r>
-        <w:t xml:space="preserve"> </w:t>
-      </w:r>
-      <w:r>
-        <w:rPr>
-          <w:rStyle w:val="VerbatimChar"/>
-        </w:rPr>
-        <w:t xml:space="preserve">53c6ed2 fix(safety)</w:t>
-      </w:r>
-      <w:r>
-        <w:t xml:space="preserve">,</w:t>
-      </w:r>
-      <w:r>
-        <w:t xml:space="preserve"> </w:t>
-      </w:r>
-      <w:r>
-        <w:rPr>
-          <w:rStyle w:val="VerbatimChar"/>
-        </w:rPr>
-        <w:t xml:space="preserve">e4733b1 fix(patients)</w:t>
-      </w:r>
-      <w:r>
-        <w:t xml:space="preserve">,</w:t>
-      </w:r>
-      <w:r>
-        <w:t xml:space="preserve"> </w:t>
-      </w:r>
-      <w:r>
-        <w:rPr>
-          <w:rStyle w:val="VerbatimChar"/>
-        </w:rPr>
-        <w:t xml:space="preserve">64513e6 feat(viz) NewestVisualization</w:t>
-      </w:r>
-      <w:r>
-        <w:t xml:space="preserve">.</w:t>
+        <w:rPr>
+          <w:rStyle w:val="VerbatimChar"/>
+        </w:rPr>
+        <w:t xml:space="preserve">.docx</w:t>
+      </w:r>
+      <w:r>
+        <w:t xml:space="preserve"> </w:t>
+      </w:r>
+      <w:r>
+        <w:t xml:space="preserve">versions (W2-DOCX, batch 3)</w:t>
+      </w:r>
+    </w:p>
+    <w:bookmarkEnd w:id="84"/>
+    <w:bookmarkStart w:id="85" w:name="kode-dan-pengujian"/>
+    <w:p>
+      <w:pPr>
+        <w:pStyle w:val="Heading3"/>
+      </w:pPr>
+      <w:r>
+        <w:t xml:space="preserve">18.4 Kode dan Pengujian</w:t>
       </w:r>
     </w:p>
     <w:p>
@@ -24008,16 +26254,79 @@
         </w:numPr>
       </w:pPr>
       <w:r>
-        <w:rPr>
-          <w:rStyle w:val="VerbatimChar"/>
-        </w:rPr>
-        <w:t xml:space="preserve">python api/tests/smoke_test.py</w:t>
-      </w:r>
-      <w:r>
-        <w:t xml:space="preserve"> </w:t>
-      </w:r>
-      <w:r>
-        <w:t xml:space="preserve">14/14 assertion hijau di lokal.</w:t>
+        <w:t xml:space="preserve">Semua Wave 1 commits di main backend (lihat Lampiran A):</w:t>
+      </w:r>
+      <w:r>
+        <w:t xml:space="preserve"> </w:t>
+      </w:r>
+      <w:r>
+        <w:rPr>
+          <w:rStyle w:val="VerbatimChar"/>
+        </w:rPr>
+        <w:t xml:space="preserve">cfa5c26 feat(data) openFDA</w:t>
+      </w:r>
+      <w:r>
+        <w:t xml:space="preserve">,</w:t>
+      </w:r>
+      <w:r>
+        <w:t xml:space="preserve"> </w:t>
+      </w:r>
+      <w:r>
+        <w:rPr>
+          <w:rStyle w:val="VerbatimChar"/>
+        </w:rPr>
+        <w:t xml:space="preserve">a0a3f99 feat(pdf) efek-samping inventaris</w:t>
+      </w:r>
+      <w:r>
+        <w:t xml:space="preserve">,</w:t>
+      </w:r>
+      <w:r>
+        <w:t xml:space="preserve"> </w:t>
+      </w:r>
+      <w:r>
+        <w:rPr>
+          <w:rStyle w:val="VerbatimChar"/>
+        </w:rPr>
+        <w:t xml:space="preserve">af78a6f fix(admin)</w:t>
+      </w:r>
+      <w:r>
+        <w:t xml:space="preserve">,</w:t>
+      </w:r>
+      <w:r>
+        <w:t xml:space="preserve"> </w:t>
+      </w:r>
+      <w:r>
+        <w:rPr>
+          <w:rStyle w:val="VerbatimChar"/>
+        </w:rPr>
+        <w:t xml:space="preserve">53c6ed2 fix(safety)</w:t>
+      </w:r>
+      <w:r>
+        <w:t xml:space="preserve">,</w:t>
+      </w:r>
+      <w:r>
+        <w:t xml:space="preserve"> </w:t>
+      </w:r>
+      <w:r>
+        <w:rPr>
+          <w:rStyle w:val="VerbatimChar"/>
+        </w:rPr>
+        <w:t xml:space="preserve">e4733b1 fix(patients)</w:t>
+      </w:r>
+      <w:r>
+        <w:t xml:space="preserve">,</w:t>
+      </w:r>
+      <w:r>
+        <w:t xml:space="preserve"> </w:t>
+      </w:r>
+      <w:r>
+        <w:rPr>
+          <w:rStyle w:val="VerbatimChar"/>
+        </w:rPr>
+        <w:t xml:space="preserve">64513e6 feat(viz) NewestVisualization</w:t>
+      </w:r>
+      <w:r>
+        <w:t xml:space="preserve">.</w:t>
       </w:r>
     </w:p>
     <w:p>
@@ -24029,37 +26338,16 @@
         </w:numPr>
       </w:pPr>
       <w:r>
-        <w:t xml:space="preserve">Data openFDA real ada:</w:t>
-      </w:r>
-      <w:r>
-        <w:t xml:space="preserve"> </w:t>
-      </w:r>
-      <w:r>
-        <w:rPr>
-          <w:rStyle w:val="VerbatimChar"/>
-        </w:rPr>
-        <w:t xml:space="preserve">anggota1/data/drug_safety_data.json</w:t>
-      </w:r>
-      <w:r>
-        <w:t xml:space="preserve"> </w:t>
-      </w:r>
-      <w:r>
-        <w:t xml:space="preserve">(74 rekord),</w:t>
-      </w:r>
-      <w:r>
-        <w:t xml:space="preserve"> </w:t>
-      </w:r>
-      <w:r>
-        <w:rPr>
-          <w:rStyle w:val="VerbatimChar"/>
-        </w:rPr>
-        <w:t xml:space="preserve">anggota1/data/drug_recalls.json</w:t>
-      </w:r>
-      <w:r>
-        <w:t xml:space="preserve"> </w:t>
-      </w:r>
-      <w:r>
-        <w:t xml:space="preserve">(6000 rekord).</w:t>
+        <w:rPr>
+          <w:rStyle w:val="VerbatimChar"/>
+        </w:rPr>
+        <w:t xml:space="preserve">python api/tests/smoke_test.py</w:t>
+      </w:r>
+      <w:r>
+        <w:t xml:space="preserve"> </w:t>
+      </w:r>
+      <w:r>
+        <w:t xml:space="preserve">14/14 assertion hijau di lokal.</w:t>
       </w:r>
     </w:p>
     <w:p>
@@ -24071,19 +26359,37 @@
         </w:numPr>
       </w:pPr>
       <w:r>
-        <w:t xml:space="preserve">5 PNG NewestVisualization ada:</w:t>
-      </w:r>
-      <w:r>
-        <w:t xml:space="preserve"> </w:t>
-      </w:r>
-      <w:r>
-        <w:rPr>
-          <w:rStyle w:val="VerbatimChar"/>
-        </w:rPr>
-        <w:t xml:space="preserve">anggota3/NewestVisualization/output/viz_*.png</w:t>
-      </w:r>
-      <w:r>
-        <w:t xml:space="preserve">.</w:t>
+        <w:t xml:space="preserve">Data openFDA real ada:</w:t>
+      </w:r>
+      <w:r>
+        <w:t xml:space="preserve"> </w:t>
+      </w:r>
+      <w:r>
+        <w:rPr>
+          <w:rStyle w:val="VerbatimChar"/>
+        </w:rPr>
+        <w:t xml:space="preserve">anggota1/data/drug_safety_data.json</w:t>
+      </w:r>
+      <w:r>
+        <w:t xml:space="preserve"> </w:t>
+      </w:r>
+      <w:r>
+        <w:t xml:space="preserve">(74 rekord),</w:t>
+      </w:r>
+      <w:r>
+        <w:t xml:space="preserve"> </w:t>
+      </w:r>
+      <w:r>
+        <w:rPr>
+          <w:rStyle w:val="VerbatimChar"/>
+        </w:rPr>
+        <w:t xml:space="preserve">anggota1/data/drug_recalls.json</w:t>
+      </w:r>
+      <w:r>
+        <w:t xml:space="preserve"> </w:t>
+      </w:r>
+      <w:r>
+        <w:t xml:space="preserve">(6000 rekord).</w:t>
       </w:r>
     </w:p>
     <w:p>
@@ -24095,32 +26401,19 @@
         </w:numPr>
       </w:pPr>
       <w:r>
-        <w:t xml:space="preserve">B01..B11 fixed dan diverifikasi:</w:t>
-      </w:r>
-      <w:r>
-        <w:t xml:space="preserve"> </w:t>
-      </w:r>
-      <w:r>
-        <w:rPr>
-          <w:rStyle w:val="VerbatimChar"/>
-        </w:rPr>
-        <w:t xml:space="preserve">.mission/findings/bugs/T1-*.md</w:t>
-      </w:r>
-      <w:r>
-        <w:t xml:space="preserve"> </w:t>
-      </w:r>
-      <w:r>
-        <w:t xml:space="preserve">(7 file, semua done).</w:t>
-      </w:r>
-    </w:p>
-    <w:bookmarkEnd w:id="83"/>
-    <w:bookmarkStart w:id="84" w:name="cloud-resources"/>
-    <w:p>
-      <w:pPr>
-        <w:pStyle w:val="Heading3"/>
-      </w:pPr>
-      <w:r>
-        <w:t xml:space="preserve">18.5 Cloud Resources</w:t>
+        <w:t xml:space="preserve">5 PNG NewestVisualization ada:</w:t>
+      </w:r>
+      <w:r>
+        <w:t xml:space="preserve"> </w:t>
+      </w:r>
+      <w:r>
+        <w:rPr>
+          <w:rStyle w:val="VerbatimChar"/>
+        </w:rPr>
+        <w:t xml:space="preserve">anggota3/NewestVisualization/output/viz_*.png</w:t>
+      </w:r>
+      <w:r>
+        <w:t xml:space="preserve">.</w:t>
       </w:r>
     </w:p>
     <w:p>
@@ -24132,22 +26425,32 @@
         </w:numPr>
       </w:pPr>
       <w:r>
-        <w:t xml:space="preserve">GCP project</w:t>
-      </w:r>
-      <w:r>
-        <w:t xml:space="preserve"> </w:t>
-      </w:r>
-      <w:r>
-        <w:rPr>
-          <w:rStyle w:val="VerbatimChar"/>
-        </w:rPr>
-        <w:t xml:space="preserve">medwatch-polban-2026</w:t>
-      </w:r>
-      <w:r>
-        <w:t xml:space="preserve"> </w:t>
-      </w:r>
-      <w:r>
-        <w:t xml:space="preserve">aktif.</w:t>
+        <w:t xml:space="preserve">B01..B11 fixed dan diverifikasi:</w:t>
+      </w:r>
+      <w:r>
+        <w:t xml:space="preserve"> </w:t>
+      </w:r>
+      <w:r>
+        <w:rPr>
+          <w:rStyle w:val="VerbatimChar"/>
+        </w:rPr>
+        <w:t xml:space="preserve">.mission/findings/bugs/T1-*.md</w:t>
+      </w:r>
+      <w:r>
+        <w:t xml:space="preserve"> </w:t>
+      </w:r>
+      <w:r>
+        <w:t xml:space="preserve">(7 file, semua done).</w:t>
+      </w:r>
+    </w:p>
+    <w:bookmarkEnd w:id="85"/>
+    <w:bookmarkStart w:id="86" w:name="cloud-resources"/>
+    <w:p>
+      <w:pPr>
+        <w:pStyle w:val="Heading3"/>
+      </w:pPr>
+      <w:r>
+        <w:t xml:space="preserve">18.5 Cloud Resources</w:t>
       </w:r>
     </w:p>
     <w:p>
@@ -24159,22 +26462,22 @@
         </w:numPr>
       </w:pPr>
       <w:r>
-        <w:t xml:space="preserve">Cloud Run service</w:t>
-      </w:r>
-      <w:r>
-        <w:t xml:space="preserve"> </w:t>
-      </w:r>
-      <w:r>
-        <w:rPr>
-          <w:rStyle w:val="VerbatimChar"/>
-        </w:rPr>
-        <w:t xml:space="preserve">medwatch-api</w:t>
-      </w:r>
-      <w:r>
-        <w:t xml:space="preserve"> </w:t>
-      </w:r>
-      <w:r>
-        <w:t xml:space="preserve">(region asia-southeast1) deployable.</w:t>
+        <w:t xml:space="preserve">GCP project</w:t>
+      </w:r>
+      <w:r>
+        <w:t xml:space="preserve"> </w:t>
+      </w:r>
+      <w:r>
+        <w:rPr>
+          <w:rStyle w:val="VerbatimChar"/>
+        </w:rPr>
+        <w:t xml:space="preserve">medwatch-polban-2026</w:t>
+      </w:r>
+      <w:r>
+        <w:t xml:space="preserve"> </w:t>
+      </w:r>
+      <w:r>
+        <w:t xml:space="preserve">aktif.</w:t>
       </w:r>
     </w:p>
     <w:p>
@@ -24186,22 +26489,22 @@
         </w:numPr>
       </w:pPr>
       <w:r>
-        <w:t xml:space="preserve">GCS bucket</w:t>
-      </w:r>
-      <w:r>
-        <w:t xml:space="preserve"> </w:t>
-      </w:r>
-      <w:r>
-        <w:rPr>
-          <w:rStyle w:val="VerbatimChar"/>
-        </w:rPr>
-        <w:t xml:space="preserve">medwatch-polban-2026-state</w:t>
-      </w:r>
-      <w:r>
-        <w:t xml:space="preserve"> </w:t>
-      </w:r>
-      <w:r>
-        <w:t xml:space="preserve">ada, private IAM.</w:t>
+        <w:t xml:space="preserve">Cloud Run service</w:t>
+      </w:r>
+      <w:r>
+        <w:t xml:space="preserve"> </w:t>
+      </w:r>
+      <w:r>
+        <w:rPr>
+          <w:rStyle w:val="VerbatimChar"/>
+        </w:rPr>
+        <w:t xml:space="preserve">medwatch-api</w:t>
+      </w:r>
+      <w:r>
+        <w:t xml:space="preserve"> </w:t>
+      </w:r>
+      <w:r>
+        <w:t xml:space="preserve">(region asia-southeast1) deployable.</w:t>
       </w:r>
     </w:p>
     <w:p>
@@ -24213,22 +26516,22 @@
         </w:numPr>
       </w:pPr>
       <w:r>
-        <w:t xml:space="preserve">Secret Manager</w:t>
-      </w:r>
-      <w:r>
-        <w:t xml:space="preserve"> </w:t>
-      </w:r>
-      <w:r>
-        <w:rPr>
-          <w:rStyle w:val="VerbatimChar"/>
-        </w:rPr>
-        <w:t xml:space="preserve">medwatch-jwt-secret</w:t>
-      </w:r>
-      <w:r>
-        <w:t xml:space="preserve"> </w:t>
-      </w:r>
-      <w:r>
-        <w:t xml:space="preserve">minimal 1 enabled version.</w:t>
+        <w:t xml:space="preserve">GCS bucket</w:t>
+      </w:r>
+      <w:r>
+        <w:t xml:space="preserve"> </w:t>
+      </w:r>
+      <w:r>
+        <w:rPr>
+          <w:rStyle w:val="VerbatimChar"/>
+        </w:rPr>
+        <w:t xml:space="preserve">medwatch-polban-2026-state</w:t>
+      </w:r>
+      <w:r>
+        <w:t xml:space="preserve"> </w:t>
+      </w:r>
+      <w:r>
+        <w:t xml:space="preserve">ada, private IAM.</w:t>
       </w:r>
     </w:p>
     <w:p>
@@ -24240,44 +26543,22 @@
         </w:numPr>
       </w:pPr>
       <w:r>
-        <w:t xml:space="preserve">Vercel project</w:t>
-      </w:r>
-      <w:r>
-        <w:t xml:space="preserve"> </w:t>
-      </w:r>
-      <w:r>
-        <w:rPr>
-          <w:rStyle w:val="VerbatimChar"/>
-        </w:rPr>
-        <w:t xml:space="preserve">medwatch</w:t>
-      </w:r>
-      <w:r>
-        <w:t xml:space="preserve"> </w:t>
-      </w:r>
-      <w:r>
-        <w:t xml:space="preserve">link aktif; frontend deployable ke</w:t>
-      </w:r>
-      <w:r>
-        <w:t xml:space="preserve"> </w:t>
-      </w:r>
-      <w:r>
-        <w:rPr>
-          <w:rStyle w:val="VerbatimChar"/>
-        </w:rPr>
-        <w:t xml:space="preserve">medwatch-frontend.vercel.app</w:t>
-      </w:r>
-      <w:r>
-        <w:t xml:space="preserve">.</w:t>
-      </w:r>
-    </w:p>
-    <w:bookmarkEnd w:id="84"/>
-    <w:bookmarkStart w:id="85" w:name="item-wave-berikutnya-wave-3-4-5"/>
-    <w:p>
-      <w:pPr>
-        <w:pStyle w:val="Heading3"/>
-      </w:pPr>
-      <w:r>
-        <w:t xml:space="preserve">18.6 Item Wave Berikutnya (Wave 3, 4, 5)</w:t>
+        <w:t xml:space="preserve">Secret Manager</w:t>
+      </w:r>
+      <w:r>
+        <w:t xml:space="preserve"> </w:t>
+      </w:r>
+      <w:r>
+        <w:rPr>
+          <w:rStyle w:val="VerbatimChar"/>
+        </w:rPr>
+        <w:t xml:space="preserve">medwatch-jwt-secret</w:t>
+      </w:r>
+      <w:r>
+        <w:t xml:space="preserve"> </w:t>
+      </w:r>
+      <w:r>
+        <w:t xml:space="preserve">minimal 1 enabled version.</w:t>
       </w:r>
     </w:p>
     <w:p>
@@ -24289,7 +26570,44 @@
         </w:numPr>
       </w:pPr>
       <w:r>
-        <w:t xml:space="preserve">Wave 3: code commenting + repo tidying (kedua repo).</w:t>
+        <w:t xml:space="preserve">Vercel project</w:t>
+      </w:r>
+      <w:r>
+        <w:t xml:space="preserve"> </w:t>
+      </w:r>
+      <w:r>
+        <w:rPr>
+          <w:rStyle w:val="VerbatimChar"/>
+        </w:rPr>
+        <w:t xml:space="preserve">medwatch</w:t>
+      </w:r>
+      <w:r>
+        <w:t xml:space="preserve"> </w:t>
+      </w:r>
+      <w:r>
+        <w:t xml:space="preserve">link aktif; frontend deployable ke</w:t>
+      </w:r>
+      <w:r>
+        <w:t xml:space="preserve"> </w:t>
+      </w:r>
+      <w:r>
+        <w:rPr>
+          <w:rStyle w:val="VerbatimChar"/>
+        </w:rPr>
+        <w:t xml:space="preserve">medwatch-frontend.vercel.app</w:t>
+      </w:r>
+      <w:r>
+        <w:t xml:space="preserve">.</w:t>
+      </w:r>
+    </w:p>
+    <w:bookmarkEnd w:id="86"/>
+    <w:bookmarkStart w:id="87" w:name="item-wave-berikutnya-wave-3-4-5"/>
+    <w:p>
+      <w:pPr>
+        <w:pStyle w:val="Heading3"/>
+      </w:pPr>
+      <w:r>
+        <w:t xml:space="preserve">18.6 Item Wave Berikutnya (Wave 3, 4, 5)</w:t>
       </w:r>
     </w:p>
     <w:p>
@@ -24301,7 +26619,7 @@
         </w:numPr>
       </w:pPr>
       <w:r>
-        <w:t xml:space="preserve">Wave 4: security scan tree + history; 17-category bug-hunt read-only.</w:t>
+        <w:t xml:space="preserve">Wave 3: code commenting + repo tidying (kedua repo).</w:t>
       </w:r>
     </w:p>
     <w:p>
@@ -24313,6 +26631,18 @@
         </w:numPr>
       </w:pPr>
       <w:r>
+        <w:t xml:space="preserve">Wave 4: security scan tree + history; 17-category bug-hunt read-only.</w:t>
+      </w:r>
+    </w:p>
+    <w:p>
+      <w:pPr>
+        <w:pStyle w:val="Compact"/>
+        <w:numPr>
+          <w:ilvl w:val="0"/>
+          <w:numId w:val="1055"/>
+        </w:numPr>
+      </w:pPr>
+      <w:r>
         <w:t xml:space="preserve">Wave 5: remediasi Critical/Major, sync AS-BUILT ke final code,</w:t>
       </w:r>
       <w:r>
@@ -24347,9 +26677,9 @@
         </w:pict>
       </w:r>
     </w:p>
-    <w:bookmarkEnd w:id="85"/>
-    <w:bookmarkEnd w:id="86"/>
-    <w:bookmarkStart w:id="93" w:name="glosarium-referensi-dan-lampiran"/>
+    <w:bookmarkEnd w:id="87"/>
+    <w:bookmarkEnd w:id="88"/>
+    <w:bookmarkStart w:id="95" w:name="glosarium-referensi-dan-lampiran"/>
     <w:p>
       <w:pPr>
         <w:pStyle w:val="Heading2"/>
@@ -24358,7 +26688,7 @@
         <w:t xml:space="preserve">19. Glosarium, Referensi, dan Lampiran</w:t>
       </w:r>
     </w:p>
-    <w:bookmarkStart w:id="87" w:name="glosarium"/>
+    <w:bookmarkStart w:id="89" w:name="glosarium"/>
     <w:p>
       <w:pPr>
         <w:pStyle w:val="Heading3"/>
@@ -25171,8 +27501,8 @@
         </w:tc>
       </w:tr>
     </w:tbl>
-    <w:bookmarkEnd w:id="87"/>
-    <w:bookmarkStart w:id="88" w:name="referensi"/>
+    <w:bookmarkEnd w:id="89"/>
+    <w:bookmarkStart w:id="90" w:name="referensi"/>
     <w:p>
       <w:pPr>
         <w:pStyle w:val="Heading3"/>
@@ -25194,7 +27524,7 @@
         <w:pStyle w:val="Compact"/>
         <w:numPr>
           <w:ilvl w:val="0"/>
-          <w:numId w:val="1055"/>
+          <w:numId w:val="1056"/>
         </w:numPr>
       </w:pPr>
       <w:r>
@@ -25216,7 +27546,7 @@
         <w:pStyle w:val="Compact"/>
         <w:numPr>
           <w:ilvl w:val="0"/>
-          <w:numId w:val="1055"/>
+          <w:numId w:val="1056"/>
         </w:numPr>
       </w:pPr>
       <w:r>
@@ -25250,7 +27580,7 @@
         <w:pStyle w:val="Compact"/>
         <w:numPr>
           <w:ilvl w:val="0"/>
-          <w:numId w:val="1055"/>
+          <w:numId w:val="1056"/>
         </w:numPr>
       </w:pPr>
       <w:r>
@@ -25284,7 +27614,7 @@
         <w:pStyle w:val="Compact"/>
         <w:numPr>
           <w:ilvl w:val="0"/>
-          <w:numId w:val="1055"/>
+          <w:numId w:val="1056"/>
         </w:numPr>
       </w:pPr>
       <w:r>
@@ -25318,7 +27648,7 @@
         <w:pStyle w:val="Compact"/>
         <w:numPr>
           <w:ilvl w:val="0"/>
-          <w:numId w:val="1055"/>
+          <w:numId w:val="1056"/>
         </w:numPr>
       </w:pPr>
       <w:r>
@@ -25367,7 +27697,7 @@
         <w:pStyle w:val="Compact"/>
         <w:numPr>
           <w:ilvl w:val="0"/>
-          <w:numId w:val="1055"/>
+          <w:numId w:val="1056"/>
         </w:numPr>
       </w:pPr>
       <w:r>
@@ -25401,7 +27731,7 @@
         <w:pStyle w:val="Compact"/>
         <w:numPr>
           <w:ilvl w:val="0"/>
-          <w:numId w:val="1055"/>
+          <w:numId w:val="1056"/>
         </w:numPr>
       </w:pPr>
       <w:r>
@@ -25435,7 +27765,7 @@
         <w:pStyle w:val="Compact"/>
         <w:numPr>
           <w:ilvl w:val="0"/>
-          <w:numId w:val="1055"/>
+          <w:numId w:val="1056"/>
         </w:numPr>
       </w:pPr>
       <w:r>
@@ -25469,7 +27799,7 @@
         <w:pStyle w:val="Compact"/>
         <w:numPr>
           <w:ilvl w:val="0"/>
-          <w:numId w:val="1055"/>
+          <w:numId w:val="1056"/>
         </w:numPr>
       </w:pPr>
       <w:r>
@@ -25506,7 +27836,7 @@
         <w:pStyle w:val="Compact"/>
         <w:numPr>
           <w:ilvl w:val="0"/>
-          <w:numId w:val="1055"/>
+          <w:numId w:val="1056"/>
         </w:numPr>
       </w:pPr>
       <w:r>
@@ -25543,7 +27873,7 @@
         <w:pStyle w:val="Compact"/>
         <w:numPr>
           <w:ilvl w:val="0"/>
-          <w:numId w:val="1055"/>
+          <w:numId w:val="1056"/>
         </w:numPr>
       </w:pPr>
       <w:r>
@@ -25595,7 +27925,7 @@
         <w:pStyle w:val="Compact"/>
         <w:numPr>
           <w:ilvl w:val="0"/>
-          <w:numId w:val="1055"/>
+          <w:numId w:val="1056"/>
         </w:numPr>
       </w:pPr>
       <w:r>
@@ -25632,7 +27962,7 @@
         <w:pStyle w:val="Compact"/>
         <w:numPr>
           <w:ilvl w:val="0"/>
-          <w:numId w:val="1055"/>
+          <w:numId w:val="1056"/>
         </w:numPr>
       </w:pPr>
       <w:r>
@@ -25669,7 +27999,7 @@
         <w:pStyle w:val="Compact"/>
         <w:numPr>
           <w:ilvl w:val="0"/>
-          <w:numId w:val="1055"/>
+          <w:numId w:val="1056"/>
         </w:numPr>
       </w:pPr>
       <w:r>
@@ -25703,7 +28033,7 @@
         <w:pStyle w:val="Compact"/>
         <w:numPr>
           <w:ilvl w:val="0"/>
-          <w:numId w:val="1055"/>
+          <w:numId w:val="1056"/>
         </w:numPr>
       </w:pPr>
       <w:r>
@@ -25732,8 +28062,8 @@
         <w:t xml:space="preserve">.</w:t>
       </w:r>
     </w:p>
-    <w:bookmarkEnd w:id="88"/>
-    <w:bookmarkStart w:id="89" w:name="Xa7f277198d12b28d5286c21dad8fb7bd35a3d83"/>
+    <w:bookmarkEnd w:id="90"/>
+    <w:bookmarkStart w:id="91" w:name="Xa7f277198d12b28d5286c21dad8fb7bd35a3d83"/>
     <w:p>
       <w:pPr>
         <w:pStyle w:val="Heading3"/>
@@ -26718,8 +29048,8 @@
         <w:t xml:space="preserve">per ticket bug.</w:t>
       </w:r>
     </w:p>
-    <w:bookmarkEnd w:id="89"/>
-    <w:bookmarkStart w:id="90" w:name="lampiran-b-bug-register-b01..b11"/>
+    <w:bookmarkEnd w:id="91"/>
+    <w:bookmarkStart w:id="92" w:name="lampiran-b-bug-register-b01..b11"/>
     <w:p>
       <w:pPr>
         <w:pStyle w:val="Heading3"/>
@@ -27365,8 +29695,8 @@
         </w:tc>
       </w:tr>
     </w:tbl>
-    <w:bookmarkEnd w:id="90"/>
-    <w:bookmarkStart w:id="91" w:name="lampiran-c-adr-index"/>
+    <w:bookmarkEnd w:id="92"/>
+    <w:bookmarkStart w:id="93" w:name="lampiran-c-adr-index"/>
     <w:p>
       <w:pPr>
         <w:pStyle w:val="Heading3"/>
@@ -27805,8 +30135,8 @@
         </w:tc>
       </w:tr>
     </w:tbl>
-    <w:bookmarkEnd w:id="91"/>
-    <w:bookmarkStart w:id="92" w:name="lampiran-d-diagram-index"/>
+    <w:bookmarkEnd w:id="93"/>
+    <w:bookmarkStart w:id="94" w:name="lampiran-d-diagram-index"/>
     <w:p>
       <w:pPr>
         <w:pStyle w:val="Heading3"/>
@@ -28638,9 +30968,9 @@
         </w:pict>
       </w:r>
     </w:p>
-    <w:bookmarkEnd w:id="92"/>
-    <w:bookmarkEnd w:id="93"/>
-    <w:bookmarkStart w:id="94" w:name="riwayat-revisi"/>
+    <w:bookmarkEnd w:id="94"/>
+    <w:bookmarkEnd w:id="95"/>
+    <w:bookmarkStart w:id="96" w:name="riwayat-revisi"/>
     <w:p>
       <w:pPr>
         <w:pStyle w:val="Heading2"/>
@@ -28773,8 +31103,8 @@
         <w:t xml:space="preserve">(End of AS-BUILT.md)</w:t>
       </w:r>
     </w:p>
-    <w:bookmarkEnd w:id="94"/>
-    <w:bookmarkEnd w:id="95"/>
+    <w:bookmarkEnd w:id="96"/>
+    <w:bookmarkEnd w:id="97"/>
     <w:sectPr>
       <w:footnotePr>
         <w:numRestart w:val="eachSect"/>
@@ -29478,10 +31808,37 @@
     </w:lvlOverride>
   </w:num>
   <w:num w:numId="1021">
-    <w:abstractNumId w:val="991"/>
+    <w:abstractNumId w:val="99411"/>
+    <w:lvlOverride w:ilvl="0">
+      <w:startOverride w:val="1"/>
+    </w:lvlOverride>
+    <w:lvlOverride w:ilvl="1">
+      <w:startOverride w:val="1"/>
+    </w:lvlOverride>
+    <w:lvlOverride w:ilvl="2">
+      <w:startOverride w:val="1"/>
+    </w:lvlOverride>
+    <w:lvlOverride w:ilvl="3">
+      <w:startOverride w:val="1"/>
+    </w:lvlOverride>
+    <w:lvlOverride w:ilvl="4">
+      <w:startOverride w:val="1"/>
+    </w:lvlOverride>
+    <w:lvlOverride w:ilvl="5">
+      <w:startOverride w:val="1"/>
+    </w:lvlOverride>
+    <w:lvlOverride w:ilvl="6">
+      <w:startOverride w:val="1"/>
+    </w:lvlOverride>
+    <w:lvlOverride w:ilvl="7">
+      <w:startOverride w:val="1"/>
+    </w:lvlOverride>
+    <w:lvlOverride w:ilvl="8">
+      <w:startOverride w:val="1"/>
+    </w:lvlOverride>
   </w:num>
   <w:num w:numId="1022">
-    <w:abstractNumId w:val="993"/>
+    <w:abstractNumId w:val="991"/>
   </w:num>
   <w:num w:numId="1023">
     <w:abstractNumId w:val="993"/>
@@ -29526,13 +31883,13 @@
     <w:abstractNumId w:val="993"/>
   </w:num>
   <w:num w:numId="1037">
+    <w:abstractNumId w:val="993"/>
+  </w:num>
+  <w:num w:numId="1038">
     <w:abstractNumId w:val="992"/>
   </w:num>
-  <w:num w:numId="1038">
+  <w:num w:numId="1039">
     <w:abstractNumId w:val="993"/>
-  </w:num>
-  <w:num w:numId="1039">
-    <w:abstractNumId w:val="992"/>
   </w:num>
   <w:num w:numId="1040">
     <w:abstractNumId w:val="992"/>
@@ -29541,7 +31898,7 @@
     <w:abstractNumId w:val="992"/>
   </w:num>
   <w:num w:numId="1042">
-    <w:abstractNumId w:val="993"/>
+    <w:abstractNumId w:val="992"/>
   </w:num>
   <w:num w:numId="1043">
     <w:abstractNumId w:val="993"/>
@@ -29571,7 +31928,7 @@
     <w:abstractNumId w:val="993"/>
   </w:num>
   <w:num w:numId="1052">
-    <w:abstractNumId w:val="992"/>
+    <w:abstractNumId w:val="993"/>
   </w:num>
   <w:num w:numId="1053">
     <w:abstractNumId w:val="992"/>
@@ -29580,6 +31937,9 @@
     <w:abstractNumId w:val="992"/>
   </w:num>
   <w:num w:numId="1055">
+    <w:abstractNumId w:val="992"/>
+  </w:num>
+  <w:num w:numId="1056">
     <w:abstractNumId w:val="99411"/>
     <w:lvlOverride w:ilvl="0">
       <w:startOverride w:val="1"/>

--- a/docs/deliverable/AS-BUILT.docx
+++ b/docs/deliverable/AS-BUILT.docx
@@ -22632,7 +22632,7 @@
               <w:t xml:space="preserve">api/routes/safety_routes.py</w:t>
             </w:r>
             <w:r>
-              <w:t xml:space="preserve">; commit SHA TBD pada sync time, lihat backend git log untuk hash W5-FIX-CRITICAL final)</w:t>
+              <w:t xml:space="preserve">; commit b5a98e8 (backend) plus 40754cd (frontend))</w:t>
             </w:r>
           </w:p>
         </w:tc>
@@ -23225,7 +23225,7 @@
               <w:t xml:space="preserve"> </w:t>
             </w:r>
             <w:r>
-              <w:t xml:space="preserve">(commit SHA TBD pada sync time)</w:t>
+              <w:t xml:space="preserve">(commit b5a98e8 (backend) plus 40754cd (frontend))</w:t>
             </w:r>
           </w:p>
         </w:tc>
@@ -23594,7 +23594,7 @@
                 <w:b/>
                 <w:bCs/>
               </w:rPr>
-              <w:t xml:space="preserve">(commit SHA TBD pada sync time)</w:t>
+              <w:t xml:space="preserve">(commit b5a98e8 (backend) plus 40754cd (frontend))</w:t>
             </w:r>
           </w:p>
         </w:tc>
@@ -23776,7 +23776,7 @@
               <w:t xml:space="preserve"> </w:t>
             </w:r>
             <w:r>
-              <w:t xml:space="preserve">(commit SHA TBD pada sync time); Cloud Run gunicorn worker tetap single-threaded per request namun threadpool serialisasi via lock</w:t>
+              <w:t xml:space="preserve">(commit b5a98e8 (backend) plus 40754cd (frontend)); Cloud Run gunicorn worker tetap single-threaded per request namun threadpool serialisasi via lock</w:t>
             </w:r>
           </w:p>
         </w:tc>
@@ -24095,7 +24095,7 @@
               <w:t xml:space="preserve"> </w:t>
             </w:r>
             <w:r>
-              <w:t xml:space="preserve">(commit SHA TBD pada sync time)</w:t>
+              <w:t xml:space="preserve">(commit b5a98e8 (backend) plus 40754cd (frontend))</w:t>
             </w:r>
           </w:p>
         </w:tc>
